--- a/Fájlok/Felhasználói dokumentáció.docx
+++ b/Fájlok/Felhasználói dokumentáció.docx
@@ -887,15 +887,7 @@
           </w:tcPr>
           <w:p>
             <w:r>
-              <w:t>Termék(</w:t>
-            </w:r>
-            <w:proofErr w:type="spellStart"/>
-            <w:r>
-              <w:t>ek</w:t>
-            </w:r>
-            <w:proofErr w:type="spellEnd"/>
-            <w:r>
-              <w:t>) rendelése</w:t>
+              <w:t>Termék(ek) rendelése</w:t>
             </w:r>
           </w:p>
         </w:tc>
@@ -1060,13 +1052,8 @@
           <w:numId w:val="13"/>
         </w:numPr>
       </w:pPr>
-      <w:proofErr w:type="spellStart"/>
       <w:r>
-        <w:t>Admin</w:t>
-      </w:r>
-      <w:proofErr w:type="spellEnd"/>
-      <w:r>
-        <w:t xml:space="preserve"> felület</w:t>
+        <w:t>Admin felület</w:t>
       </w:r>
     </w:p>
     <w:p>
@@ -1179,15 +1166,7 @@
         <w:pStyle w:val="Stlus3"/>
       </w:pPr>
       <w:r>
-        <w:t>Termék(</w:t>
-      </w:r>
-      <w:proofErr w:type="spellStart"/>
-      <w:r>
-        <w:t>ek</w:t>
-      </w:r>
-      <w:proofErr w:type="spellEnd"/>
-      <w:r>
-        <w:t>) rendelése</w:t>
+        <w:t>Termék(ek) rendelése</w:t>
       </w:r>
     </w:p>
     <w:p/>
@@ -1232,13 +1211,339 @@
         <w:pStyle w:val="Stlus2"/>
       </w:pPr>
     </w:p>
+    <w:p/>
+    <w:p/>
+    <w:p>
+      <w:r>
+        <w:drawing>
+          <wp:inline distT="0" distB="0" distL="0" distR="0" wp14:anchorId="44F0ABC3" wp14:editId="5103DBF1">
+            <wp:extent cx="5760720" cy="2667000"/>
+            <wp:effectExtent l="0" t="0" r="0" b="0"/>
+            <wp:docPr id="1" name="Kép 1"/>
+            <wp:cNvGraphicFramePr>
+              <a:graphicFrameLocks xmlns:a="http://schemas.openxmlformats.org/drawingml/2006/main" noChangeAspect="1"/>
+            </wp:cNvGraphicFramePr>
+            <a:graphic xmlns:a="http://schemas.openxmlformats.org/drawingml/2006/main">
+              <a:graphicData uri="http://schemas.openxmlformats.org/drawingml/2006/picture">
+                <pic:pic xmlns:pic="http://schemas.openxmlformats.org/drawingml/2006/picture">
+                  <pic:nvPicPr>
+                    <pic:cNvPr id="1" name=""/>
+                    <pic:cNvPicPr/>
+                  </pic:nvPicPr>
+                  <pic:blipFill>
+                    <a:blip r:embed="rId9"/>
+                    <a:stretch>
+                      <a:fillRect/>
+                    </a:stretch>
+                  </pic:blipFill>
+                  <pic:spPr>
+                    <a:xfrm>
+                      <a:off x="0" y="0"/>
+                      <a:ext cx="5760720" cy="2667000"/>
+                    </a:xfrm>
+                    <a:prstGeom prst="rect">
+                      <a:avLst/>
+                    </a:prstGeom>
+                  </pic:spPr>
+                </pic:pic>
+              </a:graphicData>
+            </a:graphic>
+          </wp:inline>
+        </w:drawing>
+      </w:r>
+    </w:p>
+    <w:p/>
+    <w:p>
+      <w:r>
+        <w:lastRenderedPageBreak/>
+        <w:drawing>
+          <wp:inline distT="0" distB="0" distL="0" distR="0" wp14:anchorId="50721CF5" wp14:editId="586BA567">
+            <wp:extent cx="5760720" cy="2654935"/>
+            <wp:effectExtent l="0" t="0" r="0" b="0"/>
+            <wp:docPr id="2" name="Kép 2"/>
+            <wp:cNvGraphicFramePr>
+              <a:graphicFrameLocks xmlns:a="http://schemas.openxmlformats.org/drawingml/2006/main" noChangeAspect="1"/>
+            </wp:cNvGraphicFramePr>
+            <a:graphic xmlns:a="http://schemas.openxmlformats.org/drawingml/2006/main">
+              <a:graphicData uri="http://schemas.openxmlformats.org/drawingml/2006/picture">
+                <pic:pic xmlns:pic="http://schemas.openxmlformats.org/drawingml/2006/picture">
+                  <pic:nvPicPr>
+                    <pic:cNvPr id="1" name=""/>
+                    <pic:cNvPicPr/>
+                  </pic:nvPicPr>
+                  <pic:blipFill>
+                    <a:blip r:embed="rId10"/>
+                    <a:stretch>
+                      <a:fillRect/>
+                    </a:stretch>
+                  </pic:blipFill>
+                  <pic:spPr>
+                    <a:xfrm>
+                      <a:off x="0" y="0"/>
+                      <a:ext cx="5760720" cy="2654935"/>
+                    </a:xfrm>
+                    <a:prstGeom prst="rect">
+                      <a:avLst/>
+                    </a:prstGeom>
+                  </pic:spPr>
+                </pic:pic>
+              </a:graphicData>
+            </a:graphic>
+          </wp:inline>
+        </w:drawing>
+      </w:r>
+    </w:p>
+    <w:p/>
+    <w:p>
+      <w:r>
+        <w:drawing>
+          <wp:inline distT="0" distB="0" distL="0" distR="0" wp14:anchorId="7EF4F0FB" wp14:editId="433AA226">
+            <wp:extent cx="5760720" cy="3238500"/>
+            <wp:effectExtent l="0" t="0" r="0" b="0"/>
+            <wp:docPr id="3" name="Kép 3"/>
+            <wp:cNvGraphicFramePr>
+              <a:graphicFrameLocks xmlns:a="http://schemas.openxmlformats.org/drawingml/2006/main" noChangeAspect="1"/>
+            </wp:cNvGraphicFramePr>
+            <a:graphic xmlns:a="http://schemas.openxmlformats.org/drawingml/2006/main">
+              <a:graphicData uri="http://schemas.openxmlformats.org/drawingml/2006/picture">
+                <pic:pic xmlns:pic="http://schemas.openxmlformats.org/drawingml/2006/picture">
+                  <pic:nvPicPr>
+                    <pic:cNvPr id="1" name=""/>
+                    <pic:cNvPicPr/>
+                  </pic:nvPicPr>
+                  <pic:blipFill>
+                    <a:blip r:embed="rId11"/>
+                    <a:stretch>
+                      <a:fillRect/>
+                    </a:stretch>
+                  </pic:blipFill>
+                  <pic:spPr>
+                    <a:xfrm>
+                      <a:off x="0" y="0"/>
+                      <a:ext cx="5760720" cy="3238500"/>
+                    </a:xfrm>
+                    <a:prstGeom prst="rect">
+                      <a:avLst/>
+                    </a:prstGeom>
+                  </pic:spPr>
+                </pic:pic>
+              </a:graphicData>
+            </a:graphic>
+          </wp:inline>
+        </w:drawing>
+      </w:r>
+    </w:p>
+    <w:p/>
+    <w:p>
+      <w:r>
+        <w:lastRenderedPageBreak/>
+        <w:drawing>
+          <wp:inline distT="0" distB="0" distL="0" distR="0" wp14:anchorId="2EA7E5ED" wp14:editId="407779CA">
+            <wp:extent cx="5760720" cy="2695575"/>
+            <wp:effectExtent l="0" t="0" r="0" b="9525"/>
+            <wp:docPr id="4" name="Kép 4"/>
+            <wp:cNvGraphicFramePr>
+              <a:graphicFrameLocks xmlns:a="http://schemas.openxmlformats.org/drawingml/2006/main" noChangeAspect="1"/>
+            </wp:cNvGraphicFramePr>
+            <a:graphic xmlns:a="http://schemas.openxmlformats.org/drawingml/2006/main">
+              <a:graphicData uri="http://schemas.openxmlformats.org/drawingml/2006/picture">
+                <pic:pic xmlns:pic="http://schemas.openxmlformats.org/drawingml/2006/picture">
+                  <pic:nvPicPr>
+                    <pic:cNvPr id="1" name=""/>
+                    <pic:cNvPicPr/>
+                  </pic:nvPicPr>
+                  <pic:blipFill>
+                    <a:blip r:embed="rId12"/>
+                    <a:stretch>
+                      <a:fillRect/>
+                    </a:stretch>
+                  </pic:blipFill>
+                  <pic:spPr>
+                    <a:xfrm>
+                      <a:off x="0" y="0"/>
+                      <a:ext cx="5760720" cy="2695575"/>
+                    </a:xfrm>
+                    <a:prstGeom prst="rect">
+                      <a:avLst/>
+                    </a:prstGeom>
+                  </pic:spPr>
+                </pic:pic>
+              </a:graphicData>
+            </a:graphic>
+          </wp:inline>
+        </w:drawing>
+      </w:r>
+    </w:p>
+    <w:p/>
+    <w:p>
+      <w:r>
+        <w:drawing>
+          <wp:inline distT="0" distB="0" distL="0" distR="0" wp14:anchorId="102DB4EB" wp14:editId="4482590A">
+            <wp:extent cx="2991267" cy="3067478"/>
+            <wp:effectExtent l="0" t="0" r="0" b="0"/>
+            <wp:docPr id="5" name="Kép 5"/>
+            <wp:cNvGraphicFramePr>
+              <a:graphicFrameLocks xmlns:a="http://schemas.openxmlformats.org/drawingml/2006/main" noChangeAspect="1"/>
+            </wp:cNvGraphicFramePr>
+            <a:graphic xmlns:a="http://schemas.openxmlformats.org/drawingml/2006/main">
+              <a:graphicData uri="http://schemas.openxmlformats.org/drawingml/2006/picture">
+                <pic:pic xmlns:pic="http://schemas.openxmlformats.org/drawingml/2006/picture">
+                  <pic:nvPicPr>
+                    <pic:cNvPr id="1" name=""/>
+                    <pic:cNvPicPr/>
+                  </pic:nvPicPr>
+                  <pic:blipFill>
+                    <a:blip r:embed="rId13"/>
+                    <a:stretch>
+                      <a:fillRect/>
+                    </a:stretch>
+                  </pic:blipFill>
+                  <pic:spPr>
+                    <a:xfrm>
+                      <a:off x="0" y="0"/>
+                      <a:ext cx="2991267" cy="3067478"/>
+                    </a:xfrm>
+                    <a:prstGeom prst="rect">
+                      <a:avLst/>
+                    </a:prstGeom>
+                  </pic:spPr>
+                </pic:pic>
+              </a:graphicData>
+            </a:graphic>
+          </wp:inline>
+        </w:drawing>
+      </w:r>
+    </w:p>
+    <w:p/>
+    <w:p>
+      <w:r>
+        <w:lastRenderedPageBreak/>
+        <w:drawing>
+          <wp:inline distT="0" distB="0" distL="0" distR="0" wp14:anchorId="7225D9BB" wp14:editId="311ECD93">
+            <wp:extent cx="3019846" cy="3277057"/>
+            <wp:effectExtent l="0" t="0" r="9525" b="0"/>
+            <wp:docPr id="8" name="Kép 8"/>
+            <wp:cNvGraphicFramePr>
+              <a:graphicFrameLocks xmlns:a="http://schemas.openxmlformats.org/drawingml/2006/main" noChangeAspect="1"/>
+            </wp:cNvGraphicFramePr>
+            <a:graphic xmlns:a="http://schemas.openxmlformats.org/drawingml/2006/main">
+              <a:graphicData uri="http://schemas.openxmlformats.org/drawingml/2006/picture">
+                <pic:pic xmlns:pic="http://schemas.openxmlformats.org/drawingml/2006/picture">
+                  <pic:nvPicPr>
+                    <pic:cNvPr id="1" name=""/>
+                    <pic:cNvPicPr/>
+                  </pic:nvPicPr>
+                  <pic:blipFill>
+                    <a:blip r:embed="rId14"/>
+                    <a:stretch>
+                      <a:fillRect/>
+                    </a:stretch>
+                  </pic:blipFill>
+                  <pic:spPr>
+                    <a:xfrm>
+                      <a:off x="0" y="0"/>
+                      <a:ext cx="3019846" cy="3277057"/>
+                    </a:xfrm>
+                    <a:prstGeom prst="rect">
+                      <a:avLst/>
+                    </a:prstGeom>
+                  </pic:spPr>
+                </pic:pic>
+              </a:graphicData>
+            </a:graphic>
+          </wp:inline>
+        </w:drawing>
+      </w:r>
+    </w:p>
+    <w:p/>
+    <w:p>
+      <w:r>
+        <w:lastRenderedPageBreak/>
+        <w:drawing>
+          <wp:inline distT="0" distB="0" distL="0" distR="0" wp14:anchorId="00E3206A" wp14:editId="245F3F80">
+            <wp:extent cx="5430008" cy="6716062"/>
+            <wp:effectExtent l="0" t="0" r="0" b="8890"/>
+            <wp:docPr id="9" name="Kép 9"/>
+            <wp:cNvGraphicFramePr>
+              <a:graphicFrameLocks xmlns:a="http://schemas.openxmlformats.org/drawingml/2006/main" noChangeAspect="1"/>
+            </wp:cNvGraphicFramePr>
+            <a:graphic xmlns:a="http://schemas.openxmlformats.org/drawingml/2006/main">
+              <a:graphicData uri="http://schemas.openxmlformats.org/drawingml/2006/picture">
+                <pic:pic xmlns:pic="http://schemas.openxmlformats.org/drawingml/2006/picture">
+                  <pic:nvPicPr>
+                    <pic:cNvPr id="1" name=""/>
+                    <pic:cNvPicPr/>
+                  </pic:nvPicPr>
+                  <pic:blipFill>
+                    <a:blip r:embed="rId15"/>
+                    <a:stretch>
+                      <a:fillRect/>
+                    </a:stretch>
+                  </pic:blipFill>
+                  <pic:spPr>
+                    <a:xfrm>
+                      <a:off x="0" y="0"/>
+                      <a:ext cx="5430008" cy="6716062"/>
+                    </a:xfrm>
+                    <a:prstGeom prst="rect">
+                      <a:avLst/>
+                    </a:prstGeom>
+                  </pic:spPr>
+                </pic:pic>
+              </a:graphicData>
+            </a:graphic>
+          </wp:inline>
+        </w:drawing>
+      </w:r>
+    </w:p>
+    <w:p/>
+    <w:p>
+      <w:r>
+        <w:lastRenderedPageBreak/>
+        <w:drawing>
+          <wp:inline distT="0" distB="0" distL="0" distR="0" wp14:anchorId="6C17000D" wp14:editId="4969D1F5">
+            <wp:extent cx="2457793" cy="7573432"/>
+            <wp:effectExtent l="0" t="0" r="0" b="8890"/>
+            <wp:docPr id="10" name="Kép 10"/>
+            <wp:cNvGraphicFramePr>
+              <a:graphicFrameLocks xmlns:a="http://schemas.openxmlformats.org/drawingml/2006/main" noChangeAspect="1"/>
+            </wp:cNvGraphicFramePr>
+            <a:graphic xmlns:a="http://schemas.openxmlformats.org/drawingml/2006/main">
+              <a:graphicData uri="http://schemas.openxmlformats.org/drawingml/2006/picture">
+                <pic:pic xmlns:pic="http://schemas.openxmlformats.org/drawingml/2006/picture">
+                  <pic:nvPicPr>
+                    <pic:cNvPr id="1" name=""/>
+                    <pic:cNvPicPr/>
+                  </pic:nvPicPr>
+                  <pic:blipFill>
+                    <a:blip r:embed="rId16"/>
+                    <a:stretch>
+                      <a:fillRect/>
+                    </a:stretch>
+                  </pic:blipFill>
+                  <pic:spPr>
+                    <a:xfrm>
+                      <a:off x="0" y="0"/>
+                      <a:ext cx="2457793" cy="7573432"/>
+                    </a:xfrm>
+                    <a:prstGeom prst="rect">
+                      <a:avLst/>
+                    </a:prstGeom>
+                  </pic:spPr>
+                </pic:pic>
+              </a:graphicData>
+            </a:graphic>
+          </wp:inline>
+        </w:drawing>
+      </w:r>
+    </w:p>
     <w:sectPr>
-      <w:headerReference w:type="even" r:id="rId9"/>
-      <w:headerReference w:type="default" r:id="rId10"/>
-      <w:footerReference w:type="even" r:id="rId11"/>
-      <w:footerReference w:type="default" r:id="rId12"/>
-      <w:headerReference w:type="first" r:id="rId13"/>
-      <w:footerReference w:type="first" r:id="rId14"/>
+      <w:headerReference w:type="even" r:id="rId17"/>
+      <w:headerReference w:type="default" r:id="rId18"/>
+      <w:footerReference w:type="even" r:id="rId19"/>
+      <w:footerReference w:type="default" r:id="rId20"/>
+      <w:headerReference w:type="first" r:id="rId21"/>
+      <w:footerReference w:type="first" r:id="rId22"/>
       <w:pgSz w:w="11906" w:h="16838"/>
       <w:pgMar w:top="1417" w:right="1417" w:bottom="1417" w:left="1417" w:header="708" w:footer="708" w:gutter="0"/>
       <w:cols w:space="708"/>

--- a/Fájlok/Felhasználói dokumentáció.docx
+++ b/Fájlok/Felhasználói dokumentáció.docx
@@ -248,7 +248,7 @@
           <w:r>
             <w:fldChar w:fldCharType="separate"/>
           </w:r>
-          <w:hyperlink w:anchor="_Toc210131566" w:history="1">
+          <w:hyperlink w:anchor="_Toc225851160" w:history="1">
             <w:r>
               <w:rPr>
                 <w:rStyle w:val="Hiperhivatkozs"/>
@@ -291,7 +291,7 @@
                 <w:noProof/>
                 <w:webHidden/>
               </w:rPr>
-              <w:instrText xml:space="preserve"> PAGEREF _Toc210131566 \h </w:instrText>
+              <w:instrText xml:space="preserve"> PAGEREF _Toc225851160 \h </w:instrText>
             </w:r>
             <w:r>
               <w:rPr>
@@ -336,7 +336,7 @@
               <w:lang w:eastAsia="hu-HU"/>
             </w:rPr>
           </w:pPr>
-          <w:hyperlink w:anchor="_Toc210131567" w:history="1">
+          <w:hyperlink w:anchor="_Toc225851161" w:history="1">
             <w:r>
               <w:rPr>
                 <w:rStyle w:val="Hiperhivatkozs"/>
@@ -358,7 +358,7 @@
                 <w:rStyle w:val="Hiperhivatkozs"/>
                 <w:noProof/>
               </w:rPr>
-              <w:t>Alcím 1</w:t>
+              <w:t>Minimális rendszerkövetelmény</w:t>
             </w:r>
             <w:r>
               <w:rPr>
@@ -379,7 +379,7 @@
                 <w:noProof/>
                 <w:webHidden/>
               </w:rPr>
-              <w:instrText xml:space="preserve"> PAGEREF _Toc210131567 \h </w:instrText>
+              <w:instrText xml:space="preserve"> PAGEREF _Toc225851161 \h </w:instrText>
             </w:r>
             <w:r>
               <w:rPr>
@@ -400,94 +400,6 @@
                 <w:webHidden/>
               </w:rPr>
               <w:t>3</w:t>
-            </w:r>
-            <w:r>
-              <w:rPr>
-                <w:noProof/>
-                <w:webHidden/>
-              </w:rPr>
-              <w:fldChar w:fldCharType="end"/>
-            </w:r>
-          </w:hyperlink>
-        </w:p>
-        <w:p>
-          <w:pPr>
-            <w:pStyle w:val="TJ1"/>
-            <w:tabs>
-              <w:tab w:val="left" w:pos="440"/>
-              <w:tab w:val="right" w:leader="dot" w:pos="9062"/>
-            </w:tabs>
-            <w:rPr>
-              <w:rFonts w:asciiTheme="minorHAnsi" w:eastAsiaTheme="minorEastAsia" w:hAnsiTheme="minorHAnsi"/>
-              <w:noProof/>
-              <w:sz w:val="22"/>
-              <w:lang w:eastAsia="hu-HU"/>
-            </w:rPr>
-          </w:pPr>
-          <w:hyperlink w:anchor="_Toc210131568" w:history="1">
-            <w:r>
-              <w:rPr>
-                <w:rStyle w:val="Hiperhivatkozs"/>
-                <w:noProof/>
-              </w:rPr>
-              <w:t>2</w:t>
-            </w:r>
-            <w:r>
-              <w:rPr>
-                <w:rFonts w:asciiTheme="minorHAnsi" w:eastAsiaTheme="minorEastAsia" w:hAnsiTheme="minorHAnsi"/>
-                <w:noProof/>
-                <w:sz w:val="22"/>
-                <w:lang w:eastAsia="hu-HU"/>
-              </w:rPr>
-              <w:tab/>
-            </w:r>
-            <w:r>
-              <w:rPr>
-                <w:rStyle w:val="Hiperhivatkozs"/>
-                <w:noProof/>
-              </w:rPr>
-              <w:t>Cím 2</w:t>
-            </w:r>
-            <w:r>
-              <w:rPr>
-                <w:noProof/>
-                <w:webHidden/>
-              </w:rPr>
-              <w:tab/>
-            </w:r>
-            <w:r>
-              <w:rPr>
-                <w:noProof/>
-                <w:webHidden/>
-              </w:rPr>
-              <w:fldChar w:fldCharType="begin"/>
-            </w:r>
-            <w:r>
-              <w:rPr>
-                <w:noProof/>
-                <w:webHidden/>
-              </w:rPr>
-              <w:instrText xml:space="preserve"> PAGEREF _Toc210131568 \h </w:instrText>
-            </w:r>
-            <w:r>
-              <w:rPr>
-                <w:noProof/>
-                <w:webHidden/>
-              </w:rPr>
-            </w:r>
-            <w:r>
-              <w:rPr>
-                <w:noProof/>
-                <w:webHidden/>
-              </w:rPr>
-              <w:fldChar w:fldCharType="separate"/>
-            </w:r>
-            <w:r>
-              <w:rPr>
-                <w:noProof/>
-                <w:webHidden/>
-              </w:rPr>
-              <w:t>4</w:t>
             </w:r>
             <w:r>
               <w:rPr>
@@ -512,13 +424,13 @@
               <w:lang w:eastAsia="hu-HU"/>
             </w:rPr>
           </w:pPr>
-          <w:hyperlink w:anchor="_Toc210131569" w:history="1">
+          <w:hyperlink w:anchor="_Toc225851162" w:history="1">
             <w:r>
               <w:rPr>
                 <w:rStyle w:val="Hiperhivatkozs"/>
                 <w:noProof/>
               </w:rPr>
-              <w:t>2.1</w:t>
+              <w:t>1.2</w:t>
             </w:r>
             <w:r>
               <w:rPr>
@@ -534,7 +446,7 @@
                 <w:rStyle w:val="Hiperhivatkozs"/>
                 <w:noProof/>
               </w:rPr>
-              <w:t>Alcím 2</w:t>
+              <w:t>Oldal jogosultságok</w:t>
             </w:r>
             <w:r>
               <w:rPr>
@@ -555,7 +467,7 @@
                 <w:noProof/>
                 <w:webHidden/>
               </w:rPr>
-              <w:instrText xml:space="preserve"> PAGEREF _Toc210131569 \h </w:instrText>
+              <w:instrText xml:space="preserve"> PAGEREF _Toc225851162 \h </w:instrText>
             </w:r>
             <w:r>
               <w:rPr>
@@ -575,95 +487,7 @@
                 <w:noProof/>
                 <w:webHidden/>
               </w:rPr>
-              <w:t>4</w:t>
-            </w:r>
-            <w:r>
-              <w:rPr>
-                <w:noProof/>
-                <w:webHidden/>
-              </w:rPr>
-              <w:fldChar w:fldCharType="end"/>
-            </w:r>
-          </w:hyperlink>
-        </w:p>
-        <w:p>
-          <w:pPr>
-            <w:pStyle w:val="TJ1"/>
-            <w:tabs>
-              <w:tab w:val="left" w:pos="440"/>
-              <w:tab w:val="right" w:leader="dot" w:pos="9062"/>
-            </w:tabs>
-            <w:rPr>
-              <w:rFonts w:asciiTheme="minorHAnsi" w:eastAsiaTheme="minorEastAsia" w:hAnsiTheme="minorHAnsi"/>
-              <w:noProof/>
-              <w:sz w:val="22"/>
-              <w:lang w:eastAsia="hu-HU"/>
-            </w:rPr>
-          </w:pPr>
-          <w:hyperlink w:anchor="_Toc210131570" w:history="1">
-            <w:r>
-              <w:rPr>
-                <w:rStyle w:val="Hiperhivatkozs"/>
-                <w:noProof/>
-              </w:rPr>
               <w:t>3</w:t>
-            </w:r>
-            <w:r>
-              <w:rPr>
-                <w:rFonts w:asciiTheme="minorHAnsi" w:eastAsiaTheme="minorEastAsia" w:hAnsiTheme="minorHAnsi"/>
-                <w:noProof/>
-                <w:sz w:val="22"/>
-                <w:lang w:eastAsia="hu-HU"/>
-              </w:rPr>
-              <w:tab/>
-            </w:r>
-            <w:r>
-              <w:rPr>
-                <w:rStyle w:val="Hiperhivatkozs"/>
-                <w:noProof/>
-              </w:rPr>
-              <w:t>Cím 3</w:t>
-            </w:r>
-            <w:r>
-              <w:rPr>
-                <w:noProof/>
-                <w:webHidden/>
-              </w:rPr>
-              <w:tab/>
-            </w:r>
-            <w:r>
-              <w:rPr>
-                <w:noProof/>
-                <w:webHidden/>
-              </w:rPr>
-              <w:fldChar w:fldCharType="begin"/>
-            </w:r>
-            <w:r>
-              <w:rPr>
-                <w:noProof/>
-                <w:webHidden/>
-              </w:rPr>
-              <w:instrText xml:space="preserve"> PAGEREF _Toc210131570 \h </w:instrText>
-            </w:r>
-            <w:r>
-              <w:rPr>
-                <w:noProof/>
-                <w:webHidden/>
-              </w:rPr>
-            </w:r>
-            <w:r>
-              <w:rPr>
-                <w:noProof/>
-                <w:webHidden/>
-              </w:rPr>
-              <w:fldChar w:fldCharType="separate"/>
-            </w:r>
-            <w:r>
-              <w:rPr>
-                <w:noProof/>
-                <w:webHidden/>
-              </w:rPr>
-              <w:t>5</w:t>
             </w:r>
             <w:r>
               <w:rPr>
@@ -688,13 +512,13 @@
               <w:lang w:eastAsia="hu-HU"/>
             </w:rPr>
           </w:pPr>
-          <w:hyperlink w:anchor="_Toc210131571" w:history="1">
+          <w:hyperlink w:anchor="_Toc225851163" w:history="1">
             <w:r>
               <w:rPr>
                 <w:rStyle w:val="Hiperhivatkozs"/>
                 <w:noProof/>
               </w:rPr>
-              <w:t>3.1</w:t>
+              <w:t>1.3</w:t>
             </w:r>
             <w:r>
               <w:rPr>
@@ -710,7 +534,7 @@
                 <w:rStyle w:val="Hiperhivatkozs"/>
                 <w:noProof/>
               </w:rPr>
-              <w:t>Alcím 3</w:t>
+              <w:t>Regisztráció</w:t>
             </w:r>
             <w:r>
               <w:rPr>
@@ -731,7 +555,7 @@
                 <w:noProof/>
                 <w:webHidden/>
               </w:rPr>
-              <w:instrText xml:space="preserve"> PAGEREF _Toc210131571 \h </w:instrText>
+              <w:instrText xml:space="preserve"> PAGEREF _Toc225851163 \h </w:instrText>
             </w:r>
             <w:r>
               <w:rPr>
@@ -751,7 +575,928 @@
                 <w:noProof/>
                 <w:webHidden/>
               </w:rPr>
-              <w:t>5</w:t>
+              <w:t>3</w:t>
+            </w:r>
+            <w:r>
+              <w:rPr>
+                <w:noProof/>
+                <w:webHidden/>
+              </w:rPr>
+              <w:fldChar w:fldCharType="end"/>
+            </w:r>
+          </w:hyperlink>
+        </w:p>
+        <w:p>
+          <w:pPr>
+            <w:pStyle w:val="TJ2"/>
+            <w:tabs>
+              <w:tab w:val="left" w:pos="880"/>
+              <w:tab w:val="right" w:leader="dot" w:pos="9062"/>
+            </w:tabs>
+            <w:rPr>
+              <w:rFonts w:asciiTheme="minorHAnsi" w:eastAsiaTheme="minorEastAsia" w:hAnsiTheme="minorHAnsi"/>
+              <w:noProof/>
+              <w:sz w:val="22"/>
+              <w:lang w:eastAsia="hu-HU"/>
+            </w:rPr>
+          </w:pPr>
+          <w:hyperlink w:anchor="_Toc225851164" w:history="1">
+            <w:r>
+              <w:rPr>
+                <w:rStyle w:val="Hiperhivatkozs"/>
+                <w:noProof/>
+              </w:rPr>
+              <w:t>1.4</w:t>
+            </w:r>
+            <w:r>
+              <w:rPr>
+                <w:rFonts w:asciiTheme="minorHAnsi" w:eastAsiaTheme="minorEastAsia" w:hAnsiTheme="minorHAnsi"/>
+                <w:noProof/>
+                <w:sz w:val="22"/>
+                <w:lang w:eastAsia="hu-HU"/>
+              </w:rPr>
+              <w:tab/>
+            </w:r>
+            <w:r>
+              <w:rPr>
+                <w:rStyle w:val="Hiperhivatkozs"/>
+                <w:noProof/>
+              </w:rPr>
+              <w:t>Belépés</w:t>
+            </w:r>
+            <w:r>
+              <w:rPr>
+                <w:noProof/>
+                <w:webHidden/>
+              </w:rPr>
+              <w:tab/>
+            </w:r>
+            <w:r>
+              <w:rPr>
+                <w:noProof/>
+                <w:webHidden/>
+              </w:rPr>
+              <w:fldChar w:fldCharType="begin"/>
+            </w:r>
+            <w:r>
+              <w:rPr>
+                <w:noProof/>
+                <w:webHidden/>
+              </w:rPr>
+              <w:instrText xml:space="preserve"> PAGEREF _Toc225851164 \h </w:instrText>
+            </w:r>
+            <w:r>
+              <w:rPr>
+                <w:noProof/>
+                <w:webHidden/>
+              </w:rPr>
+            </w:r>
+            <w:r>
+              <w:rPr>
+                <w:noProof/>
+                <w:webHidden/>
+              </w:rPr>
+              <w:fldChar w:fldCharType="separate"/>
+            </w:r>
+            <w:r>
+              <w:rPr>
+                <w:noProof/>
+                <w:webHidden/>
+              </w:rPr>
+              <w:t>3</w:t>
+            </w:r>
+            <w:r>
+              <w:rPr>
+                <w:noProof/>
+                <w:webHidden/>
+              </w:rPr>
+              <w:fldChar w:fldCharType="end"/>
+            </w:r>
+          </w:hyperlink>
+        </w:p>
+        <w:p>
+          <w:pPr>
+            <w:pStyle w:val="TJ2"/>
+            <w:tabs>
+              <w:tab w:val="left" w:pos="880"/>
+              <w:tab w:val="right" w:leader="dot" w:pos="9062"/>
+            </w:tabs>
+            <w:rPr>
+              <w:rFonts w:asciiTheme="minorHAnsi" w:eastAsiaTheme="minorEastAsia" w:hAnsiTheme="minorHAnsi"/>
+              <w:noProof/>
+              <w:sz w:val="22"/>
+              <w:lang w:eastAsia="hu-HU"/>
+            </w:rPr>
+          </w:pPr>
+          <w:hyperlink w:anchor="_Toc225851165" w:history="1">
+            <w:r>
+              <w:rPr>
+                <w:rStyle w:val="Hiperhivatkozs"/>
+                <w:noProof/>
+              </w:rPr>
+              <w:t>1.5</w:t>
+            </w:r>
+            <w:r>
+              <w:rPr>
+                <w:rFonts w:asciiTheme="minorHAnsi" w:eastAsiaTheme="minorEastAsia" w:hAnsiTheme="minorHAnsi"/>
+                <w:noProof/>
+                <w:sz w:val="22"/>
+                <w:lang w:eastAsia="hu-HU"/>
+              </w:rPr>
+              <w:tab/>
+            </w:r>
+            <w:r>
+              <w:rPr>
+                <w:rStyle w:val="Hiperhivatkozs"/>
+                <w:noProof/>
+              </w:rPr>
+              <w:t>Profil oldal</w:t>
+            </w:r>
+            <w:r>
+              <w:rPr>
+                <w:noProof/>
+                <w:webHidden/>
+              </w:rPr>
+              <w:tab/>
+            </w:r>
+            <w:r>
+              <w:rPr>
+                <w:noProof/>
+                <w:webHidden/>
+              </w:rPr>
+              <w:fldChar w:fldCharType="begin"/>
+            </w:r>
+            <w:r>
+              <w:rPr>
+                <w:noProof/>
+                <w:webHidden/>
+              </w:rPr>
+              <w:instrText xml:space="preserve"> PAGEREF _Toc225851165 \h </w:instrText>
+            </w:r>
+            <w:r>
+              <w:rPr>
+                <w:noProof/>
+                <w:webHidden/>
+              </w:rPr>
+            </w:r>
+            <w:r>
+              <w:rPr>
+                <w:noProof/>
+                <w:webHidden/>
+              </w:rPr>
+              <w:fldChar w:fldCharType="separate"/>
+            </w:r>
+            <w:r>
+              <w:rPr>
+                <w:noProof/>
+                <w:webHidden/>
+              </w:rPr>
+              <w:t>3</w:t>
+            </w:r>
+            <w:r>
+              <w:rPr>
+                <w:noProof/>
+                <w:webHidden/>
+              </w:rPr>
+              <w:fldChar w:fldCharType="end"/>
+            </w:r>
+          </w:hyperlink>
+        </w:p>
+        <w:p>
+          <w:pPr>
+            <w:pStyle w:val="TJ3"/>
+            <w:tabs>
+              <w:tab w:val="left" w:pos="1320"/>
+              <w:tab w:val="right" w:leader="dot" w:pos="9062"/>
+            </w:tabs>
+            <w:rPr>
+              <w:noProof/>
+            </w:rPr>
+          </w:pPr>
+          <w:hyperlink w:anchor="_Toc225851166" w:history="1">
+            <w:r>
+              <w:rPr>
+                <w:rStyle w:val="Hiperhivatkozs"/>
+                <w:noProof/>
+              </w:rPr>
+              <w:t>1.5.1</w:t>
+            </w:r>
+            <w:r>
+              <w:rPr>
+                <w:noProof/>
+              </w:rPr>
+              <w:tab/>
+            </w:r>
+            <w:r>
+              <w:rPr>
+                <w:rStyle w:val="Hiperhivatkozs"/>
+                <w:noProof/>
+              </w:rPr>
+              <w:t>Poszt hozzáadása és szerkesztése</w:t>
+            </w:r>
+            <w:r>
+              <w:rPr>
+                <w:noProof/>
+                <w:webHidden/>
+              </w:rPr>
+              <w:tab/>
+            </w:r>
+            <w:r>
+              <w:rPr>
+                <w:noProof/>
+                <w:webHidden/>
+              </w:rPr>
+              <w:fldChar w:fldCharType="begin"/>
+            </w:r>
+            <w:r>
+              <w:rPr>
+                <w:noProof/>
+                <w:webHidden/>
+              </w:rPr>
+              <w:instrText xml:space="preserve"> PAGEREF _Toc225851166 \h </w:instrText>
+            </w:r>
+            <w:r>
+              <w:rPr>
+                <w:noProof/>
+                <w:webHidden/>
+              </w:rPr>
+            </w:r>
+            <w:r>
+              <w:rPr>
+                <w:noProof/>
+                <w:webHidden/>
+              </w:rPr>
+              <w:fldChar w:fldCharType="separate"/>
+            </w:r>
+            <w:r>
+              <w:rPr>
+                <w:noProof/>
+                <w:webHidden/>
+              </w:rPr>
+              <w:t>3</w:t>
+            </w:r>
+            <w:r>
+              <w:rPr>
+                <w:noProof/>
+                <w:webHidden/>
+              </w:rPr>
+              <w:fldChar w:fldCharType="end"/>
+            </w:r>
+          </w:hyperlink>
+        </w:p>
+        <w:p>
+          <w:pPr>
+            <w:pStyle w:val="TJ2"/>
+            <w:tabs>
+              <w:tab w:val="left" w:pos="880"/>
+              <w:tab w:val="right" w:leader="dot" w:pos="9062"/>
+            </w:tabs>
+            <w:rPr>
+              <w:rFonts w:asciiTheme="minorHAnsi" w:eastAsiaTheme="minorEastAsia" w:hAnsiTheme="minorHAnsi"/>
+              <w:noProof/>
+              <w:sz w:val="22"/>
+              <w:lang w:eastAsia="hu-HU"/>
+            </w:rPr>
+          </w:pPr>
+          <w:hyperlink w:anchor="_Toc225851167" w:history="1">
+            <w:r>
+              <w:rPr>
+                <w:rStyle w:val="Hiperhivatkozs"/>
+                <w:noProof/>
+              </w:rPr>
+              <w:t>1.6</w:t>
+            </w:r>
+            <w:r>
+              <w:rPr>
+                <w:rFonts w:asciiTheme="minorHAnsi" w:eastAsiaTheme="minorEastAsia" w:hAnsiTheme="minorHAnsi"/>
+                <w:noProof/>
+                <w:sz w:val="22"/>
+                <w:lang w:eastAsia="hu-HU"/>
+              </w:rPr>
+              <w:tab/>
+            </w:r>
+            <w:r>
+              <w:rPr>
+                <w:rStyle w:val="Hiperhivatkozs"/>
+                <w:noProof/>
+              </w:rPr>
+              <w:t>Adminisztrációs felület</w:t>
+            </w:r>
+            <w:r>
+              <w:rPr>
+                <w:noProof/>
+                <w:webHidden/>
+              </w:rPr>
+              <w:tab/>
+            </w:r>
+            <w:r>
+              <w:rPr>
+                <w:noProof/>
+                <w:webHidden/>
+              </w:rPr>
+              <w:fldChar w:fldCharType="begin"/>
+            </w:r>
+            <w:r>
+              <w:rPr>
+                <w:noProof/>
+                <w:webHidden/>
+              </w:rPr>
+              <w:instrText xml:space="preserve"> PAGEREF _Toc225851167 \h </w:instrText>
+            </w:r>
+            <w:r>
+              <w:rPr>
+                <w:noProof/>
+                <w:webHidden/>
+              </w:rPr>
+            </w:r>
+            <w:r>
+              <w:rPr>
+                <w:noProof/>
+                <w:webHidden/>
+              </w:rPr>
+              <w:fldChar w:fldCharType="separate"/>
+            </w:r>
+            <w:r>
+              <w:rPr>
+                <w:noProof/>
+                <w:webHidden/>
+              </w:rPr>
+              <w:t>4</w:t>
+            </w:r>
+            <w:r>
+              <w:rPr>
+                <w:noProof/>
+                <w:webHidden/>
+              </w:rPr>
+              <w:fldChar w:fldCharType="end"/>
+            </w:r>
+          </w:hyperlink>
+        </w:p>
+        <w:p>
+          <w:pPr>
+            <w:pStyle w:val="TJ2"/>
+            <w:tabs>
+              <w:tab w:val="left" w:pos="880"/>
+              <w:tab w:val="right" w:leader="dot" w:pos="9062"/>
+            </w:tabs>
+            <w:rPr>
+              <w:rFonts w:asciiTheme="minorHAnsi" w:eastAsiaTheme="minorEastAsia" w:hAnsiTheme="minorHAnsi"/>
+              <w:noProof/>
+              <w:sz w:val="22"/>
+              <w:lang w:eastAsia="hu-HU"/>
+            </w:rPr>
+          </w:pPr>
+          <w:hyperlink w:anchor="_Toc225851168" w:history="1">
+            <w:r>
+              <w:rPr>
+                <w:rStyle w:val="Hiperhivatkozs"/>
+                <w:noProof/>
+              </w:rPr>
+              <w:t>1.7</w:t>
+            </w:r>
+            <w:r>
+              <w:rPr>
+                <w:rFonts w:asciiTheme="minorHAnsi" w:eastAsiaTheme="minorEastAsia" w:hAnsiTheme="minorHAnsi"/>
+                <w:noProof/>
+                <w:sz w:val="22"/>
+                <w:lang w:eastAsia="hu-HU"/>
+              </w:rPr>
+              <w:tab/>
+            </w:r>
+            <w:r>
+              <w:rPr>
+                <w:rStyle w:val="Hiperhivatkozs"/>
+                <w:noProof/>
+              </w:rPr>
+              <w:t>Áruház</w:t>
+            </w:r>
+            <w:r>
+              <w:rPr>
+                <w:noProof/>
+                <w:webHidden/>
+              </w:rPr>
+              <w:tab/>
+            </w:r>
+            <w:r>
+              <w:rPr>
+                <w:noProof/>
+                <w:webHidden/>
+              </w:rPr>
+              <w:fldChar w:fldCharType="begin"/>
+            </w:r>
+            <w:r>
+              <w:rPr>
+                <w:noProof/>
+                <w:webHidden/>
+              </w:rPr>
+              <w:instrText xml:space="preserve"> PAGEREF _Toc225851168 \h </w:instrText>
+            </w:r>
+            <w:r>
+              <w:rPr>
+                <w:noProof/>
+                <w:webHidden/>
+              </w:rPr>
+            </w:r>
+            <w:r>
+              <w:rPr>
+                <w:noProof/>
+                <w:webHidden/>
+              </w:rPr>
+              <w:fldChar w:fldCharType="separate"/>
+            </w:r>
+            <w:r>
+              <w:rPr>
+                <w:noProof/>
+                <w:webHidden/>
+              </w:rPr>
+              <w:t>4</w:t>
+            </w:r>
+            <w:r>
+              <w:rPr>
+                <w:noProof/>
+                <w:webHidden/>
+              </w:rPr>
+              <w:fldChar w:fldCharType="end"/>
+            </w:r>
+          </w:hyperlink>
+        </w:p>
+        <w:p>
+          <w:pPr>
+            <w:pStyle w:val="TJ3"/>
+            <w:tabs>
+              <w:tab w:val="left" w:pos="1320"/>
+              <w:tab w:val="right" w:leader="dot" w:pos="9062"/>
+            </w:tabs>
+            <w:rPr>
+              <w:noProof/>
+            </w:rPr>
+          </w:pPr>
+          <w:hyperlink w:anchor="_Toc225851169" w:history="1">
+            <w:r>
+              <w:rPr>
+                <w:rStyle w:val="Hiperhivatkozs"/>
+                <w:noProof/>
+              </w:rPr>
+              <w:t>1.7.1</w:t>
+            </w:r>
+            <w:r>
+              <w:rPr>
+                <w:noProof/>
+              </w:rPr>
+              <w:tab/>
+            </w:r>
+            <w:r>
+              <w:rPr>
+                <w:rStyle w:val="Hiperhivatkozs"/>
+                <w:noProof/>
+              </w:rPr>
+              <w:t>Termék(ek) rendelése</w:t>
+            </w:r>
+            <w:r>
+              <w:rPr>
+                <w:noProof/>
+                <w:webHidden/>
+              </w:rPr>
+              <w:tab/>
+            </w:r>
+            <w:r>
+              <w:rPr>
+                <w:noProof/>
+                <w:webHidden/>
+              </w:rPr>
+              <w:fldChar w:fldCharType="begin"/>
+            </w:r>
+            <w:r>
+              <w:rPr>
+                <w:noProof/>
+                <w:webHidden/>
+              </w:rPr>
+              <w:instrText xml:space="preserve"> PAGEREF _Toc225851169 \h </w:instrText>
+            </w:r>
+            <w:r>
+              <w:rPr>
+                <w:noProof/>
+                <w:webHidden/>
+              </w:rPr>
+            </w:r>
+            <w:r>
+              <w:rPr>
+                <w:noProof/>
+                <w:webHidden/>
+              </w:rPr>
+              <w:fldChar w:fldCharType="separate"/>
+            </w:r>
+            <w:r>
+              <w:rPr>
+                <w:noProof/>
+                <w:webHidden/>
+              </w:rPr>
+              <w:t>4</w:t>
+            </w:r>
+            <w:r>
+              <w:rPr>
+                <w:noProof/>
+                <w:webHidden/>
+              </w:rPr>
+              <w:fldChar w:fldCharType="end"/>
+            </w:r>
+          </w:hyperlink>
+        </w:p>
+        <w:p>
+          <w:pPr>
+            <w:pStyle w:val="TJ3"/>
+            <w:tabs>
+              <w:tab w:val="left" w:pos="1320"/>
+              <w:tab w:val="right" w:leader="dot" w:pos="9062"/>
+            </w:tabs>
+            <w:rPr>
+              <w:noProof/>
+            </w:rPr>
+          </w:pPr>
+          <w:hyperlink w:anchor="_Toc225851170" w:history="1">
+            <w:r>
+              <w:rPr>
+                <w:rStyle w:val="Hiperhivatkozs"/>
+                <w:noProof/>
+              </w:rPr>
+              <w:t>1.7.2</w:t>
+            </w:r>
+            <w:r>
+              <w:rPr>
+                <w:noProof/>
+              </w:rPr>
+              <w:tab/>
+            </w:r>
+            <w:r>
+              <w:rPr>
+                <w:rStyle w:val="Hiperhivatkozs"/>
+                <w:noProof/>
+              </w:rPr>
+              <w:t>Fizetés</w:t>
+            </w:r>
+            <w:r>
+              <w:rPr>
+                <w:noProof/>
+                <w:webHidden/>
+              </w:rPr>
+              <w:tab/>
+            </w:r>
+            <w:r>
+              <w:rPr>
+                <w:noProof/>
+                <w:webHidden/>
+              </w:rPr>
+              <w:fldChar w:fldCharType="begin"/>
+            </w:r>
+            <w:r>
+              <w:rPr>
+                <w:noProof/>
+                <w:webHidden/>
+              </w:rPr>
+              <w:instrText xml:space="preserve"> PAGEREF _Toc225851170 \h </w:instrText>
+            </w:r>
+            <w:r>
+              <w:rPr>
+                <w:noProof/>
+                <w:webHidden/>
+              </w:rPr>
+            </w:r>
+            <w:r>
+              <w:rPr>
+                <w:noProof/>
+                <w:webHidden/>
+              </w:rPr>
+              <w:fldChar w:fldCharType="separate"/>
+            </w:r>
+            <w:r>
+              <w:rPr>
+                <w:noProof/>
+                <w:webHidden/>
+              </w:rPr>
+              <w:t>4</w:t>
+            </w:r>
+            <w:r>
+              <w:rPr>
+                <w:noProof/>
+                <w:webHidden/>
+              </w:rPr>
+              <w:fldChar w:fldCharType="end"/>
+            </w:r>
+          </w:hyperlink>
+        </w:p>
+        <w:p>
+          <w:pPr>
+            <w:pStyle w:val="TJ2"/>
+            <w:tabs>
+              <w:tab w:val="left" w:pos="880"/>
+              <w:tab w:val="right" w:leader="dot" w:pos="9062"/>
+            </w:tabs>
+            <w:rPr>
+              <w:rFonts w:asciiTheme="minorHAnsi" w:eastAsiaTheme="minorEastAsia" w:hAnsiTheme="minorHAnsi"/>
+              <w:noProof/>
+              <w:sz w:val="22"/>
+              <w:lang w:eastAsia="hu-HU"/>
+            </w:rPr>
+          </w:pPr>
+          <w:hyperlink w:anchor="_Toc225851171" w:history="1">
+            <w:r>
+              <w:rPr>
+                <w:rStyle w:val="Hiperhivatkozs"/>
+                <w:noProof/>
+              </w:rPr>
+              <w:t>1.8</w:t>
+            </w:r>
+            <w:r>
+              <w:rPr>
+                <w:rFonts w:asciiTheme="minorHAnsi" w:eastAsiaTheme="minorEastAsia" w:hAnsiTheme="minorHAnsi"/>
+                <w:noProof/>
+                <w:sz w:val="22"/>
+                <w:lang w:eastAsia="hu-HU"/>
+              </w:rPr>
+              <w:tab/>
+            </w:r>
+            <w:r>
+              <w:rPr>
+                <w:rStyle w:val="Hiperhivatkozs"/>
+                <w:noProof/>
+              </w:rPr>
+              <w:t>Blog</w:t>
+            </w:r>
+            <w:r>
+              <w:rPr>
+                <w:noProof/>
+                <w:webHidden/>
+              </w:rPr>
+              <w:tab/>
+            </w:r>
+            <w:r>
+              <w:rPr>
+                <w:noProof/>
+                <w:webHidden/>
+              </w:rPr>
+              <w:fldChar w:fldCharType="begin"/>
+            </w:r>
+            <w:r>
+              <w:rPr>
+                <w:noProof/>
+                <w:webHidden/>
+              </w:rPr>
+              <w:instrText xml:space="preserve"> PAGEREF _Toc225851171 \h </w:instrText>
+            </w:r>
+            <w:r>
+              <w:rPr>
+                <w:noProof/>
+                <w:webHidden/>
+              </w:rPr>
+            </w:r>
+            <w:r>
+              <w:rPr>
+                <w:noProof/>
+                <w:webHidden/>
+              </w:rPr>
+              <w:fldChar w:fldCharType="separate"/>
+            </w:r>
+            <w:r>
+              <w:rPr>
+                <w:noProof/>
+                <w:webHidden/>
+              </w:rPr>
+              <w:t>4</w:t>
+            </w:r>
+            <w:r>
+              <w:rPr>
+                <w:noProof/>
+                <w:webHidden/>
+              </w:rPr>
+              <w:fldChar w:fldCharType="end"/>
+            </w:r>
+          </w:hyperlink>
+        </w:p>
+        <w:p>
+          <w:pPr>
+            <w:pStyle w:val="TJ3"/>
+            <w:tabs>
+              <w:tab w:val="left" w:pos="1320"/>
+              <w:tab w:val="right" w:leader="dot" w:pos="9062"/>
+            </w:tabs>
+            <w:rPr>
+              <w:noProof/>
+            </w:rPr>
+          </w:pPr>
+          <w:hyperlink w:anchor="_Toc225851172" w:history="1">
+            <w:r>
+              <w:rPr>
+                <w:rStyle w:val="Hiperhivatkozs"/>
+                <w:noProof/>
+              </w:rPr>
+              <w:t>1.8.1</w:t>
+            </w:r>
+            <w:r>
+              <w:rPr>
+                <w:noProof/>
+              </w:rPr>
+              <w:tab/>
+            </w:r>
+            <w:r>
+              <w:rPr>
+                <w:rStyle w:val="Hiperhivatkozs"/>
+                <w:noProof/>
+              </w:rPr>
+              <w:t>Poszt megjelenítése</w:t>
+            </w:r>
+            <w:r>
+              <w:rPr>
+                <w:noProof/>
+                <w:webHidden/>
+              </w:rPr>
+              <w:tab/>
+            </w:r>
+            <w:r>
+              <w:rPr>
+                <w:noProof/>
+                <w:webHidden/>
+              </w:rPr>
+              <w:fldChar w:fldCharType="begin"/>
+            </w:r>
+            <w:r>
+              <w:rPr>
+                <w:noProof/>
+                <w:webHidden/>
+              </w:rPr>
+              <w:instrText xml:space="preserve"> PAGEREF _Toc225851172 \h </w:instrText>
+            </w:r>
+            <w:r>
+              <w:rPr>
+                <w:noProof/>
+                <w:webHidden/>
+              </w:rPr>
+            </w:r>
+            <w:r>
+              <w:rPr>
+                <w:noProof/>
+                <w:webHidden/>
+              </w:rPr>
+              <w:fldChar w:fldCharType="separate"/>
+            </w:r>
+            <w:r>
+              <w:rPr>
+                <w:noProof/>
+                <w:webHidden/>
+              </w:rPr>
+              <w:t>4</w:t>
+            </w:r>
+            <w:r>
+              <w:rPr>
+                <w:noProof/>
+                <w:webHidden/>
+              </w:rPr>
+              <w:fldChar w:fldCharType="end"/>
+            </w:r>
+          </w:hyperlink>
+        </w:p>
+        <w:p>
+          <w:pPr>
+            <w:pStyle w:val="TJ3"/>
+            <w:tabs>
+              <w:tab w:val="left" w:pos="1320"/>
+              <w:tab w:val="right" w:leader="dot" w:pos="9062"/>
+            </w:tabs>
+            <w:rPr>
+              <w:noProof/>
+            </w:rPr>
+          </w:pPr>
+          <w:hyperlink w:anchor="_Toc225851173" w:history="1">
+            <w:r>
+              <w:rPr>
+                <w:rStyle w:val="Hiperhivatkozs"/>
+                <w:noProof/>
+              </w:rPr>
+              <w:t>1.8.2</w:t>
+            </w:r>
+            <w:r>
+              <w:rPr>
+                <w:noProof/>
+              </w:rPr>
+              <w:tab/>
+            </w:r>
+            <w:r>
+              <w:rPr>
+                <w:rStyle w:val="Hiperhivatkozs"/>
+                <w:noProof/>
+              </w:rPr>
+              <w:t>Kommentelés</w:t>
+            </w:r>
+            <w:r>
+              <w:rPr>
+                <w:noProof/>
+                <w:webHidden/>
+              </w:rPr>
+              <w:tab/>
+            </w:r>
+            <w:r>
+              <w:rPr>
+                <w:noProof/>
+                <w:webHidden/>
+              </w:rPr>
+              <w:fldChar w:fldCharType="begin"/>
+            </w:r>
+            <w:r>
+              <w:rPr>
+                <w:noProof/>
+                <w:webHidden/>
+              </w:rPr>
+              <w:instrText xml:space="preserve"> PAGEREF _Toc225851173 \h </w:instrText>
+            </w:r>
+            <w:r>
+              <w:rPr>
+                <w:noProof/>
+                <w:webHidden/>
+              </w:rPr>
+            </w:r>
+            <w:r>
+              <w:rPr>
+                <w:noProof/>
+                <w:webHidden/>
+              </w:rPr>
+              <w:fldChar w:fldCharType="separate"/>
+            </w:r>
+            <w:r>
+              <w:rPr>
+                <w:noProof/>
+                <w:webHidden/>
+              </w:rPr>
+              <w:t>4</w:t>
+            </w:r>
+            <w:r>
+              <w:rPr>
+                <w:noProof/>
+                <w:webHidden/>
+              </w:rPr>
+              <w:fldChar w:fldCharType="end"/>
+            </w:r>
+          </w:hyperlink>
+        </w:p>
+        <w:p>
+          <w:pPr>
+            <w:pStyle w:val="TJ2"/>
+            <w:tabs>
+              <w:tab w:val="right" w:leader="dot" w:pos="9062"/>
+            </w:tabs>
+            <w:rPr>
+              <w:rFonts w:asciiTheme="minorHAnsi" w:eastAsiaTheme="minorEastAsia" w:hAnsiTheme="minorHAnsi"/>
+              <w:noProof/>
+              <w:sz w:val="22"/>
+              <w:lang w:eastAsia="hu-HU"/>
+            </w:rPr>
+          </w:pPr>
+          <w:hyperlink w:anchor="_Toc225851174" w:history="1">
+            <w:r>
+              <w:rPr>
+                <w:rStyle w:val="Hiperhivatkozs"/>
+                <w:noProof/>
+              </w:rPr>
+              <w:t>1.9</w:t>
+            </w:r>
+            <w:r>
+              <w:rPr>
+                <w:noProof/>
+                <w:webHidden/>
+              </w:rPr>
+              <w:tab/>
+            </w:r>
+            <w:r>
+              <w:rPr>
+                <w:noProof/>
+                <w:webHidden/>
+              </w:rPr>
+              <w:fldChar w:fldCharType="begin"/>
+            </w:r>
+            <w:r>
+              <w:rPr>
+                <w:noProof/>
+                <w:webHidden/>
+              </w:rPr>
+              <w:instrText xml:space="preserve"> PAGEREF _Toc225851174 \h </w:instrText>
+            </w:r>
+            <w:r>
+              <w:rPr>
+                <w:noProof/>
+                <w:webHidden/>
+              </w:rPr>
+            </w:r>
+            <w:r>
+              <w:rPr>
+                <w:noProof/>
+                <w:webHidden/>
+              </w:rPr>
+              <w:fldChar w:fldCharType="separate"/>
+            </w:r>
+            <w:r>
+              <w:rPr>
+                <w:noProof/>
+                <w:webHidden/>
+              </w:rPr>
+              <w:t>4</w:t>
             </w:r>
             <w:r>
               <w:rPr>
@@ -777,7 +1522,7 @@
       <w:pPr>
         <w:pStyle w:val="Stlus1"/>
       </w:pPr>
-      <w:bookmarkStart w:id="0" w:name="_Toc210131566"/>
+      <w:bookmarkStart w:id="0" w:name="_Toc225851160"/>
       <w:r>
         <w:lastRenderedPageBreak/>
         <w:t>Cí</w:t>
@@ -791,9 +1536,11 @@
       <w:pPr>
         <w:pStyle w:val="Stlus2"/>
       </w:pPr>
+      <w:bookmarkStart w:id="1" w:name="_Toc225851161"/>
       <w:r>
         <w:t>Minimális rendszerkövetelmény</w:t>
       </w:r>
+      <w:bookmarkEnd w:id="1"/>
     </w:p>
     <w:p/>
     <w:p/>
@@ -801,9 +1548,11 @@
       <w:pPr>
         <w:pStyle w:val="Stlus2"/>
       </w:pPr>
+      <w:bookmarkStart w:id="2" w:name="_Toc225851162"/>
       <w:r>
         <w:t>Oldal jogosultságok</w:t>
       </w:r>
+      <w:bookmarkEnd w:id="2"/>
     </w:p>
     <w:tbl>
       <w:tblPr>
@@ -887,7 +1636,15 @@
           </w:tcPr>
           <w:p>
             <w:r>
-              <w:t>Termék(ek) rendelése</w:t>
+              <w:t>Termék(</w:t>
+            </w:r>
+            <w:proofErr w:type="spellStart"/>
+            <w:r>
+              <w:t>ek</w:t>
+            </w:r>
+            <w:proofErr w:type="spellEnd"/>
+            <w:r>
+              <w:t>) rendelése</w:t>
             </w:r>
           </w:p>
         </w:tc>
@@ -1052,8 +1809,13 @@
           <w:numId w:val="13"/>
         </w:numPr>
       </w:pPr>
+      <w:proofErr w:type="spellStart"/>
       <w:r>
-        <w:t>Admin felület</w:t>
+        <w:t>Admin</w:t>
+      </w:r>
+      <w:proofErr w:type="spellEnd"/>
+      <w:r>
+        <w:t xml:space="preserve"> felület</w:t>
       </w:r>
     </w:p>
     <w:p>
@@ -1109,9 +1871,11 @@
       <w:pPr>
         <w:pStyle w:val="Stlus2"/>
       </w:pPr>
+      <w:bookmarkStart w:id="3" w:name="_Toc225851163"/>
       <w:r>
         <w:t>Regisztráció</w:t>
       </w:r>
+      <w:bookmarkEnd w:id="3"/>
     </w:p>
     <w:p/>
     <w:p/>
@@ -1119,102 +1883,135 @@
       <w:pPr>
         <w:pStyle w:val="Stlus2"/>
       </w:pPr>
+      <w:bookmarkStart w:id="4" w:name="_Toc225851164"/>
       <w:r>
         <w:t>Belépés</w:t>
       </w:r>
+      <w:bookmarkEnd w:id="4"/>
     </w:p>
     <w:p/>
     <w:p>
       <w:pPr>
         <w:pStyle w:val="Stlus2"/>
       </w:pPr>
+      <w:bookmarkStart w:id="5" w:name="_Toc225851165"/>
       <w:r>
         <w:t>Profil oldal</w:t>
       </w:r>
+      <w:bookmarkEnd w:id="5"/>
     </w:p>
     <w:p/>
     <w:p>
       <w:pPr>
         <w:pStyle w:val="Stlus3"/>
       </w:pPr>
+      <w:bookmarkStart w:id="6" w:name="_Toc225851166"/>
       <w:r>
         <w:t>Poszt hozzáadása és szerkesztése</w:t>
       </w:r>
+      <w:bookmarkEnd w:id="6"/>
     </w:p>
     <w:p/>
     <w:p>
       <w:pPr>
         <w:pStyle w:val="Stlus2"/>
       </w:pPr>
+      <w:bookmarkStart w:id="7" w:name="_Toc225851167"/>
       <w:r>
         <w:lastRenderedPageBreak/>
         <w:t>Adminisztrációs felület</w:t>
       </w:r>
+      <w:bookmarkEnd w:id="7"/>
     </w:p>
     <w:p/>
     <w:p>
       <w:pPr>
         <w:pStyle w:val="Stlus2"/>
       </w:pPr>
+      <w:bookmarkStart w:id="8" w:name="_Toc225851168"/>
       <w:r>
         <w:t>Áruház</w:t>
       </w:r>
+      <w:bookmarkEnd w:id="8"/>
     </w:p>
     <w:p/>
     <w:p>
       <w:pPr>
         <w:pStyle w:val="Stlus3"/>
       </w:pPr>
+      <w:bookmarkStart w:id="9" w:name="_Toc225851169"/>
       <w:r>
-        <w:t>Termék(ek) rendelése</w:t>
+        <w:t>Termék(</w:t>
       </w:r>
+      <w:proofErr w:type="spellStart"/>
+      <w:r>
+        <w:t>ek</w:t>
+      </w:r>
+      <w:proofErr w:type="spellEnd"/>
+      <w:r>
+        <w:t>) rendelése</w:t>
+      </w:r>
+      <w:bookmarkEnd w:id="9"/>
     </w:p>
     <w:p/>
     <w:p>
       <w:pPr>
         <w:pStyle w:val="Stlus3"/>
       </w:pPr>
+      <w:bookmarkStart w:id="10" w:name="_Toc225851170"/>
       <w:r>
         <w:t>Fizetés</w:t>
       </w:r>
+      <w:bookmarkEnd w:id="10"/>
     </w:p>
     <w:p/>
     <w:p>
       <w:pPr>
         <w:pStyle w:val="Stlus2"/>
       </w:pPr>
+      <w:bookmarkStart w:id="11" w:name="_Toc225851171"/>
       <w:r>
         <w:t>Blog</w:t>
       </w:r>
+      <w:bookmarkEnd w:id="11"/>
     </w:p>
     <w:p/>
     <w:p>
       <w:pPr>
         <w:pStyle w:val="Stlus3"/>
       </w:pPr>
+      <w:bookmarkStart w:id="12" w:name="_Toc225851172"/>
       <w:r>
         <w:t>Poszt megjelenítése</w:t>
       </w:r>
+      <w:bookmarkEnd w:id="12"/>
     </w:p>
     <w:p/>
     <w:p>
       <w:pPr>
         <w:pStyle w:val="Stlus3"/>
       </w:pPr>
+      <w:bookmarkStart w:id="13" w:name="_Toc225851173"/>
       <w:r>
         <w:t>Kommentelés</w:t>
       </w:r>
+      <w:bookmarkEnd w:id="13"/>
     </w:p>
     <w:p/>
     <w:p>
       <w:pPr>
         <w:pStyle w:val="Stlus2"/>
       </w:pPr>
+      <w:bookmarkStart w:id="14" w:name="_Toc225851174"/>
+      <w:bookmarkEnd w:id="14"/>
     </w:p>
     <w:p/>
     <w:p/>
     <w:p>
       <w:r>
+        <w:rPr>
+          <w:noProof/>
+        </w:rPr>
         <w:drawing>
           <wp:inline distT="0" distB="0" distL="0" distR="0" wp14:anchorId="44F0ABC3" wp14:editId="5103DBF1">
             <wp:extent cx="5760720" cy="2667000"/>
@@ -1255,6 +2052,9 @@
     <w:p/>
     <w:p>
       <w:r>
+        <w:rPr>
+          <w:noProof/>
+        </w:rPr>
         <w:lastRenderedPageBreak/>
         <w:drawing>
           <wp:inline distT="0" distB="0" distL="0" distR="0" wp14:anchorId="50721CF5" wp14:editId="586BA567">
@@ -1296,6 +2096,9 @@
     <w:p/>
     <w:p>
       <w:r>
+        <w:rPr>
+          <w:noProof/>
+        </w:rPr>
         <w:drawing>
           <wp:inline distT="0" distB="0" distL="0" distR="0" wp14:anchorId="7EF4F0FB" wp14:editId="433AA226">
             <wp:extent cx="5760720" cy="3238500"/>
@@ -1336,6 +2139,9 @@
     <w:p/>
     <w:p>
       <w:r>
+        <w:rPr>
+          <w:noProof/>
+        </w:rPr>
         <w:lastRenderedPageBreak/>
         <w:drawing>
           <wp:inline distT="0" distB="0" distL="0" distR="0" wp14:anchorId="2EA7E5ED" wp14:editId="407779CA">
@@ -1377,6 +2183,9 @@
     <w:p/>
     <w:p>
       <w:r>
+        <w:rPr>
+          <w:noProof/>
+        </w:rPr>
         <w:drawing>
           <wp:inline distT="0" distB="0" distL="0" distR="0" wp14:anchorId="102DB4EB" wp14:editId="4482590A">
             <wp:extent cx="2991267" cy="3067478"/>
@@ -1417,6 +2226,9 @@
     <w:p/>
     <w:p>
       <w:r>
+        <w:rPr>
+          <w:noProof/>
+        </w:rPr>
         <w:lastRenderedPageBreak/>
         <w:drawing>
           <wp:inline distT="0" distB="0" distL="0" distR="0" wp14:anchorId="7225D9BB" wp14:editId="311ECD93">
@@ -1458,6 +2270,9 @@
     <w:p/>
     <w:p>
       <w:r>
+        <w:rPr>
+          <w:noProof/>
+        </w:rPr>
         <w:lastRenderedPageBreak/>
         <w:drawing>
           <wp:inline distT="0" distB="0" distL="0" distR="0" wp14:anchorId="00E3206A" wp14:editId="245F3F80">
@@ -1499,6 +2314,9 @@
     <w:p/>
     <w:p>
       <w:r>
+        <w:rPr>
+          <w:noProof/>
+        </w:rPr>
         <w:lastRenderedPageBreak/>
         <w:drawing>
           <wp:inline distT="0" distB="0" distL="0" distR="0" wp14:anchorId="6C17000D" wp14:editId="4969D1F5">
@@ -4104,6 +4922,19 @@
       <w:szCs w:val="18"/>
     </w:rPr>
   </w:style>
+  <w:style w:type="paragraph" w:styleId="TJ3">
+    <w:name w:val="toc 3"/>
+    <w:basedOn w:val="Norml"/>
+    <w:next w:val="Norml"/>
+    <w:autoRedefine/>
+    <w:uiPriority w:val="39"/>
+    <w:unhideWhenUsed/>
+    <w:rsid w:val="006E5686"/>
+    <w:pPr>
+      <w:spacing w:after="100"/>
+      <w:ind w:left="520"/>
+    </w:pPr>
+  </w:style>
 </w:styles>
 </file>
 

--- a/Fájlok/Felhasználói dokumentáció.docx
+++ b/Fájlok/Felhasználói dokumentáció.docx
@@ -1,6 +1,6 @@
 
 <file path=word/document.xml><?xml version="1.0" encoding="utf-8"?>
-<w:document xmlns:wpc="http://schemas.microsoft.com/office/word/2010/wordprocessingCanvas" xmlns:cx="http://schemas.microsoft.com/office/drawing/2014/chartex" xmlns:cx1="http://schemas.microsoft.com/office/drawing/2015/9/8/chartex" xmlns:cx2="http://schemas.microsoft.com/office/drawing/2015/10/21/chartex" xmlns:cx3="http://schemas.microsoft.com/office/drawing/2016/5/9/chartex" xmlns:cx4="http://schemas.microsoft.com/office/drawing/2016/5/10/chartex" xmlns:cx5="http://schemas.microsoft.com/office/drawing/2016/5/11/chartex" xmlns:cx6="http://schemas.microsoft.com/office/drawing/2016/5/12/chartex" xmlns:cx7="http://schemas.microsoft.com/office/drawing/2016/5/13/chartex" xmlns:cx8="http://schemas.microsoft.com/office/drawing/2016/5/14/chartex" xmlns:mc="http://schemas.openxmlformats.org/markup-compatibility/2006" xmlns:aink="http://schemas.microsoft.com/office/drawing/2016/ink" xmlns:am3d="http://schemas.microsoft.com/office/drawing/2017/model3d" xmlns:o="urn:schemas-microsoft-com:office:office" xmlns:r="http://schemas.openxmlformats.org/officeDocument/2006/relationships" xmlns:m="http://schemas.openxmlformats.org/officeDocument/2006/math" xmlns:v="urn:schemas-microsoft-com:vml" xmlns:wp14="http://schemas.microsoft.com/office/word/2010/wordprocessingDrawing" xmlns:wp="http://schemas.openxmlformats.org/drawingml/2006/wordprocessingDrawing" xmlns:w10="urn:schemas-microsoft-com:office:word" xmlns:w="http://schemas.openxmlformats.org/wordprocessingml/2006/main" xmlns:w14="http://schemas.microsoft.com/office/word/2010/wordml" xmlns:w15="http://schemas.microsoft.com/office/word/2012/wordml" xmlns:w16cex="http://schemas.microsoft.com/office/word/2018/wordml/cex" xmlns:w16cid="http://schemas.microsoft.com/office/word/2016/wordml/cid" xmlns:w16="http://schemas.microsoft.com/office/word/2018/wordml" xmlns:w16sdtdh="http://schemas.microsoft.com/office/word/2020/wordml/sdtdatahash" xmlns:w16se="http://schemas.microsoft.com/office/word/2015/wordml/symex" xmlns:wpg="http://schemas.microsoft.com/office/word/2010/wordprocessingGroup" xmlns:wpi="http://schemas.microsoft.com/office/word/2010/wordprocessingInk" xmlns:wne="http://schemas.microsoft.com/office/word/2006/wordml" xmlns:wps="http://schemas.microsoft.com/office/word/2010/wordprocessingShape" mc:Ignorable="w14 w15 w16se w16cid w16 w16cex w16sdtdh wp14">
+<w:document xmlns:wpc="http://schemas.microsoft.com/office/word/2010/wordprocessingCanvas" xmlns:cx="http://schemas.microsoft.com/office/drawing/2014/chartex" xmlns:mc="http://schemas.openxmlformats.org/markup-compatibility/2006" xmlns:o="urn:schemas-microsoft-com:office:office" xmlns:r="http://schemas.openxmlformats.org/officeDocument/2006/relationships" xmlns:m="http://schemas.openxmlformats.org/officeDocument/2006/math" xmlns:v="urn:schemas-microsoft-com:vml" xmlns:wp14="http://schemas.microsoft.com/office/word/2010/wordprocessingDrawing" xmlns:wp="http://schemas.openxmlformats.org/drawingml/2006/wordprocessingDrawing" xmlns:w10="urn:schemas-microsoft-com:office:word" xmlns:w="http://schemas.openxmlformats.org/wordprocessingml/2006/main" xmlns:w14="http://schemas.microsoft.com/office/word/2010/wordml" xmlns:w15="http://schemas.microsoft.com/office/word/2012/wordml" xmlns:w16se="http://schemas.microsoft.com/office/word/2015/wordml/symex" xmlns:wpg="http://schemas.microsoft.com/office/word/2010/wordprocessingGroup" xmlns:wpi="http://schemas.microsoft.com/office/word/2010/wordprocessingInk" xmlns:wne="http://schemas.microsoft.com/office/word/2006/wordml" xmlns:wps="http://schemas.microsoft.com/office/word/2010/wordprocessingShape" mc:Ignorable="w14 w15 w16se wp14">
   <w:body>
     <w:p>
       <w:pPr>
@@ -43,7 +43,7 @@
           <w:sz w:val="48"/>
           <w:szCs w:val="48"/>
         </w:rPr>
-        <w:t>Dokumentáció fajtája</w:t>
+        <w:t>Felhasználói dokumentáció</w:t>
       </w:r>
     </w:p>
     <w:p>
@@ -62,6 +62,7 @@
           <w:noProof/>
           <w:sz w:val="48"/>
           <w:szCs w:val="48"/>
+          <w:lang w:eastAsia="hu-HU"/>
         </w:rPr>
         <w:drawing>
           <wp:inline distT="0" distB="0" distL="0" distR="0" wp14:anchorId="666D5C68" wp14:editId="0C7EF0D4">
@@ -129,42 +130,6 @@
           <w:szCs w:val="32"/>
         </w:rPr>
         <w:t xml:space="preserve">Készítette: </w:t>
-      </w:r>
-    </w:p>
-    <w:p>
-      <w:pPr>
-        <w:spacing w:before="120"/>
-        <w:rPr>
-          <w:rFonts w:cs="Times New Roman"/>
-          <w:sz w:val="32"/>
-          <w:szCs w:val="32"/>
-        </w:rPr>
-      </w:pPr>
-      <w:r>
-        <w:rPr>
-          <w:rFonts w:cs="Times New Roman"/>
-          <w:sz w:val="32"/>
-          <w:szCs w:val="32"/>
-        </w:rPr>
-        <w:t>Kovács Edit</w:t>
-      </w:r>
-    </w:p>
-    <w:p>
-      <w:pPr>
-        <w:spacing w:before="120"/>
-        <w:rPr>
-          <w:rFonts w:cs="Times New Roman"/>
-          <w:sz w:val="32"/>
-          <w:szCs w:val="32"/>
-        </w:rPr>
-      </w:pPr>
-      <w:r>
-        <w:rPr>
-          <w:rFonts w:cs="Times New Roman"/>
-          <w:sz w:val="32"/>
-          <w:szCs w:val="32"/>
-        </w:rPr>
-        <w:t>Tóthpál István</w:t>
       </w:r>
     </w:p>
     <w:sdt>
@@ -1522,37 +1487,31 @@
       <w:pPr>
         <w:pStyle w:val="Stlus1"/>
       </w:pPr>
-      <w:bookmarkStart w:id="0" w:name="_Toc225851160"/>
       <w:r>
         <w:lastRenderedPageBreak/>
-        <w:t>Cí</w:t>
-      </w:r>
-      <w:r>
-        <w:t>m 1</w:t>
+        <w:t>Felhasználói dokumentáció</w:t>
+      </w:r>
+    </w:p>
+    <w:p>
+      <w:pPr>
+        <w:pStyle w:val="Stlus2"/>
+      </w:pPr>
+      <w:bookmarkStart w:id="0" w:name="_Toc225851161"/>
+      <w:r>
+        <w:t>Minimális rendszerkövetelmény</w:t>
       </w:r>
       <w:bookmarkEnd w:id="0"/>
     </w:p>
+    <w:p/>
     <w:p>
       <w:pPr>
         <w:pStyle w:val="Stlus2"/>
       </w:pPr>
-      <w:bookmarkStart w:id="1" w:name="_Toc225851161"/>
-      <w:r>
-        <w:t>Minimális rendszerkövetelmény</w:t>
+      <w:bookmarkStart w:id="1" w:name="_Toc225851162"/>
+      <w:r>
+        <w:t>Oldal jogosultságok</w:t>
       </w:r>
       <w:bookmarkEnd w:id="1"/>
-    </w:p>
-    <w:p/>
-    <w:p/>
-    <w:p>
-      <w:pPr>
-        <w:pStyle w:val="Stlus2"/>
-      </w:pPr>
-      <w:bookmarkStart w:id="2" w:name="_Toc225851162"/>
-      <w:r>
-        <w:t>Oldal jogosultságok</w:t>
-      </w:r>
-      <w:bookmarkEnd w:id="2"/>
     </w:p>
     <w:tbl>
       <w:tblPr>
@@ -1636,15 +1595,7 @@
           </w:tcPr>
           <w:p>
             <w:r>
-              <w:t>Termék(</w:t>
-            </w:r>
-            <w:proofErr w:type="spellStart"/>
-            <w:r>
-              <w:t>ek</w:t>
-            </w:r>
-            <w:proofErr w:type="spellEnd"/>
-            <w:r>
-              <w:t>) rendelése</w:t>
+              <w:t>Termék(ek) rendelése</w:t>
             </w:r>
           </w:p>
         </w:tc>
@@ -1767,256 +1718,30 @@
     <w:p/>
     <w:p>
       <w:pPr>
-        <w:pStyle w:val="Listaszerbekezds"/>
-        <w:numPr>
-          <w:ilvl w:val="0"/>
-          <w:numId w:val="13"/>
-        </w:numPr>
-      </w:pPr>
+        <w:pStyle w:val="Stlus2"/>
+      </w:pPr>
+      <w:bookmarkStart w:id="2" w:name="_Toc225851163"/>
       <w:r>
         <w:t>Regisztráció</w:t>
       </w:r>
-    </w:p>
-    <w:p>
-      <w:pPr>
-        <w:pStyle w:val="Listaszerbekezds"/>
-        <w:numPr>
-          <w:ilvl w:val="0"/>
-          <w:numId w:val="13"/>
-        </w:numPr>
-      </w:pPr>
-      <w:r>
-        <w:t>Bejelentkezés</w:t>
-      </w:r>
-    </w:p>
-    <w:p>
-      <w:pPr>
-        <w:pStyle w:val="Listaszerbekezds"/>
-        <w:numPr>
-          <w:ilvl w:val="0"/>
-          <w:numId w:val="13"/>
-        </w:numPr>
-      </w:pPr>
-      <w:r>
-        <w:t>Profil oldal</w:t>
-      </w:r>
-    </w:p>
-    <w:p>
-      <w:pPr>
-        <w:pStyle w:val="Listaszerbekezds"/>
-        <w:numPr>
-          <w:ilvl w:val="0"/>
-          <w:numId w:val="13"/>
-        </w:numPr>
-      </w:pPr>
-      <w:proofErr w:type="spellStart"/>
-      <w:r>
-        <w:t>Admin</w:t>
-      </w:r>
-      <w:proofErr w:type="spellEnd"/>
-      <w:r>
-        <w:t xml:space="preserve"> felület</w:t>
-      </w:r>
-    </w:p>
-    <w:p>
-      <w:pPr>
-        <w:pStyle w:val="Listaszerbekezds"/>
-        <w:numPr>
-          <w:ilvl w:val="0"/>
-          <w:numId w:val="13"/>
-        </w:numPr>
-      </w:pPr>
-      <w:r>
-        <w:t>Termékek</w:t>
-      </w:r>
-    </w:p>
-    <w:p>
-      <w:pPr>
-        <w:pStyle w:val="Listaszerbekezds"/>
-        <w:numPr>
-          <w:ilvl w:val="0"/>
-          <w:numId w:val="13"/>
-        </w:numPr>
-      </w:pPr>
-      <w:r>
-        <w:t>Rendelés és fizetés</w:t>
-      </w:r>
-    </w:p>
-    <w:p>
-      <w:pPr>
-        <w:pStyle w:val="Listaszerbekezds"/>
-        <w:numPr>
-          <w:ilvl w:val="0"/>
-          <w:numId w:val="13"/>
-        </w:numPr>
-      </w:pPr>
-      <w:r>
-        <w:t>Blog mind és egyéni</w:t>
-      </w:r>
-    </w:p>
-    <w:p>
-      <w:pPr>
-        <w:pStyle w:val="Listaszerbekezds"/>
-        <w:numPr>
-          <w:ilvl w:val="0"/>
-          <w:numId w:val="13"/>
-        </w:numPr>
-      </w:pPr>
-      <w:r>
-        <w:t>Mintakészítő</w:t>
-      </w:r>
-    </w:p>
-    <w:p/>
-    <w:p>
-      <w:pPr>
-        <w:pStyle w:val="Stlus2"/>
-      </w:pPr>
-      <w:bookmarkStart w:id="3" w:name="_Toc225851163"/>
-      <w:r>
-        <w:t>Regisztráció</w:t>
-      </w:r>
-      <w:bookmarkEnd w:id="3"/>
-    </w:p>
-    <w:p/>
-    <w:p/>
-    <w:p>
-      <w:pPr>
-        <w:pStyle w:val="Stlus2"/>
-      </w:pPr>
-      <w:bookmarkStart w:id="4" w:name="_Toc225851164"/>
-      <w:r>
-        <w:t>Belépés</w:t>
-      </w:r>
-      <w:bookmarkEnd w:id="4"/>
-    </w:p>
-    <w:p/>
-    <w:p>
-      <w:pPr>
-        <w:pStyle w:val="Stlus2"/>
-      </w:pPr>
-      <w:bookmarkStart w:id="5" w:name="_Toc225851165"/>
-      <w:r>
-        <w:t>Profil oldal</w:t>
-      </w:r>
-      <w:bookmarkEnd w:id="5"/>
-    </w:p>
-    <w:p/>
-    <w:p>
-      <w:pPr>
-        <w:pStyle w:val="Stlus3"/>
-      </w:pPr>
-      <w:bookmarkStart w:id="6" w:name="_Toc225851166"/>
-      <w:r>
-        <w:t>Poszt hozzáadása és szerkesztése</w:t>
-      </w:r>
-      <w:bookmarkEnd w:id="6"/>
-    </w:p>
-    <w:p/>
-    <w:p>
-      <w:pPr>
-        <w:pStyle w:val="Stlus2"/>
-      </w:pPr>
-      <w:bookmarkStart w:id="7" w:name="_Toc225851167"/>
-      <w:r>
-        <w:lastRenderedPageBreak/>
-        <w:t>Adminisztrációs felület</w:t>
-      </w:r>
-      <w:bookmarkEnd w:id="7"/>
-    </w:p>
-    <w:p/>
-    <w:p>
-      <w:pPr>
-        <w:pStyle w:val="Stlus2"/>
-      </w:pPr>
-      <w:bookmarkStart w:id="8" w:name="_Toc225851168"/>
-      <w:r>
-        <w:t>Áruház</w:t>
-      </w:r>
-      <w:bookmarkEnd w:id="8"/>
-    </w:p>
-    <w:p/>
-    <w:p>
-      <w:pPr>
-        <w:pStyle w:val="Stlus3"/>
-      </w:pPr>
-      <w:bookmarkStart w:id="9" w:name="_Toc225851169"/>
-      <w:r>
-        <w:t>Termék(</w:t>
-      </w:r>
-      <w:proofErr w:type="spellStart"/>
-      <w:r>
-        <w:t>ek</w:t>
-      </w:r>
-      <w:proofErr w:type="spellEnd"/>
-      <w:r>
-        <w:t>) rendelése</w:t>
-      </w:r>
-      <w:bookmarkEnd w:id="9"/>
-    </w:p>
-    <w:p/>
-    <w:p>
-      <w:pPr>
-        <w:pStyle w:val="Stlus3"/>
-      </w:pPr>
-      <w:bookmarkStart w:id="10" w:name="_Toc225851170"/>
-      <w:r>
-        <w:t>Fizetés</w:t>
-      </w:r>
-      <w:bookmarkEnd w:id="10"/>
-    </w:p>
-    <w:p/>
-    <w:p>
-      <w:pPr>
-        <w:pStyle w:val="Stlus2"/>
-      </w:pPr>
-      <w:bookmarkStart w:id="11" w:name="_Toc225851171"/>
-      <w:r>
-        <w:t>Blog</w:t>
-      </w:r>
-      <w:bookmarkEnd w:id="11"/>
-    </w:p>
-    <w:p/>
-    <w:p>
-      <w:pPr>
-        <w:pStyle w:val="Stlus3"/>
-      </w:pPr>
-      <w:bookmarkStart w:id="12" w:name="_Toc225851172"/>
-      <w:r>
-        <w:t>Poszt megjelenítése</w:t>
-      </w:r>
-      <w:bookmarkEnd w:id="12"/>
-    </w:p>
-    <w:p/>
-    <w:p>
-      <w:pPr>
-        <w:pStyle w:val="Stlus3"/>
-      </w:pPr>
-      <w:bookmarkStart w:id="13" w:name="_Toc225851173"/>
-      <w:r>
-        <w:t>Kommentelés</w:t>
-      </w:r>
-      <w:bookmarkEnd w:id="13"/>
-    </w:p>
-    <w:p/>
-    <w:p>
-      <w:pPr>
-        <w:pStyle w:val="Stlus2"/>
-      </w:pPr>
-      <w:bookmarkStart w:id="14" w:name="_Toc225851174"/>
-      <w:bookmarkEnd w:id="14"/>
-    </w:p>
-    <w:p/>
-    <w:p/>
+      <w:bookmarkEnd w:id="2"/>
+    </w:p>
+    <w:p>
+      <w:r>
+        <w:t xml:space="preserve">Amennyiben a felhasználó hozzá szeretne férni több lehetőséghez az oldalon, először regisztrálnia kell. Ehhez egy modern felületet hoztunk létre, ahol az alap adatokat kérjük be, ugyanis csak ezek kellenek a bejelentkezéshez, a többi adatukat pedig később a profiljukon megadhatják, amennyiben szeretnék. A regisztrációt követően a felhasználó kap egy emailt a megadott emailcímére – ennek megerősítésével tud posztokat létrehozni. </w:t>
+      </w:r>
+    </w:p>
     <w:p>
       <w:r>
         <w:rPr>
           <w:noProof/>
+          <w:lang w:eastAsia="hu-HU"/>
         </w:rPr>
         <w:drawing>
-          <wp:inline distT="0" distB="0" distL="0" distR="0" wp14:anchorId="44F0ABC3" wp14:editId="5103DBF1">
-            <wp:extent cx="5760720" cy="2667000"/>
+          <wp:inline distT="0" distB="0" distL="0" distR="0" wp14:anchorId="6EC5A34A" wp14:editId="3F668931">
+            <wp:extent cx="5760720" cy="2654935"/>
             <wp:effectExtent l="0" t="0" r="0" b="0"/>
-            <wp:docPr id="1" name="Kép 1"/>
+            <wp:docPr id="2" name="Kép 2"/>
             <wp:cNvGraphicFramePr>
               <a:graphicFrameLocks xmlns:a="http://schemas.openxmlformats.org/drawingml/2006/main" noChangeAspect="1"/>
             </wp:cNvGraphicFramePr>
@@ -2036,7 +1761,7 @@
                   <pic:spPr>
                     <a:xfrm>
                       <a:off x="0" y="0"/>
-                      <a:ext cx="5760720" cy="2667000"/>
+                      <a:ext cx="5760720" cy="2654935"/>
                     </a:xfrm>
                     <a:prstGeom prst="rect">
                       <a:avLst/>
@@ -2049,18 +1774,39 @@
         </w:drawing>
       </w:r>
     </w:p>
-    <w:p/>
+    <w:p>
+      <w:pPr>
+        <w:pStyle w:val="Stlus2"/>
+      </w:pPr>
+      <w:bookmarkStart w:id="3" w:name="_Toc225851164"/>
+      <w:r>
+        <w:t>Belépés</w:t>
+      </w:r>
+      <w:bookmarkEnd w:id="3"/>
+    </w:p>
+    <w:p>
+      <w:r>
+        <w:t xml:space="preserve">Amennyiben a felhasználó már rendelkezik regisztrált fiókkal, be tud jelentkezni. </w:t>
+      </w:r>
+      <w:r>
+        <w:t xml:space="preserve">Ez egy oldalon van a regisztrációval, így egyszerűbb mindkettőt megtalálni. Amennyiben a felhasználó elfelejtette a jelszavát, az „Elfelejtetted a jelszavad?” feliratra kattintva be </w:t>
+      </w:r>
+      <w:r>
+        <w:lastRenderedPageBreak/>
+        <w:t>tudja írni az email címét, amire egy linket kap, amivel új jelszót állíthat be. Az új jelszó segítségével egyből be is tud jelentkezni.</w:t>
+      </w:r>
+    </w:p>
     <w:p>
       <w:r>
         <w:rPr>
           <w:noProof/>
+          <w:lang w:eastAsia="hu-HU"/>
         </w:rPr>
-        <w:lastRenderedPageBreak/>
         <w:drawing>
-          <wp:inline distT="0" distB="0" distL="0" distR="0" wp14:anchorId="50721CF5" wp14:editId="586BA567">
-            <wp:extent cx="5760720" cy="2654935"/>
+          <wp:inline distT="0" distB="0" distL="0" distR="0" wp14:anchorId="645EB5B5" wp14:editId="7DA5EE5B">
+            <wp:extent cx="5760720" cy="2667000"/>
             <wp:effectExtent l="0" t="0" r="0" b="0"/>
-            <wp:docPr id="2" name="Kép 2"/>
+            <wp:docPr id="1" name="Kép 1"/>
             <wp:cNvGraphicFramePr>
               <a:graphicFrameLocks xmlns:a="http://schemas.openxmlformats.org/drawingml/2006/main" noChangeAspect="1"/>
             </wp:cNvGraphicFramePr>
@@ -2080,7 +1826,7 @@
                   <pic:spPr>
                     <a:xfrm>
                       <a:off x="0" y="0"/>
-                      <a:ext cx="5760720" cy="2654935"/>
+                      <a:ext cx="5760720" cy="2667000"/>
                     </a:xfrm>
                     <a:prstGeom prst="rect">
                       <a:avLst/>
@@ -2093,17 +1839,39 @@
         </w:drawing>
       </w:r>
     </w:p>
-    <w:p/>
-    <w:p>
-      <w:r>
-        <w:rPr>
-          <w:noProof/>
-        </w:rPr>
+    <w:p>
+      <w:pPr>
+        <w:pStyle w:val="Stlus2"/>
+      </w:pPr>
+      <w:bookmarkStart w:id="4" w:name="_Toc225851165"/>
+      <w:r>
+        <w:t>Profil oldal</w:t>
+      </w:r>
+      <w:bookmarkEnd w:id="4"/>
+    </w:p>
+    <w:p>
+      <w:r>
+        <w:t>A profil oldalon a bejelentkezett felhasználó megtekintheti saját adatait: megjelenített nevét, felhasználónevét, valamint a közzétett bejegyzéseinek számát. Az oldalon lehetőség van a profil szerkesztésére, ahol a következő adatok adhatók meg vagy módosíthatók: vezetéknév, keresztnév, telefonszám, lakcím (utca, házszám, emelet/ajtó, város). A városok kereshető legördülő listából választhatók ki, irányítószámmal együtt. A módosításokat a „Mentés" gombra kattintva lehet elmenteni.</w:t>
+      </w:r>
+    </w:p>
+    <w:p>
+      <w:r>
+        <w:t>Amennyiben a felhasználó e-mail-címe még nincs megerősítve, egy figyelmeztető sáv jelenik meg a profil tetején, ahonnan új megerősítő e-mail küldhető. Az e-mail-cím megerősítése bizonyos funkciókhoz (pl. posztolás, kommentelés) szükséges.</w:t>
+      </w:r>
+    </w:p>
+    <w:p>
+      <w:r>
+        <w:t>A profil oldalon elérhető a kijelentkezés gomb is, amelyre kattintva egy megerősítő ablak jelenik meg, és csak a jóváhagyás után kerül sor a kijelentkezésre.</w:t>
+      </w:r>
+    </w:p>
+    <w:p>
+      <w:r>
+        <w:lastRenderedPageBreak/>
         <w:drawing>
-          <wp:inline distT="0" distB="0" distL="0" distR="0" wp14:anchorId="7EF4F0FB" wp14:editId="433AA226">
-            <wp:extent cx="5760720" cy="3238500"/>
-            <wp:effectExtent l="0" t="0" r="0" b="0"/>
-            <wp:docPr id="3" name="Kép 3"/>
+          <wp:inline distT="0" distB="0" distL="0" distR="0" wp14:anchorId="5E80817D" wp14:editId="30FE4F9B">
+            <wp:extent cx="5760720" cy="2818130"/>
+            <wp:effectExtent l="0" t="0" r="0" b="1270"/>
+            <wp:docPr id="15" name="Kép 15"/>
             <wp:cNvGraphicFramePr>
               <a:graphicFrameLocks xmlns:a="http://schemas.openxmlformats.org/drawingml/2006/main" noChangeAspect="1"/>
             </wp:cNvGraphicFramePr>
@@ -2123,7 +1891,7 @@
                   <pic:spPr>
                     <a:xfrm>
                       <a:off x="0" y="0"/>
-                      <a:ext cx="5760720" cy="3238500"/>
+                      <a:ext cx="5760720" cy="2818130"/>
                     </a:xfrm>
                     <a:prstGeom prst="rect">
                       <a:avLst/>
@@ -2136,18 +1904,99 @@
         </w:drawing>
       </w:r>
     </w:p>
-    <w:p/>
-    <w:p>
-      <w:r>
-        <w:rPr>
-          <w:noProof/>
-        </w:rPr>
-        <w:lastRenderedPageBreak/>
+    <w:p>
+      <w:pPr>
+        <w:pStyle w:val="Stlus3"/>
+      </w:pPr>
+      <w:bookmarkStart w:id="5" w:name="_Toc225851166"/>
+      <w:r>
+        <w:t>Poszt hozzáadása és szerkesztése</w:t>
+      </w:r>
+      <w:bookmarkEnd w:id="5"/>
+    </w:p>
+    <w:p>
+      <w:r>
+        <w:t>Új poszt létrehozásához a felhasználónak hitelesített (megerősített) e-mail-címmel kell rendelkeznie. Az „Új poszt" gombra kattintva egy külön szerkesztő oldalra kerül, ah</w:t>
+      </w:r>
+      <w:r>
+        <w:t>ol a következőket kell megadni:</w:t>
+      </w:r>
+    </w:p>
+    <w:p>
+      <w:pPr>
+        <w:pStyle w:val="Listaszerbekezds"/>
+        <w:numPr>
+          <w:ilvl w:val="0"/>
+          <w:numId w:val="14"/>
+        </w:numPr>
+      </w:pPr>
+      <w:r>
+        <w:t>Poszt címe (kötelező): rövid, informatív cím.</w:t>
+      </w:r>
+    </w:p>
+    <w:p>
+      <w:pPr>
+        <w:pStyle w:val="Listaszerbekezds"/>
+        <w:numPr>
+          <w:ilvl w:val="0"/>
+          <w:numId w:val="14"/>
+        </w:numPr>
+      </w:pPr>
+      <w:r>
+        <w:t>Címkék (kötelező): egy vagy több témához kapcsolódó címke választható a legördülő listából. Ha a kívánt címke nem szerepel a listában, a felhasználó saját új címkét is létrehozhat a „Hozzáadás" gomb segítségével.</w:t>
+      </w:r>
+    </w:p>
+    <w:p>
+      <w:pPr>
+        <w:pStyle w:val="Listaszerbekezds"/>
+        <w:numPr>
+          <w:ilvl w:val="0"/>
+          <w:numId w:val="14"/>
+        </w:numPr>
+      </w:pPr>
+      <w:r>
+        <w:t>Rövid leírás (opcionális): egy tömör összefoglaló a poszt tartalmáról; ha nincs megadva, a rendszer automatikusan a tartalom első néhány mondatát használja.</w:t>
+      </w:r>
+    </w:p>
+    <w:p>
+      <w:pPr>
+        <w:pStyle w:val="Listaszerbekezds"/>
+        <w:numPr>
+          <w:ilvl w:val="0"/>
+          <w:numId w:val="14"/>
+        </w:numPr>
+      </w:pPr>
+      <w:r>
+        <w:t>Tartalom (kötelező): egy formázható szövegszerkesztőben írható meg a poszt törzse, amelyben szövegformázás és hivatkozások is alkalmazhatók.</w:t>
+      </w:r>
+    </w:p>
+    <w:p>
+      <w:pPr>
+        <w:pStyle w:val="Listaszerbekezds"/>
+        <w:numPr>
+          <w:ilvl w:val="0"/>
+          <w:numId w:val="14"/>
+        </w:numPr>
+      </w:pPr>
+      <w:r>
+        <w:t>Képek (opcionális): több</w:t>
+      </w:r>
+      <w:r>
+        <w:t xml:space="preserve"> kép is feltölthető a poszthoz.</w:t>
+      </w:r>
+    </w:p>
+    <w:p>
+      <w:r>
+        <w:t>A meglévő posztok a profil oldalról szerkeszthetők vagy törölhetők. A szerkesztés ugyanazon az űrlapon történik, mint a létrehozás.</w:t>
+      </w:r>
+    </w:p>
+    <w:p>
+      <w:r>
         <w:drawing>
-          <wp:inline distT="0" distB="0" distL="0" distR="0" wp14:anchorId="2EA7E5ED" wp14:editId="407779CA">
-            <wp:extent cx="5760720" cy="2695575"/>
-            <wp:effectExtent l="0" t="0" r="0" b="9525"/>
-            <wp:docPr id="4" name="Kép 4"/>
+          <wp:inline distT="0" distB="0" distL="0" distR="0" wp14:anchorId="71688CC6" wp14:editId="45BAD7BE">
+            <wp:extent cx="5760720" cy="2481580"/>
+            <wp:effectExtent l="0" t="0" r="0" b="0"/>
+            <wp:docPr id="12" name="Kép 12"/>
             <wp:cNvGraphicFramePr>
               <a:graphicFrameLocks xmlns:a="http://schemas.openxmlformats.org/drawingml/2006/main" noChangeAspect="1"/>
             </wp:cNvGraphicFramePr>
@@ -2167,7 +2016,7 @@
                   <pic:spPr>
                     <a:xfrm>
                       <a:off x="0" y="0"/>
-                      <a:ext cx="5760720" cy="2695575"/>
+                      <a:ext cx="5760720" cy="2481580"/>
                     </a:xfrm>
                     <a:prstGeom prst="rect">
                       <a:avLst/>
@@ -2180,17 +2029,14 @@
         </w:drawing>
       </w:r>
     </w:p>
-    <w:p/>
-    <w:p>
-      <w:r>
-        <w:rPr>
-          <w:noProof/>
-        </w:rPr>
+    <w:p>
+      <w:r>
+        <w:lastRenderedPageBreak/>
         <w:drawing>
-          <wp:inline distT="0" distB="0" distL="0" distR="0" wp14:anchorId="102DB4EB" wp14:editId="4482590A">
-            <wp:extent cx="2991267" cy="3067478"/>
-            <wp:effectExtent l="0" t="0" r="0" b="0"/>
-            <wp:docPr id="5" name="Kép 5"/>
+          <wp:inline distT="0" distB="0" distL="0" distR="0" wp14:anchorId="3B5E010D" wp14:editId="2420DA08">
+            <wp:extent cx="5760720" cy="3630930"/>
+            <wp:effectExtent l="0" t="0" r="0" b="7620"/>
+            <wp:docPr id="13" name="Kép 13"/>
             <wp:cNvGraphicFramePr>
               <a:graphicFrameLocks xmlns:a="http://schemas.openxmlformats.org/drawingml/2006/main" noChangeAspect="1"/>
             </wp:cNvGraphicFramePr>
@@ -2210,7 +2056,7 @@
                   <pic:spPr>
                     <a:xfrm>
                       <a:off x="0" y="0"/>
-                      <a:ext cx="2991267" cy="3067478"/>
+                      <a:ext cx="5760720" cy="3630930"/>
                     </a:xfrm>
                     <a:prstGeom prst="rect">
                       <a:avLst/>
@@ -2223,18 +2069,79 @@
         </w:drawing>
       </w:r>
     </w:p>
-    <w:p/>
-    <w:p>
-      <w:r>
-        <w:rPr>
-          <w:noProof/>
-        </w:rPr>
-        <w:lastRenderedPageBreak/>
+    <w:p>
+      <w:pPr>
+        <w:pStyle w:val="Stlus2"/>
+      </w:pPr>
+      <w:bookmarkStart w:id="6" w:name="_Toc225851167"/>
+      <w:r>
+        <w:t>Adminisztrációs felület</w:t>
+      </w:r>
+      <w:bookmarkEnd w:id="6"/>
+    </w:p>
+    <w:p>
+      <w:r>
+        <w:t>Az adminisztrációs felület kizárólag adminisztrátor jogosultságú felhasználók számára érhető el. Az adminisztrátor az aláb</w:t>
+      </w:r>
+      <w:r>
+        <w:t>bi feladatokat tudja elvégezni:</w:t>
+      </w:r>
+    </w:p>
+    <w:p>
+      <w:pPr>
+        <w:pStyle w:val="Listaszerbekezds"/>
+        <w:numPr>
+          <w:ilvl w:val="0"/>
+          <w:numId w:val="15"/>
+        </w:numPr>
+      </w:pPr>
+      <w:r>
+        <w:t>Új termékek hozzáadása az áruházhoz.</w:t>
+      </w:r>
+    </w:p>
+    <w:p>
+      <w:pPr>
+        <w:pStyle w:val="Listaszerbekezds"/>
+        <w:numPr>
+          <w:ilvl w:val="0"/>
+          <w:numId w:val="15"/>
+        </w:numPr>
+      </w:pPr>
+      <w:r>
+        <w:t>Blogposztok hozzáadása és más felhasználók posztjainak felügyelete (szerkesztés, törlés).</w:t>
+      </w:r>
+    </w:p>
+    <w:p>
+      <w:pPr>
+        <w:pStyle w:val="Listaszerbekezds"/>
+        <w:numPr>
+          <w:ilvl w:val="0"/>
+          <w:numId w:val="15"/>
+        </w:numPr>
+      </w:pPr>
+      <w:r>
+        <w:t>Felhasználók jogosultsági szintjének módosítása (pl. admin jog kiosztása).</w:t>
+      </w:r>
+    </w:p>
+    <w:p>
+      <w:pPr>
+        <w:pStyle w:val="Listaszerbekezds"/>
+        <w:numPr>
+          <w:ilvl w:val="0"/>
+          <w:numId w:val="15"/>
+        </w:numPr>
+      </w:pPr>
+      <w:r>
+        <w:t>Statisztikák megtekintése az oldal forgalmáról és a rendelésekről.</w:t>
+      </w:r>
+    </w:p>
+    <w:p>
+      <w:r>
         <w:drawing>
-          <wp:inline distT="0" distB="0" distL="0" distR="0" wp14:anchorId="7225D9BB" wp14:editId="311ECD93">
-            <wp:extent cx="3019846" cy="3277057"/>
-            <wp:effectExtent l="0" t="0" r="9525" b="0"/>
-            <wp:docPr id="8" name="Kép 8"/>
+          <wp:inline distT="0" distB="0" distL="0" distR="0" wp14:anchorId="4857F297" wp14:editId="3E6609E6">
+            <wp:extent cx="5760720" cy="1894840"/>
+            <wp:effectExtent l="0" t="0" r="0" b="0"/>
+            <wp:docPr id="14" name="Kép 14"/>
             <wp:cNvGraphicFramePr>
               <a:graphicFrameLocks xmlns:a="http://schemas.openxmlformats.org/drawingml/2006/main" noChangeAspect="1"/>
             </wp:cNvGraphicFramePr>
@@ -2254,7 +2161,7 @@
                   <pic:spPr>
                     <a:xfrm>
                       <a:off x="0" y="0"/>
-                      <a:ext cx="3019846" cy="3277057"/>
+                      <a:ext cx="5760720" cy="1894840"/>
                     </a:xfrm>
                     <a:prstGeom prst="rect">
                       <a:avLst/>
@@ -2267,18 +2174,14 @@
         </w:drawing>
       </w:r>
     </w:p>
-    <w:p/>
-    <w:p>
-      <w:r>
-        <w:rPr>
-          <w:noProof/>
-        </w:rPr>
+    <w:p>
+      <w:r>
         <w:lastRenderedPageBreak/>
         <w:drawing>
-          <wp:inline distT="0" distB="0" distL="0" distR="0" wp14:anchorId="00E3206A" wp14:editId="245F3F80">
-            <wp:extent cx="5430008" cy="6716062"/>
-            <wp:effectExtent l="0" t="0" r="0" b="8890"/>
-            <wp:docPr id="9" name="Kép 9"/>
+          <wp:inline distT="0" distB="0" distL="0" distR="0" wp14:anchorId="09DE2764" wp14:editId="6BE62301">
+            <wp:extent cx="5760720" cy="1700530"/>
+            <wp:effectExtent l="0" t="0" r="0" b="0"/>
+            <wp:docPr id="16" name="Kép 16"/>
             <wp:cNvGraphicFramePr>
               <a:graphicFrameLocks xmlns:a="http://schemas.openxmlformats.org/drawingml/2006/main" noChangeAspect="1"/>
             </wp:cNvGraphicFramePr>
@@ -2298,7 +2201,7 @@
                   <pic:spPr>
                     <a:xfrm>
                       <a:off x="0" y="0"/>
-                      <a:ext cx="5430008" cy="6716062"/>
+                      <a:ext cx="5760720" cy="1700530"/>
                     </a:xfrm>
                     <a:prstGeom prst="rect">
                       <a:avLst/>
@@ -2313,13 +2216,103 @@
     </w:p>
     <w:p/>
     <w:p>
+      <w:pPr>
+        <w:pStyle w:val="Stlus2"/>
+      </w:pPr>
+      <w:bookmarkStart w:id="7" w:name="_Toc225851168"/>
+      <w:r>
+        <w:t>Áruház</w:t>
+      </w:r>
+      <w:bookmarkEnd w:id="7"/>
+    </w:p>
+    <w:p>
+      <w:r>
+        <w:t>Az áruház oldalon a felhasználó böngészheti az elérhető termékeket. A termékek kártyás formában jelennek meg, amelyeken látható a termék képe, neve, ára, rövid leírása és kategóriái.</w:t>
+      </w:r>
+    </w:p>
+    <w:p>
+      <w:r>
+        <w:t>A termékek között az alábbi m</w:t>
+      </w:r>
+      <w:r>
+        <w:t>ódokon lehet szűrni és keresni:</w:t>
+      </w:r>
+    </w:p>
+    <w:p>
+      <w:pPr>
+        <w:pStyle w:val="Listaszerbekezds"/>
+        <w:numPr>
+          <w:ilvl w:val="0"/>
+          <w:numId w:val="16"/>
+        </w:numPr>
+      </w:pPr>
+      <w:r>
+        <w:t>Keresés: a felső keresőmezőbe írva a rendszer azonnal szűri a termékeket a névük alapján.</w:t>
+      </w:r>
+    </w:p>
+    <w:p>
+      <w:pPr>
+        <w:pStyle w:val="Listaszerbekezds"/>
+        <w:numPr>
+          <w:ilvl w:val="0"/>
+          <w:numId w:val="16"/>
+        </w:numPr>
+      </w:pPr>
+      <w:r>
+        <w:t>Árszűrő: a bal oldali sávban egy kétirányú csúszka és számmezők segítségével megadható egy árintervallum. A szűrő az „Alkalmaz" gombra kattintva lép érvénybe.</w:t>
+      </w:r>
+    </w:p>
+    <w:p>
+      <w:pPr>
+        <w:pStyle w:val="Listaszerbekezds"/>
+        <w:numPr>
+          <w:ilvl w:val="0"/>
+          <w:numId w:val="16"/>
+        </w:numPr>
+      </w:pPr>
+      <w:r>
+        <w:t>Kategóriaszűrő: a bal oldali sávban fa-struktúrában jelennek meg a fő- és alkategóriák, amelyek jelölőnégyzetekkel választhatók ki. Az aktív szűrők az oldal tetején chip formájában is megjelennek, és onnan egyenként vagy egyszerre is törölhetők.</w:t>
+      </w:r>
+    </w:p>
+    <w:p>
+      <w:pPr>
+        <w:pStyle w:val="Listaszerbekezds"/>
+        <w:numPr>
+          <w:ilvl w:val="0"/>
+          <w:numId w:val="16"/>
+        </w:numPr>
+      </w:pPr>
+      <w:r>
+        <w:t>Sorba rendezés: a jobb felső sarokban lévő legördülő menüből a termékek rendezhetők ár szerint növekvő/csökkenő, illetve név szeri</w:t>
+      </w:r>
+      <w:r>
+        <w:t>nt növekvő/csökkenő sorrendben.</w:t>
+      </w:r>
+    </w:p>
+    <w:p>
+      <w:r>
+        <w:t>Az oldalon egyszerre megjeleníthető termékek száma (12, 24 vagy 48) a lapozó sorban állítható. Ha több oldalra oszlanak a találatok, a lapozó gombok segítségével lehet közöttük navigálni.</w:t>
+      </w:r>
+    </w:p>
+    <w:p>
+      <w:r>
+        <w:t>Bejelentkezett felhasználók a termékkártyán megjelenő szív ikonra kattintva hozzáadhatják a terméket a kedvenceikhez, illetve eltávolíthatják onnan.</w:t>
+      </w:r>
+    </w:p>
+    <w:p>
+      <w:r>
+        <w:t>Egy termékre kattintva annak részletes oldala nyílik meg.</w:t>
+      </w:r>
+    </w:p>
+    <w:p>
       <w:r>
         <w:rPr>
           <w:noProof/>
+          <w:lang w:eastAsia="hu-HU"/>
         </w:rPr>
         <w:lastRenderedPageBreak/>
         <w:drawing>
-          <wp:inline distT="0" distB="0" distL="0" distR="0" wp14:anchorId="6C17000D" wp14:editId="4969D1F5">
+          <wp:inline distT="0" distB="0" distL="0" distR="0" wp14:anchorId="7E361353" wp14:editId="7B905507">
             <wp:extent cx="2457793" cy="7573432"/>
             <wp:effectExtent l="0" t="0" r="0" b="8890"/>
             <wp:docPr id="10" name="Kép 10"/>
@@ -2355,13 +2348,1046 @@
         </w:drawing>
       </w:r>
     </w:p>
+    <w:p>
+      <w:r>
+        <w:lastRenderedPageBreak/>
+        <w:drawing>
+          <wp:inline distT="0" distB="0" distL="0" distR="0" wp14:anchorId="0D1C32CB" wp14:editId="6CD4DE33">
+            <wp:extent cx="5760720" cy="3050540"/>
+            <wp:effectExtent l="0" t="0" r="0" b="0"/>
+            <wp:docPr id="17" name="Kép 17"/>
+            <wp:cNvGraphicFramePr>
+              <a:graphicFrameLocks xmlns:a="http://schemas.openxmlformats.org/drawingml/2006/main" noChangeAspect="1"/>
+            </wp:cNvGraphicFramePr>
+            <a:graphic xmlns:a="http://schemas.openxmlformats.org/drawingml/2006/main">
+              <a:graphicData uri="http://schemas.openxmlformats.org/drawingml/2006/picture">
+                <pic:pic xmlns:pic="http://schemas.openxmlformats.org/drawingml/2006/picture">
+                  <pic:nvPicPr>
+                    <pic:cNvPr id="1" name=""/>
+                    <pic:cNvPicPr/>
+                  </pic:nvPicPr>
+                  <pic:blipFill>
+                    <a:blip r:embed="rId17"/>
+                    <a:stretch>
+                      <a:fillRect/>
+                    </a:stretch>
+                  </pic:blipFill>
+                  <pic:spPr>
+                    <a:xfrm>
+                      <a:off x="0" y="0"/>
+                      <a:ext cx="5760720" cy="3050540"/>
+                    </a:xfrm>
+                    <a:prstGeom prst="rect">
+                      <a:avLst/>
+                    </a:prstGeom>
+                  </pic:spPr>
+                </pic:pic>
+              </a:graphicData>
+            </a:graphic>
+          </wp:inline>
+        </w:drawing>
+      </w:r>
+    </w:p>
+    <w:p>
+      <w:pPr>
+        <w:pStyle w:val="Stlus3"/>
+      </w:pPr>
+      <w:bookmarkStart w:id="8" w:name="_Toc225851169"/>
+      <w:r>
+        <w:t>Termék(ek) rendelése</w:t>
+      </w:r>
+      <w:bookmarkEnd w:id="8"/>
+    </w:p>
+    <w:p>
+      <w:r>
+        <w:t>A termékek részletes oldalán (SingleItem) megtekinthető a termék teljes leírása, képgalériája (nyilakkal lapozható) és ára. A „Kosárba" gomb megnyomásával a termék a vásárlási kosárba kerül, ahol a mennyiség is beállítható.</w:t>
+      </w:r>
+    </w:p>
+    <w:p>
+      <w:r>
+        <w:t>A kosár oldalon az alábbiak láthatók és módosíthatók:</w:t>
+      </w:r>
+    </w:p>
+    <w:p/>
+    <w:p>
+      <w:pPr>
+        <w:pStyle w:val="Listaszerbekezds"/>
+        <w:numPr>
+          <w:ilvl w:val="0"/>
+          <w:numId w:val="17"/>
+        </w:numPr>
+      </w:pPr>
+      <w:r>
+        <w:t>A kosárban lévő termékek listája képpel, névvel és egységárral.</w:t>
+      </w:r>
+    </w:p>
+    <w:p>
+      <w:pPr>
+        <w:pStyle w:val="Listaszerbekezds"/>
+        <w:numPr>
+          <w:ilvl w:val="0"/>
+          <w:numId w:val="17"/>
+        </w:numPr>
+      </w:pPr>
+      <w:r>
+        <w:t>A mennyiség a „+" és „−" gombokkal, vagy közvetlen számbevitellel változtatható. A maximum a készleten lévő darabszám.</w:t>
+      </w:r>
+    </w:p>
+    <w:p>
+      <w:pPr>
+        <w:pStyle w:val="Listaszerbekezds"/>
+        <w:numPr>
+          <w:ilvl w:val="0"/>
+          <w:numId w:val="17"/>
+        </w:numPr>
+      </w:pPr>
+      <w:r>
+        <w:t>Egy termék a „</w:t>
+      </w:r>
+      <w:r>
+        <w:rPr>
+          <w:rFonts w:ascii="Segoe UI Symbol" w:hAnsi="Segoe UI Symbol" w:cs="Segoe UI Symbol"/>
+        </w:rPr>
+        <w:t>✕</w:t>
+      </w:r>
+      <w:r>
+        <w:t>" gombbal elt</w:t>
+      </w:r>
+      <w:r>
+        <w:rPr>
+          <w:rFonts w:cs="Times New Roman"/>
+        </w:rPr>
+        <w:t>á</w:t>
+      </w:r>
+      <w:r>
+        <w:t>vol</w:t>
+      </w:r>
+      <w:r>
+        <w:rPr>
+          <w:rFonts w:cs="Times New Roman"/>
+        </w:rPr>
+        <w:t>í</w:t>
+      </w:r>
+      <w:r>
+        <w:t>that</w:t>
+      </w:r>
+      <w:r>
+        <w:rPr>
+          <w:rFonts w:cs="Times New Roman"/>
+        </w:rPr>
+        <w:t>ó</w:t>
+      </w:r>
+      <w:r>
+        <w:t xml:space="preserve"> a kos</w:t>
+      </w:r>
+      <w:r>
+        <w:rPr>
+          <w:rFonts w:cs="Times New Roman"/>
+        </w:rPr>
+        <w:t>á</w:t>
+      </w:r>
+      <w:r>
+        <w:t>rb</w:t>
+      </w:r>
+      <w:r>
+        <w:rPr>
+          <w:rFonts w:cs="Times New Roman"/>
+        </w:rPr>
+        <w:t>ó</w:t>
+      </w:r>
+      <w:r>
+        <w:t>l.</w:t>
+      </w:r>
+    </w:p>
+    <w:p>
+      <w:pPr>
+        <w:pStyle w:val="Listaszerbekezds"/>
+        <w:numPr>
+          <w:ilvl w:val="0"/>
+          <w:numId w:val="17"/>
+        </w:numPr>
+      </w:pPr>
+      <w:r>
+        <w:t>Jobb oldalon megjelenik a rendelés összegzése: a tételek száma és a végösszeg.</w:t>
+      </w:r>
+    </w:p>
+    <w:p>
+      <w:pPr>
+        <w:pStyle w:val="Listaszerbekezds"/>
+        <w:numPr>
+          <w:ilvl w:val="0"/>
+          <w:numId w:val="17"/>
+        </w:numPr>
+      </w:pPr>
+      <w:r>
+        <w:t>A szállítási adatok megadása szintén a kosár oldalon történik: vezetéknév, keresztnév, e-mail-cím, szállítási cím (irányítószám, város, utca, házszám). A mezők kitöltése közben azonnali validáció jelzi, ha valamelyik adat hibás vagy hiányos.</w:t>
+      </w:r>
+    </w:p>
+    <w:p>
+      <w:r>
+        <w:drawing>
+          <wp:inline distT="0" distB="0" distL="0" distR="0" wp14:anchorId="712B1413" wp14:editId="2A75384F">
+            <wp:extent cx="5760720" cy="1073150"/>
+            <wp:effectExtent l="0" t="0" r="0" b="0"/>
+            <wp:docPr id="18" name="Kép 18"/>
+            <wp:cNvGraphicFramePr>
+              <a:graphicFrameLocks xmlns:a="http://schemas.openxmlformats.org/drawingml/2006/main" noChangeAspect="1"/>
+            </wp:cNvGraphicFramePr>
+            <a:graphic xmlns:a="http://schemas.openxmlformats.org/drawingml/2006/main">
+              <a:graphicData uri="http://schemas.openxmlformats.org/drawingml/2006/picture">
+                <pic:pic xmlns:pic="http://schemas.openxmlformats.org/drawingml/2006/picture">
+                  <pic:nvPicPr>
+                    <pic:cNvPr id="1" name=""/>
+                    <pic:cNvPicPr/>
+                  </pic:nvPicPr>
+                  <pic:blipFill>
+                    <a:blip r:embed="rId18"/>
+                    <a:stretch>
+                      <a:fillRect/>
+                    </a:stretch>
+                  </pic:blipFill>
+                  <pic:spPr>
+                    <a:xfrm>
+                      <a:off x="0" y="0"/>
+                      <a:ext cx="5760720" cy="1073150"/>
+                    </a:xfrm>
+                    <a:prstGeom prst="rect">
+                      <a:avLst/>
+                    </a:prstGeom>
+                  </pic:spPr>
+                </pic:pic>
+              </a:graphicData>
+            </a:graphic>
+          </wp:inline>
+        </w:drawing>
+      </w:r>
+    </w:p>
+    <w:p>
+      <w:r>
+        <w:lastRenderedPageBreak/>
+        <w:drawing>
+          <wp:inline distT="0" distB="0" distL="0" distR="0" wp14:anchorId="1ADADEC9" wp14:editId="59A17FB0">
+            <wp:extent cx="5601482" cy="5582429"/>
+            <wp:effectExtent l="0" t="0" r="0" b="0"/>
+            <wp:docPr id="19" name="Kép 19"/>
+            <wp:cNvGraphicFramePr>
+              <a:graphicFrameLocks xmlns:a="http://schemas.openxmlformats.org/drawingml/2006/main" noChangeAspect="1"/>
+            </wp:cNvGraphicFramePr>
+            <a:graphic xmlns:a="http://schemas.openxmlformats.org/drawingml/2006/main">
+              <a:graphicData uri="http://schemas.openxmlformats.org/drawingml/2006/picture">
+                <pic:pic xmlns:pic="http://schemas.openxmlformats.org/drawingml/2006/picture">
+                  <pic:nvPicPr>
+                    <pic:cNvPr id="1" name=""/>
+                    <pic:cNvPicPr/>
+                  </pic:nvPicPr>
+                  <pic:blipFill>
+                    <a:blip r:embed="rId19"/>
+                    <a:stretch>
+                      <a:fillRect/>
+                    </a:stretch>
+                  </pic:blipFill>
+                  <pic:spPr>
+                    <a:xfrm>
+                      <a:off x="0" y="0"/>
+                      <a:ext cx="5601482" cy="5582429"/>
+                    </a:xfrm>
+                    <a:prstGeom prst="rect">
+                      <a:avLst/>
+                    </a:prstGeom>
+                  </pic:spPr>
+                </pic:pic>
+              </a:graphicData>
+            </a:graphic>
+          </wp:inline>
+        </w:drawing>
+      </w:r>
+    </w:p>
+    <w:p>
+      <w:r>
+        <w:lastRenderedPageBreak/>
+        <w:drawing>
+          <wp:inline distT="0" distB="0" distL="0" distR="0" wp14:anchorId="28B9EA13" wp14:editId="7F55A8F9">
+            <wp:extent cx="4639322" cy="7039957"/>
+            <wp:effectExtent l="0" t="0" r="8890" b="8890"/>
+            <wp:docPr id="20" name="Kép 20"/>
+            <wp:cNvGraphicFramePr>
+              <a:graphicFrameLocks xmlns:a="http://schemas.openxmlformats.org/drawingml/2006/main" noChangeAspect="1"/>
+            </wp:cNvGraphicFramePr>
+            <a:graphic xmlns:a="http://schemas.openxmlformats.org/drawingml/2006/main">
+              <a:graphicData uri="http://schemas.openxmlformats.org/drawingml/2006/picture">
+                <pic:pic xmlns:pic="http://schemas.openxmlformats.org/drawingml/2006/picture">
+                  <pic:nvPicPr>
+                    <pic:cNvPr id="1" name=""/>
+                    <pic:cNvPicPr/>
+                  </pic:nvPicPr>
+                  <pic:blipFill>
+                    <a:blip r:embed="rId20"/>
+                    <a:stretch>
+                      <a:fillRect/>
+                    </a:stretch>
+                  </pic:blipFill>
+                  <pic:spPr>
+                    <a:xfrm>
+                      <a:off x="0" y="0"/>
+                      <a:ext cx="4639322" cy="7039957"/>
+                    </a:xfrm>
+                    <a:prstGeom prst="rect">
+                      <a:avLst/>
+                    </a:prstGeom>
+                  </pic:spPr>
+                </pic:pic>
+              </a:graphicData>
+            </a:graphic>
+          </wp:inline>
+        </w:drawing>
+      </w:r>
+    </w:p>
+    <w:p>
+      <w:pPr>
+        <w:pStyle w:val="Stlus3"/>
+      </w:pPr>
+      <w:bookmarkStart w:id="9" w:name="_Toc225851170"/>
+      <w:r>
+        <w:t>Fizetés</w:t>
+      </w:r>
+      <w:bookmarkEnd w:id="9"/>
+    </w:p>
+    <w:p>
+      <w:r>
+        <w:t>A fizetési oldalon egy interaktív bankkártyás fizetési felület jelenik meg. A kártya adatainak begépelésekor a képernyőn megjelenő virtuális kártya valós időben frissül, ezzel segítve az adatok ellenőrzését.</w:t>
+      </w:r>
+    </w:p>
+    <w:p>
+      <w:r>
+        <w:t>A követ</w:t>
+      </w:r>
+      <w:r>
+        <w:t>kező adatok megadása szükséges:</w:t>
+      </w:r>
+    </w:p>
+    <w:p>
+      <w:pPr>
+        <w:pStyle w:val="Listaszerbekezds"/>
+        <w:numPr>
+          <w:ilvl w:val="0"/>
+          <w:numId w:val="18"/>
+        </w:numPr>
+      </w:pPr>
+      <w:r>
+        <w:t>Kártyaszám: a rendszer automatikusan formázza (szóközök hozzáadásával) és felismeri a kártya típusát (Visa, Mastercard, Amex stb.).</w:t>
+      </w:r>
+    </w:p>
+    <w:p>
+      <w:pPr>
+        <w:pStyle w:val="Listaszerbekezds"/>
+        <w:numPr>
+          <w:ilvl w:val="0"/>
+          <w:numId w:val="18"/>
+        </w:numPr>
+      </w:pPr>
+      <w:r>
+        <w:lastRenderedPageBreak/>
+        <w:t>Kártyabirtokos neve: nagy betűkkel jelenik meg, kettőnél több kötőjel nem adható meg.</w:t>
+      </w:r>
+    </w:p>
+    <w:p>
+      <w:pPr>
+        <w:pStyle w:val="Listaszerbekezds"/>
+        <w:numPr>
+          <w:ilvl w:val="0"/>
+          <w:numId w:val="18"/>
+        </w:numPr>
+      </w:pPr>
+      <w:r>
+        <w:t>Lejárati dátum: hónap és év formájában.</w:t>
+      </w:r>
+    </w:p>
+    <w:p>
+      <w:pPr>
+        <w:pStyle w:val="Listaszerbekezds"/>
+        <w:numPr>
+          <w:ilvl w:val="0"/>
+          <w:numId w:val="18"/>
+        </w:numPr>
+      </w:pPr>
+      <w:r>
+        <w:t>CVV: a megadás közben a virtuál</w:t>
+      </w:r>
+      <w:r>
+        <w:t>is kártya a hátoldalát mutatja.</w:t>
+      </w:r>
+    </w:p>
+    <w:p>
+      <w:r>
+        <w:t>Ha a korábban mentett kártyaadatok lejártak, a rendszer figyelmeztetést jelenít meg. Minden mezőnél valós idejű validáció működik, és hibaüzenetek segítik a helyes kitöltést.</w:t>
+      </w:r>
+    </w:p>
+    <w:p>
+      <w:r>
+        <w:drawing>
+          <wp:inline distT="0" distB="0" distL="0" distR="0" wp14:anchorId="0200AAF2" wp14:editId="7A5C6486">
+            <wp:extent cx="5760720" cy="5568315"/>
+            <wp:effectExtent l="0" t="0" r="0" b="0"/>
+            <wp:docPr id="21" name="Kép 21"/>
+            <wp:cNvGraphicFramePr>
+              <a:graphicFrameLocks xmlns:a="http://schemas.openxmlformats.org/drawingml/2006/main" noChangeAspect="1"/>
+            </wp:cNvGraphicFramePr>
+            <a:graphic xmlns:a="http://schemas.openxmlformats.org/drawingml/2006/main">
+              <a:graphicData uri="http://schemas.openxmlformats.org/drawingml/2006/picture">
+                <pic:pic xmlns:pic="http://schemas.openxmlformats.org/drawingml/2006/picture">
+                  <pic:nvPicPr>
+                    <pic:cNvPr id="1" name=""/>
+                    <pic:cNvPicPr/>
+                  </pic:nvPicPr>
+                  <pic:blipFill>
+                    <a:blip r:embed="rId21"/>
+                    <a:stretch>
+                      <a:fillRect/>
+                    </a:stretch>
+                  </pic:blipFill>
+                  <pic:spPr>
+                    <a:xfrm>
+                      <a:off x="0" y="0"/>
+                      <a:ext cx="5760720" cy="5568315"/>
+                    </a:xfrm>
+                    <a:prstGeom prst="rect">
+                      <a:avLst/>
+                    </a:prstGeom>
+                  </pic:spPr>
+                </pic:pic>
+              </a:graphicData>
+            </a:graphic>
+          </wp:inline>
+        </w:drawing>
+      </w:r>
+    </w:p>
+    <w:p>
+      <w:pPr>
+        <w:pStyle w:val="Stlus2"/>
+      </w:pPr>
+      <w:bookmarkStart w:id="10" w:name="_Toc225851171"/>
+      <w:r>
+        <w:t>Blog</w:t>
+      </w:r>
+      <w:bookmarkEnd w:id="10"/>
+    </w:p>
+    <w:p>
+      <w:r>
+        <w:t>A blog oldalon a felhasználók által és az adminisztrátor által közzétett bejegyzések böngészhetők. A posztok kártyás elrendezésben jelennek meg, amelyeken látható a borítókép, a cím, a szerző neve, a közzététel dátuma, a rövid leírás és a hozzárendelt címkék.</w:t>
+      </w:r>
+    </w:p>
+    <w:p>
+      <w:r>
+        <w:t xml:space="preserve">A posztok között </w:t>
+      </w:r>
+      <w:r>
+        <w:t>az alábbi módokon lehet szűrni:</w:t>
+      </w:r>
+    </w:p>
+    <w:p>
+      <w:pPr>
+        <w:pStyle w:val="Listaszerbekezds"/>
+        <w:numPr>
+          <w:ilvl w:val="0"/>
+          <w:numId w:val="19"/>
+        </w:numPr>
+      </w:pPr>
+      <w:r>
+        <w:lastRenderedPageBreak/>
+        <w:t>Szöveges keresés: a keresőmezőbe írva a rendszer a bejegyzések tartalmában keres.</w:t>
+      </w:r>
+    </w:p>
+    <w:p>
+      <w:pPr>
+        <w:pStyle w:val="Listaszerbekezds"/>
+        <w:numPr>
+          <w:ilvl w:val="0"/>
+          <w:numId w:val="19"/>
+        </w:numPr>
+      </w:pPr>
+      <w:r>
+        <w:t>Címkeszűrő: egy többkiválasztásos legördülő listából egy vagy több címke is kiválasztható, az aktív szűrők chip formájában jelennek meg és egyenként törölhetők.</w:t>
+      </w:r>
+    </w:p>
+    <w:p>
+      <w:pPr>
+        <w:pStyle w:val="Listaszerbekezds"/>
+        <w:numPr>
+          <w:ilvl w:val="0"/>
+          <w:numId w:val="19"/>
+        </w:numPr>
+      </w:pPr>
+      <w:r>
+        <w:t>Sorba rendezés: a posztok rendezhetők legújabb/legrégebbi, illetve ábécé szerinti sorrendben.</w:t>
+      </w:r>
+    </w:p>
+    <w:p>
+      <w:pPr>
+        <w:pStyle w:val="Listaszerbekezds"/>
+        <w:numPr>
+          <w:ilvl w:val="0"/>
+          <w:numId w:val="19"/>
+        </w:numPr>
+      </w:pPr>
+      <w:r>
+        <w:t>Oldalméret: a megjelenített posztok száma (6, 9, 12</w:t>
+      </w:r>
+      <w:r>
+        <w:t xml:space="preserve"> vagy 24) szabadon beállítható.</w:t>
+      </w:r>
+    </w:p>
+    <w:p>
+      <w:r>
+        <w:t>Az oldal tetején egy „vissza a lap tetejére" gomb is megjelenik, ha a felhasználó lejjebb görget.</w:t>
+      </w:r>
+    </w:p>
+    <w:p>
+      <w:r>
+        <w:drawing>
+          <wp:inline distT="0" distB="0" distL="0" distR="0" wp14:anchorId="21C1D9BF" wp14:editId="076AD2AE">
+            <wp:extent cx="5760720" cy="2113915"/>
+            <wp:effectExtent l="0" t="0" r="0" b="635"/>
+            <wp:docPr id="22" name="Kép 22"/>
+            <wp:cNvGraphicFramePr>
+              <a:graphicFrameLocks xmlns:a="http://schemas.openxmlformats.org/drawingml/2006/main" noChangeAspect="1"/>
+            </wp:cNvGraphicFramePr>
+            <a:graphic xmlns:a="http://schemas.openxmlformats.org/drawingml/2006/main">
+              <a:graphicData uri="http://schemas.openxmlformats.org/drawingml/2006/picture">
+                <pic:pic xmlns:pic="http://schemas.openxmlformats.org/drawingml/2006/picture">
+                  <pic:nvPicPr>
+                    <pic:cNvPr id="1" name=""/>
+                    <pic:cNvPicPr/>
+                  </pic:nvPicPr>
+                  <pic:blipFill>
+                    <a:blip r:embed="rId22"/>
+                    <a:stretch>
+                      <a:fillRect/>
+                    </a:stretch>
+                  </pic:blipFill>
+                  <pic:spPr>
+                    <a:xfrm>
+                      <a:off x="0" y="0"/>
+                      <a:ext cx="5760720" cy="2113915"/>
+                    </a:xfrm>
+                    <a:prstGeom prst="rect">
+                      <a:avLst/>
+                    </a:prstGeom>
+                  </pic:spPr>
+                </pic:pic>
+              </a:graphicData>
+            </a:graphic>
+          </wp:inline>
+        </w:drawing>
+      </w:r>
+    </w:p>
+    <w:p>
+      <w:r>
+        <w:rPr>
+          <w:noProof/>
+          <w:lang w:eastAsia="hu-HU"/>
+        </w:rPr>
+        <w:lastRenderedPageBreak/>
+        <w:drawing>
+          <wp:inline distT="0" distB="0" distL="0" distR="0" wp14:anchorId="766736BC" wp14:editId="70ABC9F9">
+            <wp:extent cx="5430008" cy="6716062"/>
+            <wp:effectExtent l="0" t="0" r="0" b="8890"/>
+            <wp:docPr id="9" name="Kép 9"/>
+            <wp:cNvGraphicFramePr>
+              <a:graphicFrameLocks xmlns:a="http://schemas.openxmlformats.org/drawingml/2006/main" noChangeAspect="1"/>
+            </wp:cNvGraphicFramePr>
+            <a:graphic xmlns:a="http://schemas.openxmlformats.org/drawingml/2006/main">
+              <a:graphicData uri="http://schemas.openxmlformats.org/drawingml/2006/picture">
+                <pic:pic xmlns:pic="http://schemas.openxmlformats.org/drawingml/2006/picture">
+                  <pic:nvPicPr>
+                    <pic:cNvPr id="1" name=""/>
+                    <pic:cNvPicPr/>
+                  </pic:nvPicPr>
+                  <pic:blipFill>
+                    <a:blip r:embed="rId23"/>
+                    <a:stretch>
+                      <a:fillRect/>
+                    </a:stretch>
+                  </pic:blipFill>
+                  <pic:spPr>
+                    <a:xfrm>
+                      <a:off x="0" y="0"/>
+                      <a:ext cx="5430008" cy="6716062"/>
+                    </a:xfrm>
+                    <a:prstGeom prst="rect">
+                      <a:avLst/>
+                    </a:prstGeom>
+                  </pic:spPr>
+                </pic:pic>
+              </a:graphicData>
+            </a:graphic>
+          </wp:inline>
+        </w:drawing>
+      </w:r>
+    </w:p>
+    <w:p>
+      <w:pPr>
+        <w:pStyle w:val="Stlus3"/>
+      </w:pPr>
+      <w:bookmarkStart w:id="11" w:name="_Toc225851172"/>
+      <w:r>
+        <w:t>Poszt megjelenítése</w:t>
+      </w:r>
+      <w:bookmarkEnd w:id="11"/>
+    </w:p>
+    <w:p>
+      <w:r>
+        <w:t>Egy blogbejegyzésre kattintva annak teljes tartalma jelenik meg. A p</w:t>
+      </w:r>
+      <w:r>
+        <w:t>oszt részletes oldalán látható:</w:t>
+      </w:r>
+    </w:p>
+    <w:p>
+      <w:pPr>
+        <w:pStyle w:val="Listaszerbekezds"/>
+        <w:numPr>
+          <w:ilvl w:val="0"/>
+          <w:numId w:val="20"/>
+        </w:numPr>
+      </w:pPr>
+      <w:r>
+        <w:t>A poszt borítóképe.</w:t>
+      </w:r>
+    </w:p>
+    <w:p>
+      <w:pPr>
+        <w:pStyle w:val="Listaszerbekezds"/>
+        <w:numPr>
+          <w:ilvl w:val="0"/>
+          <w:numId w:val="20"/>
+        </w:numPr>
+      </w:pPr>
+      <w:r>
+        <w:t>Cím, szerző neve, közzététel dátuma.</w:t>
+      </w:r>
+    </w:p>
+    <w:p>
+      <w:pPr>
+        <w:pStyle w:val="Listaszerbekezds"/>
+        <w:numPr>
+          <w:ilvl w:val="0"/>
+          <w:numId w:val="20"/>
+        </w:numPr>
+      </w:pPr>
+      <w:r>
+        <w:t>Becsült olvasási idő (a tartalom hossza alapján automatikusan kiszámítva).</w:t>
+      </w:r>
+    </w:p>
+    <w:p>
+      <w:pPr>
+        <w:pStyle w:val="Listaszerbekezds"/>
+        <w:numPr>
+          <w:ilvl w:val="0"/>
+          <w:numId w:val="20"/>
+        </w:numPr>
+      </w:pPr>
+      <w:r>
+        <w:t>A formázott szöveges tartalom (félkövér, dőlt, linkek stb.).</w:t>
+      </w:r>
+    </w:p>
+    <w:p>
+      <w:pPr>
+        <w:pStyle w:val="Listaszerbekezds"/>
+        <w:numPr>
+          <w:ilvl w:val="0"/>
+          <w:numId w:val="20"/>
+        </w:numPr>
+      </w:pPr>
+      <w:r>
+        <w:t>Hozzárendelt címkék # előtaggal jelölve.</w:t>
+      </w:r>
+    </w:p>
+    <w:p>
+      <w:pPr>
+        <w:pStyle w:val="Listaszerbekezds"/>
+        <w:numPr>
+          <w:ilvl w:val="0"/>
+          <w:numId w:val="20"/>
+        </w:numPr>
+      </w:pPr>
+      <w:r>
+        <w:lastRenderedPageBreak/>
+        <w:t>Opcionális képgaléria: ha a poszthoz több kép is tartozik, azok rácsban jelennek meg, és előnézeti módban, kinagyítva is megtekinthetők.</w:t>
+      </w:r>
+    </w:p>
+    <w:p>
+      <w:pPr>
+        <w:pStyle w:val="Listaszerbekezds"/>
+        <w:numPr>
+          <w:ilvl w:val="0"/>
+          <w:numId w:val="20"/>
+        </w:numPr>
+      </w:pPr>
+      <w:r>
+        <w:t>Jobb felső sarokban egy bejelentési gomb</w:t>
+      </w:r>
+      <w:r>
+        <w:t xml:space="preserve"> is elérhető.</w:t>
+      </w:r>
+    </w:p>
+    <w:p>
+      <w:r>
+        <w:t>A „Vissza a bloghoz" gombbal az előző oldalra lehet visszatérni.</w:t>
+      </w:r>
+    </w:p>
+    <w:p>
+      <w:r>
+        <w:drawing>
+          <wp:inline distT="0" distB="0" distL="0" distR="0" wp14:anchorId="69E578F4" wp14:editId="419086EF">
+            <wp:extent cx="5760720" cy="3482975"/>
+            <wp:effectExtent l="0" t="0" r="0" b="3175"/>
+            <wp:docPr id="24" name="Kép 24"/>
+            <wp:cNvGraphicFramePr>
+              <a:graphicFrameLocks xmlns:a="http://schemas.openxmlformats.org/drawingml/2006/main" noChangeAspect="1"/>
+            </wp:cNvGraphicFramePr>
+            <a:graphic xmlns:a="http://schemas.openxmlformats.org/drawingml/2006/main">
+              <a:graphicData uri="http://schemas.openxmlformats.org/drawingml/2006/picture">
+                <pic:pic xmlns:pic="http://schemas.openxmlformats.org/drawingml/2006/picture">
+                  <pic:nvPicPr>
+                    <pic:cNvPr id="1" name=""/>
+                    <pic:cNvPicPr/>
+                  </pic:nvPicPr>
+                  <pic:blipFill>
+                    <a:blip r:embed="rId24"/>
+                    <a:stretch>
+                      <a:fillRect/>
+                    </a:stretch>
+                  </pic:blipFill>
+                  <pic:spPr>
+                    <a:xfrm>
+                      <a:off x="0" y="0"/>
+                      <a:ext cx="5760720" cy="3482975"/>
+                    </a:xfrm>
+                    <a:prstGeom prst="rect">
+                      <a:avLst/>
+                    </a:prstGeom>
+                  </pic:spPr>
+                </pic:pic>
+              </a:graphicData>
+            </a:graphic>
+          </wp:inline>
+        </w:drawing>
+      </w:r>
+      <w:bookmarkStart w:id="12" w:name="_GoBack"/>
+      <w:bookmarkEnd w:id="12"/>
+    </w:p>
+    <w:p>
+      <w:pPr>
+        <w:pStyle w:val="Stlus3"/>
+      </w:pPr>
+      <w:bookmarkStart w:id="13" w:name="_Toc225851173"/>
+      <w:r>
+        <w:t>Kommentelés</w:t>
+      </w:r>
+      <w:bookmarkEnd w:id="13"/>
+    </w:p>
+    <w:p>
+      <w:r>
+        <w:t>A poszt részletes oldalán, a tartalom alatt a kommentszekció található. E-mail-jét megerősített, bejelentkezett felhasználók írhatnak kommentet.</w:t>
+      </w:r>
+    </w:p>
+    <w:p>
+      <w:r>
+        <w:t>A kommentek fa-struktúrában jelennek meg: minden komment alatt megjelenik egy „Válasz" gomb, amelyre kattintva az adott kommenthez fűzhető válasz. A válaszok behúzva, az eredeti komment alatt láthatók.</w:t>
+      </w:r>
+    </w:p>
+    <w:p>
+      <w:r>
+        <w:t>Mindenki csak a saját kommentjeit törölheti, amelyek mellett egy kuka ikon jelenik meg. A kommenteknél megjelenik a felhasználó profilképe (vagy egy alapértelmezett ikon), a felhasználóneve és a komment dátuma.</w:t>
+      </w:r>
+    </w:p>
+    <w:p>
+      <w:r>
+        <w:lastRenderedPageBreak/>
+        <w:drawing>
+          <wp:inline distT="0" distB="0" distL="0" distR="0" wp14:anchorId="08B43BBA" wp14:editId="57F6D66C">
+            <wp:extent cx="5760720" cy="2559050"/>
+            <wp:effectExtent l="0" t="0" r="0" b="0"/>
+            <wp:docPr id="23" name="Kép 23"/>
+            <wp:cNvGraphicFramePr>
+              <a:graphicFrameLocks xmlns:a="http://schemas.openxmlformats.org/drawingml/2006/main" noChangeAspect="1"/>
+            </wp:cNvGraphicFramePr>
+            <a:graphic xmlns:a="http://schemas.openxmlformats.org/drawingml/2006/main">
+              <a:graphicData uri="http://schemas.openxmlformats.org/drawingml/2006/picture">
+                <pic:pic xmlns:pic="http://schemas.openxmlformats.org/drawingml/2006/picture">
+                  <pic:nvPicPr>
+                    <pic:cNvPr id="1" name=""/>
+                    <pic:cNvPicPr/>
+                  </pic:nvPicPr>
+                  <pic:blipFill>
+                    <a:blip r:embed="rId25"/>
+                    <a:stretch>
+                      <a:fillRect/>
+                    </a:stretch>
+                  </pic:blipFill>
+                  <pic:spPr>
+                    <a:xfrm>
+                      <a:off x="0" y="0"/>
+                      <a:ext cx="5760720" cy="2559050"/>
+                    </a:xfrm>
+                    <a:prstGeom prst="rect">
+                      <a:avLst/>
+                    </a:prstGeom>
+                  </pic:spPr>
+                </pic:pic>
+              </a:graphicData>
+            </a:graphic>
+          </wp:inline>
+        </w:drawing>
+      </w:r>
+    </w:p>
+    <w:p>
+      <w:pPr>
+        <w:pStyle w:val="Stlus2"/>
+      </w:pPr>
+      <w:bookmarkStart w:id="14" w:name="_Toc225851174"/>
+      <w:bookmarkEnd w:id="14"/>
+      <w:r>
+        <w:t>Mintakészítő</w:t>
+      </w:r>
+    </w:p>
+    <w:p>
+      <w:r>
+        <w:t>A mintakészítő eszköz segítségével a felhasználó egy saját gobelin/tapestry mintát generálhat egy feltöltött képből. Az oldal tetején rövid leírás olvasható a három fő technikáról (horgolás, kötés, hímzés), külső hivatkozásokkal együtt.</w:t>
+      </w:r>
+    </w:p>
+    <w:p>
+      <w:r>
+        <w:t>A minta elkészítése egy háromrészes lépéssorozaton keresztül történik, amelyek között egy haladásjelző sáv</w:t>
+      </w:r>
+      <w:r>
+        <w:t xml:space="preserve"> mutatja az aktuális állapotot:</w:t>
+      </w:r>
+    </w:p>
+    <w:p>
+      <w:pPr>
+        <w:pStyle w:val="Listaszerbekezds"/>
+        <w:numPr>
+          <w:ilvl w:val="0"/>
+          <w:numId w:val="21"/>
+        </w:numPr>
+      </w:pPr>
+      <w:r>
+        <w:t>Típus kiválasztása: a felhasználó rádió-gombokkal kiválaszt egyet az elérhető projekttípusok közül (pl. horgolás, kötés, hímzés).</w:t>
+      </w:r>
+    </w:p>
+    <w:p>
+      <w:pPr>
+        <w:pStyle w:val="Listaszerbekezds"/>
+        <w:numPr>
+          <w:ilvl w:val="0"/>
+          <w:numId w:val="21"/>
+        </w:numPr>
+      </w:pPr>
+      <w:r>
+        <w:t>Fonaltípus kiválasztása: a projekt típusának megfelelő fonallehetőségek közül választható ki a kívánt fonal.</w:t>
+      </w:r>
+    </w:p>
+    <w:p>
+      <w:pPr>
+        <w:pStyle w:val="Listaszerbekezds"/>
+        <w:numPr>
+          <w:ilvl w:val="0"/>
+          <w:numId w:val="21"/>
+        </w:numPr>
+      </w:pPr>
+      <w:r>
+        <w:t>Kép feltöltése: a felhasználó feltölt egy képet, amelyből a rendszer elkészíti a pixelezett, mintázható verziót. A kép feltöltése után megjelenik a generált minta, amely megmutatja, hogyan néz ki a kép a kiválasztott tech</w:t>
+      </w:r>
+      <w:r>
+        <w:t>nikával és fonallal elkészítve.</w:t>
+      </w:r>
+    </w:p>
+    <w:p>
+      <w:r>
+        <w:t>A lépések között visszafelé is lehet navigálni a „Vissza" gombbal, és az addig megtett beállítások megmaradnak.</w:t>
+      </w:r>
+    </w:p>
+    <w:p>
+      <w:r>
+        <w:rPr>
+          <w:noProof/>
+          <w:lang w:eastAsia="hu-HU"/>
+        </w:rPr>
+        <w:lastRenderedPageBreak/>
+        <w:drawing>
+          <wp:inline distT="0" distB="0" distL="0" distR="0" wp14:anchorId="7EF4F0FB" wp14:editId="433AA226">
+            <wp:extent cx="5760720" cy="3238500"/>
+            <wp:effectExtent l="0" t="0" r="0" b="0"/>
+            <wp:docPr id="3" name="Kép 3"/>
+            <wp:cNvGraphicFramePr>
+              <a:graphicFrameLocks xmlns:a="http://schemas.openxmlformats.org/drawingml/2006/main" noChangeAspect="1"/>
+            </wp:cNvGraphicFramePr>
+            <a:graphic xmlns:a="http://schemas.openxmlformats.org/drawingml/2006/main">
+              <a:graphicData uri="http://schemas.openxmlformats.org/drawingml/2006/picture">
+                <pic:pic xmlns:pic="http://schemas.openxmlformats.org/drawingml/2006/picture">
+                  <pic:nvPicPr>
+                    <pic:cNvPr id="1" name=""/>
+                    <pic:cNvPicPr/>
+                  </pic:nvPicPr>
+                  <pic:blipFill>
+                    <a:blip r:embed="rId26"/>
+                    <a:stretch>
+                      <a:fillRect/>
+                    </a:stretch>
+                  </pic:blipFill>
+                  <pic:spPr>
+                    <a:xfrm>
+                      <a:off x="0" y="0"/>
+                      <a:ext cx="5760720" cy="3238500"/>
+                    </a:xfrm>
+                    <a:prstGeom prst="rect">
+                      <a:avLst/>
+                    </a:prstGeom>
+                  </pic:spPr>
+                </pic:pic>
+              </a:graphicData>
+            </a:graphic>
+          </wp:inline>
+        </w:drawing>
+      </w:r>
+    </w:p>
+    <w:p>
+      <w:r>
+        <w:rPr>
+          <w:noProof/>
+          <w:lang w:eastAsia="hu-HU"/>
+        </w:rPr>
+        <w:drawing>
+          <wp:inline distT="0" distB="0" distL="0" distR="0" wp14:anchorId="2EA7E5ED" wp14:editId="407779CA">
+            <wp:extent cx="5760720" cy="2695575"/>
+            <wp:effectExtent l="0" t="0" r="0" b="9525"/>
+            <wp:docPr id="4" name="Kép 4"/>
+            <wp:cNvGraphicFramePr>
+              <a:graphicFrameLocks xmlns:a="http://schemas.openxmlformats.org/drawingml/2006/main" noChangeAspect="1"/>
+            </wp:cNvGraphicFramePr>
+            <a:graphic xmlns:a="http://schemas.openxmlformats.org/drawingml/2006/main">
+              <a:graphicData uri="http://schemas.openxmlformats.org/drawingml/2006/picture">
+                <pic:pic xmlns:pic="http://schemas.openxmlformats.org/drawingml/2006/picture">
+                  <pic:nvPicPr>
+                    <pic:cNvPr id="1" name=""/>
+                    <pic:cNvPicPr/>
+                  </pic:nvPicPr>
+                  <pic:blipFill>
+                    <a:blip r:embed="rId27"/>
+                    <a:stretch>
+                      <a:fillRect/>
+                    </a:stretch>
+                  </pic:blipFill>
+                  <pic:spPr>
+                    <a:xfrm>
+                      <a:off x="0" y="0"/>
+                      <a:ext cx="5760720" cy="2695575"/>
+                    </a:xfrm>
+                    <a:prstGeom prst="rect">
+                      <a:avLst/>
+                    </a:prstGeom>
+                  </pic:spPr>
+                </pic:pic>
+              </a:graphicData>
+            </a:graphic>
+          </wp:inline>
+        </w:drawing>
+      </w:r>
+    </w:p>
+    <w:p>
+      <w:r>
+        <w:rPr>
+          <w:noProof/>
+          <w:lang w:eastAsia="hu-HU"/>
+        </w:rPr>
+        <w:lastRenderedPageBreak/>
+        <w:drawing>
+          <wp:inline distT="0" distB="0" distL="0" distR="0" wp14:anchorId="102DB4EB" wp14:editId="4482590A">
+            <wp:extent cx="2991267" cy="3067478"/>
+            <wp:effectExtent l="0" t="0" r="0" b="0"/>
+            <wp:docPr id="5" name="Kép 5"/>
+            <wp:cNvGraphicFramePr>
+              <a:graphicFrameLocks xmlns:a="http://schemas.openxmlformats.org/drawingml/2006/main" noChangeAspect="1"/>
+            </wp:cNvGraphicFramePr>
+            <a:graphic xmlns:a="http://schemas.openxmlformats.org/drawingml/2006/main">
+              <a:graphicData uri="http://schemas.openxmlformats.org/drawingml/2006/picture">
+                <pic:pic xmlns:pic="http://schemas.openxmlformats.org/drawingml/2006/picture">
+                  <pic:nvPicPr>
+                    <pic:cNvPr id="1" name=""/>
+                    <pic:cNvPicPr/>
+                  </pic:nvPicPr>
+                  <pic:blipFill>
+                    <a:blip r:embed="rId28"/>
+                    <a:stretch>
+                      <a:fillRect/>
+                    </a:stretch>
+                  </pic:blipFill>
+                  <pic:spPr>
+                    <a:xfrm>
+                      <a:off x="0" y="0"/>
+                      <a:ext cx="2991267" cy="3067478"/>
+                    </a:xfrm>
+                    <a:prstGeom prst="rect">
+                      <a:avLst/>
+                    </a:prstGeom>
+                  </pic:spPr>
+                </pic:pic>
+              </a:graphicData>
+            </a:graphic>
+          </wp:inline>
+        </w:drawing>
+      </w:r>
+    </w:p>
+    <w:p>
+      <w:r>
+        <w:rPr>
+          <w:noProof/>
+          <w:lang w:eastAsia="hu-HU"/>
+        </w:rPr>
+        <w:drawing>
+          <wp:inline distT="0" distB="0" distL="0" distR="0" wp14:anchorId="7225D9BB" wp14:editId="311ECD93">
+            <wp:extent cx="3019846" cy="3277057"/>
+            <wp:effectExtent l="0" t="0" r="9525" b="0"/>
+            <wp:docPr id="8" name="Kép 8"/>
+            <wp:cNvGraphicFramePr>
+              <a:graphicFrameLocks xmlns:a="http://schemas.openxmlformats.org/drawingml/2006/main" noChangeAspect="1"/>
+            </wp:cNvGraphicFramePr>
+            <a:graphic xmlns:a="http://schemas.openxmlformats.org/drawingml/2006/main">
+              <a:graphicData uri="http://schemas.openxmlformats.org/drawingml/2006/picture">
+                <pic:pic xmlns:pic="http://schemas.openxmlformats.org/drawingml/2006/picture">
+                  <pic:nvPicPr>
+                    <pic:cNvPr id="1" name=""/>
+                    <pic:cNvPicPr/>
+                  </pic:nvPicPr>
+                  <pic:blipFill>
+                    <a:blip r:embed="rId29"/>
+                    <a:stretch>
+                      <a:fillRect/>
+                    </a:stretch>
+                  </pic:blipFill>
+                  <pic:spPr>
+                    <a:xfrm>
+                      <a:off x="0" y="0"/>
+                      <a:ext cx="3019846" cy="3277057"/>
+                    </a:xfrm>
+                    <a:prstGeom prst="rect">
+                      <a:avLst/>
+                    </a:prstGeom>
+                  </pic:spPr>
+                </pic:pic>
+              </a:graphicData>
+            </a:graphic>
+          </wp:inline>
+        </w:drawing>
+      </w:r>
+    </w:p>
+    <w:p/>
+    <w:p/>
+    <w:p/>
     <w:sectPr>
-      <w:headerReference w:type="even" r:id="rId17"/>
-      <w:headerReference w:type="default" r:id="rId18"/>
-      <w:footerReference w:type="even" r:id="rId19"/>
-      <w:footerReference w:type="default" r:id="rId20"/>
-      <w:headerReference w:type="first" r:id="rId21"/>
-      <w:footerReference w:type="first" r:id="rId22"/>
+      <w:headerReference w:type="default" r:id="rId30"/>
+      <w:footerReference w:type="default" r:id="rId31"/>
       <w:pgSz w:w="11906" w:h="16838"/>
       <w:pgMar w:top="1417" w:right="1417" w:bottom="1417" w:left="1417" w:header="708" w:footer="708" w:gutter="0"/>
       <w:cols w:space="708"/>
@@ -2373,7 +3399,7 @@
 </file>
 
 <file path=word/endnotes.xml><?xml version="1.0" encoding="utf-8"?>
-<w:endnotes xmlns:wpc="http://schemas.microsoft.com/office/word/2010/wordprocessingCanvas" xmlns:cx="http://schemas.microsoft.com/office/drawing/2014/chartex" xmlns:cx1="http://schemas.microsoft.com/office/drawing/2015/9/8/chartex" xmlns:cx2="http://schemas.microsoft.com/office/drawing/2015/10/21/chartex" xmlns:cx3="http://schemas.microsoft.com/office/drawing/2016/5/9/chartex" xmlns:cx4="http://schemas.microsoft.com/office/drawing/2016/5/10/chartex" xmlns:cx5="http://schemas.microsoft.com/office/drawing/2016/5/11/chartex" xmlns:cx6="http://schemas.microsoft.com/office/drawing/2016/5/12/chartex" xmlns:cx7="http://schemas.microsoft.com/office/drawing/2016/5/13/chartex" xmlns:cx8="http://schemas.microsoft.com/office/drawing/2016/5/14/chartex" xmlns:mc="http://schemas.openxmlformats.org/markup-compatibility/2006" xmlns:aink="http://schemas.microsoft.com/office/drawing/2016/ink" xmlns:am3d="http://schemas.microsoft.com/office/drawing/2017/model3d" xmlns:o="urn:schemas-microsoft-com:office:office" xmlns:r="http://schemas.openxmlformats.org/officeDocument/2006/relationships" xmlns:m="http://schemas.openxmlformats.org/officeDocument/2006/math" xmlns:v="urn:schemas-microsoft-com:vml" xmlns:wp14="http://schemas.microsoft.com/office/word/2010/wordprocessingDrawing" xmlns:wp="http://schemas.openxmlformats.org/drawingml/2006/wordprocessingDrawing" xmlns:w10="urn:schemas-microsoft-com:office:word" xmlns:w="http://schemas.openxmlformats.org/wordprocessingml/2006/main" xmlns:w14="http://schemas.microsoft.com/office/word/2010/wordml" xmlns:w15="http://schemas.microsoft.com/office/word/2012/wordml" xmlns:w16cex="http://schemas.microsoft.com/office/word/2018/wordml/cex" xmlns:w16cid="http://schemas.microsoft.com/office/word/2016/wordml/cid" xmlns:w16="http://schemas.microsoft.com/office/word/2018/wordml" xmlns:w16sdtdh="http://schemas.microsoft.com/office/word/2020/wordml/sdtdatahash" xmlns:w16se="http://schemas.microsoft.com/office/word/2015/wordml/symex" xmlns:wpg="http://schemas.microsoft.com/office/word/2010/wordprocessingGroup" xmlns:wpi="http://schemas.microsoft.com/office/word/2010/wordprocessingInk" xmlns:wne="http://schemas.microsoft.com/office/word/2006/wordml" xmlns:wps="http://schemas.microsoft.com/office/word/2010/wordprocessingShape" mc:Ignorable="w14 w15 w16se w16cid w16 w16cex w16sdtdh wp14">
+<w:endnotes xmlns:wpc="http://schemas.microsoft.com/office/word/2010/wordprocessingCanvas" xmlns:cx="http://schemas.microsoft.com/office/drawing/2014/chartex" xmlns:mc="http://schemas.openxmlformats.org/markup-compatibility/2006" xmlns:o="urn:schemas-microsoft-com:office:office" xmlns:r="http://schemas.openxmlformats.org/officeDocument/2006/relationships" xmlns:m="http://schemas.openxmlformats.org/officeDocument/2006/math" xmlns:v="urn:schemas-microsoft-com:vml" xmlns:wp14="http://schemas.microsoft.com/office/word/2010/wordprocessingDrawing" xmlns:wp="http://schemas.openxmlformats.org/drawingml/2006/wordprocessingDrawing" xmlns:w10="urn:schemas-microsoft-com:office:word" xmlns:w="http://schemas.openxmlformats.org/wordprocessingml/2006/main" xmlns:w14="http://schemas.microsoft.com/office/word/2010/wordml" xmlns:w15="http://schemas.microsoft.com/office/word/2012/wordml" xmlns:w16se="http://schemas.microsoft.com/office/word/2015/wordml/symex" xmlns:wpg="http://schemas.microsoft.com/office/word/2010/wordprocessingGroup" xmlns:wpi="http://schemas.microsoft.com/office/word/2010/wordprocessingInk" xmlns:wne="http://schemas.microsoft.com/office/word/2006/wordml" xmlns:wps="http://schemas.microsoft.com/office/word/2010/wordprocessingShape" mc:Ignorable="w14 w15 w16se wp14">
   <w:endnote w:type="separator" w:id="-1">
     <w:p>
       <w:pPr>
@@ -2398,17 +3424,7 @@
 </file>
 
 <file path=word/footer1.xml><?xml version="1.0" encoding="utf-8"?>
-<w:ftr xmlns:wpc="http://schemas.microsoft.com/office/word/2010/wordprocessingCanvas" xmlns:cx="http://schemas.microsoft.com/office/drawing/2014/chartex" xmlns:cx1="http://schemas.microsoft.com/office/drawing/2015/9/8/chartex" xmlns:cx2="http://schemas.microsoft.com/office/drawing/2015/10/21/chartex" xmlns:cx3="http://schemas.microsoft.com/office/drawing/2016/5/9/chartex" xmlns:cx4="http://schemas.microsoft.com/office/drawing/2016/5/10/chartex" xmlns:cx5="http://schemas.microsoft.com/office/drawing/2016/5/11/chartex" xmlns:cx6="http://schemas.microsoft.com/office/drawing/2016/5/12/chartex" xmlns:cx7="http://schemas.microsoft.com/office/drawing/2016/5/13/chartex" xmlns:cx8="http://schemas.microsoft.com/office/drawing/2016/5/14/chartex" xmlns:mc="http://schemas.openxmlformats.org/markup-compatibility/2006" xmlns:aink="http://schemas.microsoft.com/office/drawing/2016/ink" xmlns:am3d="http://schemas.microsoft.com/office/drawing/2017/model3d" xmlns:o="urn:schemas-microsoft-com:office:office" xmlns:r="http://schemas.openxmlformats.org/officeDocument/2006/relationships" xmlns:m="http://schemas.openxmlformats.org/officeDocument/2006/math" xmlns:v="urn:schemas-microsoft-com:vml" xmlns:wp14="http://schemas.microsoft.com/office/word/2010/wordprocessingDrawing" xmlns:wp="http://schemas.openxmlformats.org/drawingml/2006/wordprocessingDrawing" xmlns:w10="urn:schemas-microsoft-com:office:word" xmlns:w="http://schemas.openxmlformats.org/wordprocessingml/2006/main" xmlns:w14="http://schemas.microsoft.com/office/word/2010/wordml" xmlns:w15="http://schemas.microsoft.com/office/word/2012/wordml" xmlns:w16cex="http://schemas.microsoft.com/office/word/2018/wordml/cex" xmlns:w16cid="http://schemas.microsoft.com/office/word/2016/wordml/cid" xmlns:w16="http://schemas.microsoft.com/office/word/2018/wordml" xmlns:w16sdtdh="http://schemas.microsoft.com/office/word/2020/wordml/sdtdatahash" xmlns:w16se="http://schemas.microsoft.com/office/word/2015/wordml/symex" xmlns:wpg="http://schemas.microsoft.com/office/word/2010/wordprocessingGroup" xmlns:wpi="http://schemas.microsoft.com/office/word/2010/wordprocessingInk" xmlns:wne="http://schemas.microsoft.com/office/word/2006/wordml" xmlns:wps="http://schemas.microsoft.com/office/word/2010/wordprocessingShape" mc:Ignorable="w14 w15 w16se w16cid w16 w16cex w16sdtdh wp14">
-  <w:p>
-    <w:pPr>
-      <w:pStyle w:val="llb"/>
-    </w:pPr>
-  </w:p>
-</w:ftr>
-</file>
-
-<file path=word/footer2.xml><?xml version="1.0" encoding="utf-8"?>
-<w:ftr xmlns:wpc="http://schemas.microsoft.com/office/word/2010/wordprocessingCanvas" xmlns:cx="http://schemas.microsoft.com/office/drawing/2014/chartex" xmlns:cx1="http://schemas.microsoft.com/office/drawing/2015/9/8/chartex" xmlns:cx2="http://schemas.microsoft.com/office/drawing/2015/10/21/chartex" xmlns:cx3="http://schemas.microsoft.com/office/drawing/2016/5/9/chartex" xmlns:cx4="http://schemas.microsoft.com/office/drawing/2016/5/10/chartex" xmlns:cx5="http://schemas.microsoft.com/office/drawing/2016/5/11/chartex" xmlns:cx6="http://schemas.microsoft.com/office/drawing/2016/5/12/chartex" xmlns:cx7="http://schemas.microsoft.com/office/drawing/2016/5/13/chartex" xmlns:cx8="http://schemas.microsoft.com/office/drawing/2016/5/14/chartex" xmlns:mc="http://schemas.openxmlformats.org/markup-compatibility/2006" xmlns:aink="http://schemas.microsoft.com/office/drawing/2016/ink" xmlns:am3d="http://schemas.microsoft.com/office/drawing/2017/model3d" xmlns:o="urn:schemas-microsoft-com:office:office" xmlns:r="http://schemas.openxmlformats.org/officeDocument/2006/relationships" xmlns:m="http://schemas.openxmlformats.org/officeDocument/2006/math" xmlns:v="urn:schemas-microsoft-com:vml" xmlns:wp14="http://schemas.microsoft.com/office/word/2010/wordprocessingDrawing" xmlns:wp="http://schemas.openxmlformats.org/drawingml/2006/wordprocessingDrawing" xmlns:w10="urn:schemas-microsoft-com:office:word" xmlns:w="http://schemas.openxmlformats.org/wordprocessingml/2006/main" xmlns:w14="http://schemas.microsoft.com/office/word/2010/wordml" xmlns:w15="http://schemas.microsoft.com/office/word/2012/wordml" xmlns:w16cex="http://schemas.microsoft.com/office/word/2018/wordml/cex" xmlns:w16cid="http://schemas.microsoft.com/office/word/2016/wordml/cid" xmlns:w16="http://schemas.microsoft.com/office/word/2018/wordml" xmlns:w16sdtdh="http://schemas.microsoft.com/office/word/2020/wordml/sdtdatahash" xmlns:w16se="http://schemas.microsoft.com/office/word/2015/wordml/symex" xmlns:wpg="http://schemas.microsoft.com/office/word/2010/wordprocessingGroup" xmlns:wpi="http://schemas.microsoft.com/office/word/2010/wordprocessingInk" xmlns:wne="http://schemas.microsoft.com/office/word/2006/wordml" xmlns:wps="http://schemas.microsoft.com/office/word/2010/wordprocessingShape" mc:Ignorable="w14 w15 w16se w16cid w16 w16cex w16sdtdh wp14">
+<w:ftr xmlns:wpc="http://schemas.microsoft.com/office/word/2010/wordprocessingCanvas" xmlns:cx="http://schemas.microsoft.com/office/drawing/2014/chartex" xmlns:mc="http://schemas.openxmlformats.org/markup-compatibility/2006" xmlns:o="urn:schemas-microsoft-com:office:office" xmlns:r="http://schemas.openxmlformats.org/officeDocument/2006/relationships" xmlns:m="http://schemas.openxmlformats.org/officeDocument/2006/math" xmlns:v="urn:schemas-microsoft-com:vml" xmlns:wp14="http://schemas.microsoft.com/office/word/2010/wordprocessingDrawing" xmlns:wp="http://schemas.openxmlformats.org/drawingml/2006/wordprocessingDrawing" xmlns:w10="urn:schemas-microsoft-com:office:word" xmlns:w="http://schemas.openxmlformats.org/wordprocessingml/2006/main" xmlns:w14="http://schemas.microsoft.com/office/word/2010/wordml" xmlns:w15="http://schemas.microsoft.com/office/word/2012/wordml" xmlns:w16se="http://schemas.microsoft.com/office/word/2015/wordml/symex" xmlns:wpg="http://schemas.microsoft.com/office/word/2010/wordprocessingGroup" xmlns:wpi="http://schemas.microsoft.com/office/word/2010/wordprocessingInk" xmlns:wne="http://schemas.microsoft.com/office/word/2006/wordml" xmlns:wps="http://schemas.microsoft.com/office/word/2010/wordprocessingShape" mc:Ignorable="w14 w15 w16se wp14">
   <w:sdt>
     <w:sdtPr>
       <w:id w:val="1961682466"/>
@@ -2417,7 +3433,6 @@
         <w:docPartUnique/>
       </w:docPartObj>
     </w:sdtPr>
-    <w:sdtEndPr/>
     <w:sdtContent>
       <w:sdt>
         <w:sdtPr>
@@ -2427,7 +3442,6 @@
             <w:docPartUnique/>
           </w:docPartObj>
         </w:sdtPr>
-        <w:sdtEndPr/>
         <w:sdtContent>
           <w:p>
             <w:pPr>
@@ -2469,8 +3483,9 @@
               <w:rPr>
                 <w:b/>
                 <w:bCs/>
-              </w:rPr>
-              <w:t>2</w:t>
+                <w:noProof/>
+              </w:rPr>
+              <w:t>16</w:t>
             </w:r>
             <w:r>
               <w:rPr>
@@ -2513,8 +3528,9 @@
               <w:rPr>
                 <w:b/>
                 <w:bCs/>
-              </w:rPr>
-              <w:t>2</w:t>
+                <w:noProof/>
+              </w:rPr>
+              <w:t>18</w:t>
             </w:r>
             <w:r>
               <w:rPr>
@@ -2541,18 +3557,8 @@
 </w:ftr>
 </file>
 
-<file path=word/footer3.xml><?xml version="1.0" encoding="utf-8"?>
-<w:ftr xmlns:wpc="http://schemas.microsoft.com/office/word/2010/wordprocessingCanvas" xmlns:cx="http://schemas.microsoft.com/office/drawing/2014/chartex" xmlns:cx1="http://schemas.microsoft.com/office/drawing/2015/9/8/chartex" xmlns:cx2="http://schemas.microsoft.com/office/drawing/2015/10/21/chartex" xmlns:cx3="http://schemas.microsoft.com/office/drawing/2016/5/9/chartex" xmlns:cx4="http://schemas.microsoft.com/office/drawing/2016/5/10/chartex" xmlns:cx5="http://schemas.microsoft.com/office/drawing/2016/5/11/chartex" xmlns:cx6="http://schemas.microsoft.com/office/drawing/2016/5/12/chartex" xmlns:cx7="http://schemas.microsoft.com/office/drawing/2016/5/13/chartex" xmlns:cx8="http://schemas.microsoft.com/office/drawing/2016/5/14/chartex" xmlns:mc="http://schemas.openxmlformats.org/markup-compatibility/2006" xmlns:aink="http://schemas.microsoft.com/office/drawing/2016/ink" xmlns:am3d="http://schemas.microsoft.com/office/drawing/2017/model3d" xmlns:o="urn:schemas-microsoft-com:office:office" xmlns:r="http://schemas.openxmlformats.org/officeDocument/2006/relationships" xmlns:m="http://schemas.openxmlformats.org/officeDocument/2006/math" xmlns:v="urn:schemas-microsoft-com:vml" xmlns:wp14="http://schemas.microsoft.com/office/word/2010/wordprocessingDrawing" xmlns:wp="http://schemas.openxmlformats.org/drawingml/2006/wordprocessingDrawing" xmlns:w10="urn:schemas-microsoft-com:office:word" xmlns:w="http://schemas.openxmlformats.org/wordprocessingml/2006/main" xmlns:w14="http://schemas.microsoft.com/office/word/2010/wordml" xmlns:w15="http://schemas.microsoft.com/office/word/2012/wordml" xmlns:w16cex="http://schemas.microsoft.com/office/word/2018/wordml/cex" xmlns:w16cid="http://schemas.microsoft.com/office/word/2016/wordml/cid" xmlns:w16="http://schemas.microsoft.com/office/word/2018/wordml" xmlns:w16sdtdh="http://schemas.microsoft.com/office/word/2020/wordml/sdtdatahash" xmlns:w16se="http://schemas.microsoft.com/office/word/2015/wordml/symex" xmlns:wpg="http://schemas.microsoft.com/office/word/2010/wordprocessingGroup" xmlns:wpi="http://schemas.microsoft.com/office/word/2010/wordprocessingInk" xmlns:wne="http://schemas.microsoft.com/office/word/2006/wordml" xmlns:wps="http://schemas.microsoft.com/office/word/2010/wordprocessingShape" mc:Ignorable="w14 w15 w16se w16cid w16 w16cex w16sdtdh wp14">
-  <w:p>
-    <w:pPr>
-      <w:pStyle w:val="llb"/>
-    </w:pPr>
-  </w:p>
-</w:ftr>
-</file>
-
 <file path=word/footnotes.xml><?xml version="1.0" encoding="utf-8"?>
-<w:footnotes xmlns:wpc="http://schemas.microsoft.com/office/word/2010/wordprocessingCanvas" xmlns:cx="http://schemas.microsoft.com/office/drawing/2014/chartex" xmlns:cx1="http://schemas.microsoft.com/office/drawing/2015/9/8/chartex" xmlns:cx2="http://schemas.microsoft.com/office/drawing/2015/10/21/chartex" xmlns:cx3="http://schemas.microsoft.com/office/drawing/2016/5/9/chartex" xmlns:cx4="http://schemas.microsoft.com/office/drawing/2016/5/10/chartex" xmlns:cx5="http://schemas.microsoft.com/office/drawing/2016/5/11/chartex" xmlns:cx6="http://schemas.microsoft.com/office/drawing/2016/5/12/chartex" xmlns:cx7="http://schemas.microsoft.com/office/drawing/2016/5/13/chartex" xmlns:cx8="http://schemas.microsoft.com/office/drawing/2016/5/14/chartex" xmlns:mc="http://schemas.openxmlformats.org/markup-compatibility/2006" xmlns:aink="http://schemas.microsoft.com/office/drawing/2016/ink" xmlns:am3d="http://schemas.microsoft.com/office/drawing/2017/model3d" xmlns:o="urn:schemas-microsoft-com:office:office" xmlns:r="http://schemas.openxmlformats.org/officeDocument/2006/relationships" xmlns:m="http://schemas.openxmlformats.org/officeDocument/2006/math" xmlns:v="urn:schemas-microsoft-com:vml" xmlns:wp14="http://schemas.microsoft.com/office/word/2010/wordprocessingDrawing" xmlns:wp="http://schemas.openxmlformats.org/drawingml/2006/wordprocessingDrawing" xmlns:w10="urn:schemas-microsoft-com:office:word" xmlns:w="http://schemas.openxmlformats.org/wordprocessingml/2006/main" xmlns:w14="http://schemas.microsoft.com/office/word/2010/wordml" xmlns:w15="http://schemas.microsoft.com/office/word/2012/wordml" xmlns:w16cex="http://schemas.microsoft.com/office/word/2018/wordml/cex" xmlns:w16cid="http://schemas.microsoft.com/office/word/2016/wordml/cid" xmlns:w16="http://schemas.microsoft.com/office/word/2018/wordml" xmlns:w16sdtdh="http://schemas.microsoft.com/office/word/2020/wordml/sdtdatahash" xmlns:w16se="http://schemas.microsoft.com/office/word/2015/wordml/symex" xmlns:wpg="http://schemas.microsoft.com/office/word/2010/wordprocessingGroup" xmlns:wpi="http://schemas.microsoft.com/office/word/2010/wordprocessingInk" xmlns:wne="http://schemas.microsoft.com/office/word/2006/wordml" xmlns:wps="http://schemas.microsoft.com/office/word/2010/wordprocessingShape" mc:Ignorable="w14 w15 w16se w16cid w16 w16cex w16sdtdh wp14">
+<w:footnotes xmlns:wpc="http://schemas.microsoft.com/office/word/2010/wordprocessingCanvas" xmlns:cx="http://schemas.microsoft.com/office/drawing/2014/chartex" xmlns:mc="http://schemas.openxmlformats.org/markup-compatibility/2006" xmlns:o="urn:schemas-microsoft-com:office:office" xmlns:r="http://schemas.openxmlformats.org/officeDocument/2006/relationships" xmlns:m="http://schemas.openxmlformats.org/officeDocument/2006/math" xmlns:v="urn:schemas-microsoft-com:vml" xmlns:wp14="http://schemas.microsoft.com/office/word/2010/wordprocessingDrawing" xmlns:wp="http://schemas.openxmlformats.org/drawingml/2006/wordprocessingDrawing" xmlns:w10="urn:schemas-microsoft-com:office:word" xmlns:w="http://schemas.openxmlformats.org/wordprocessingml/2006/main" xmlns:w14="http://schemas.microsoft.com/office/word/2010/wordml" xmlns:w15="http://schemas.microsoft.com/office/word/2012/wordml" xmlns:w16se="http://schemas.microsoft.com/office/word/2015/wordml/symex" xmlns:wpg="http://schemas.microsoft.com/office/word/2010/wordprocessingGroup" xmlns:wpi="http://schemas.microsoft.com/office/word/2010/wordprocessingInk" xmlns:wne="http://schemas.microsoft.com/office/word/2006/wordml" xmlns:wps="http://schemas.microsoft.com/office/word/2010/wordprocessingShape" mc:Ignorable="w14 w15 w16se wp14">
   <w:footnote w:type="separator" w:id="-1">
     <w:p>
       <w:pPr>
@@ -2577,17 +3583,7 @@
 </file>
 
 <file path=word/header1.xml><?xml version="1.0" encoding="utf-8"?>
-<w:hdr xmlns:wpc="http://schemas.microsoft.com/office/word/2010/wordprocessingCanvas" xmlns:cx="http://schemas.microsoft.com/office/drawing/2014/chartex" xmlns:cx1="http://schemas.microsoft.com/office/drawing/2015/9/8/chartex" xmlns:cx2="http://schemas.microsoft.com/office/drawing/2015/10/21/chartex" xmlns:cx3="http://schemas.microsoft.com/office/drawing/2016/5/9/chartex" xmlns:cx4="http://schemas.microsoft.com/office/drawing/2016/5/10/chartex" xmlns:cx5="http://schemas.microsoft.com/office/drawing/2016/5/11/chartex" xmlns:cx6="http://schemas.microsoft.com/office/drawing/2016/5/12/chartex" xmlns:cx7="http://schemas.microsoft.com/office/drawing/2016/5/13/chartex" xmlns:cx8="http://schemas.microsoft.com/office/drawing/2016/5/14/chartex" xmlns:mc="http://schemas.openxmlformats.org/markup-compatibility/2006" xmlns:aink="http://schemas.microsoft.com/office/drawing/2016/ink" xmlns:am3d="http://schemas.microsoft.com/office/drawing/2017/model3d" xmlns:o="urn:schemas-microsoft-com:office:office" xmlns:r="http://schemas.openxmlformats.org/officeDocument/2006/relationships" xmlns:m="http://schemas.openxmlformats.org/officeDocument/2006/math" xmlns:v="urn:schemas-microsoft-com:vml" xmlns:wp14="http://schemas.microsoft.com/office/word/2010/wordprocessingDrawing" xmlns:wp="http://schemas.openxmlformats.org/drawingml/2006/wordprocessingDrawing" xmlns:w10="urn:schemas-microsoft-com:office:word" xmlns:w="http://schemas.openxmlformats.org/wordprocessingml/2006/main" xmlns:w14="http://schemas.microsoft.com/office/word/2010/wordml" xmlns:w15="http://schemas.microsoft.com/office/word/2012/wordml" xmlns:w16cex="http://schemas.microsoft.com/office/word/2018/wordml/cex" xmlns:w16cid="http://schemas.microsoft.com/office/word/2016/wordml/cid" xmlns:w16="http://schemas.microsoft.com/office/word/2018/wordml" xmlns:w16sdtdh="http://schemas.microsoft.com/office/word/2020/wordml/sdtdatahash" xmlns:w16se="http://schemas.microsoft.com/office/word/2015/wordml/symex" xmlns:wpg="http://schemas.microsoft.com/office/word/2010/wordprocessingGroup" xmlns:wpi="http://schemas.microsoft.com/office/word/2010/wordprocessingInk" xmlns:wne="http://schemas.microsoft.com/office/word/2006/wordml" xmlns:wps="http://schemas.microsoft.com/office/word/2010/wordprocessingShape" mc:Ignorable="w14 w15 w16se w16cid w16 w16cex w16sdtdh wp14">
-  <w:p>
-    <w:pPr>
-      <w:pStyle w:val="lfej"/>
-    </w:pPr>
-  </w:p>
-</w:hdr>
-</file>
-
-<file path=word/header2.xml><?xml version="1.0" encoding="utf-8"?>
-<w:hdr xmlns:wpc="http://schemas.microsoft.com/office/word/2010/wordprocessingCanvas" xmlns:cx="http://schemas.microsoft.com/office/drawing/2014/chartex" xmlns:cx1="http://schemas.microsoft.com/office/drawing/2015/9/8/chartex" xmlns:cx2="http://schemas.microsoft.com/office/drawing/2015/10/21/chartex" xmlns:cx3="http://schemas.microsoft.com/office/drawing/2016/5/9/chartex" xmlns:cx4="http://schemas.microsoft.com/office/drawing/2016/5/10/chartex" xmlns:cx5="http://schemas.microsoft.com/office/drawing/2016/5/11/chartex" xmlns:cx6="http://schemas.microsoft.com/office/drawing/2016/5/12/chartex" xmlns:cx7="http://schemas.microsoft.com/office/drawing/2016/5/13/chartex" xmlns:cx8="http://schemas.microsoft.com/office/drawing/2016/5/14/chartex" xmlns:mc="http://schemas.openxmlformats.org/markup-compatibility/2006" xmlns:aink="http://schemas.microsoft.com/office/drawing/2016/ink" xmlns:am3d="http://schemas.microsoft.com/office/drawing/2017/model3d" xmlns:o="urn:schemas-microsoft-com:office:office" xmlns:r="http://schemas.openxmlformats.org/officeDocument/2006/relationships" xmlns:m="http://schemas.openxmlformats.org/officeDocument/2006/math" xmlns:v="urn:schemas-microsoft-com:vml" xmlns:wp14="http://schemas.microsoft.com/office/word/2010/wordprocessingDrawing" xmlns:wp="http://schemas.openxmlformats.org/drawingml/2006/wordprocessingDrawing" xmlns:w10="urn:schemas-microsoft-com:office:word" xmlns:w="http://schemas.openxmlformats.org/wordprocessingml/2006/main" xmlns:w14="http://schemas.microsoft.com/office/word/2010/wordml" xmlns:w15="http://schemas.microsoft.com/office/word/2012/wordml" xmlns:w16cex="http://schemas.microsoft.com/office/word/2018/wordml/cex" xmlns:w16cid="http://schemas.microsoft.com/office/word/2016/wordml/cid" xmlns:w16="http://schemas.microsoft.com/office/word/2018/wordml" xmlns:w16sdtdh="http://schemas.microsoft.com/office/word/2020/wordml/sdtdatahash" xmlns:w16se="http://schemas.microsoft.com/office/word/2015/wordml/symex" xmlns:wpg="http://schemas.microsoft.com/office/word/2010/wordprocessingGroup" xmlns:wpi="http://schemas.microsoft.com/office/word/2010/wordprocessingInk" xmlns:wne="http://schemas.microsoft.com/office/word/2006/wordml" xmlns:wps="http://schemas.microsoft.com/office/word/2010/wordprocessingShape" mc:Ignorable="w14 w15 w16se w16cid w16 w16cex w16sdtdh wp14">
+<w:hdr xmlns:wpc="http://schemas.microsoft.com/office/word/2010/wordprocessingCanvas" xmlns:cx="http://schemas.microsoft.com/office/drawing/2014/chartex" xmlns:mc="http://schemas.openxmlformats.org/markup-compatibility/2006" xmlns:o="urn:schemas-microsoft-com:office:office" xmlns:r="http://schemas.openxmlformats.org/officeDocument/2006/relationships" xmlns:m="http://schemas.openxmlformats.org/officeDocument/2006/math" xmlns:v="urn:schemas-microsoft-com:vml" xmlns:wp14="http://schemas.microsoft.com/office/word/2010/wordprocessingDrawing" xmlns:wp="http://schemas.openxmlformats.org/drawingml/2006/wordprocessingDrawing" xmlns:w10="urn:schemas-microsoft-com:office:word" xmlns:w="http://schemas.openxmlformats.org/wordprocessingml/2006/main" xmlns:w14="http://schemas.microsoft.com/office/word/2010/wordml" xmlns:w15="http://schemas.microsoft.com/office/word/2012/wordml" xmlns:w16se="http://schemas.microsoft.com/office/word/2015/wordml/symex" xmlns:wpg="http://schemas.microsoft.com/office/word/2010/wordprocessingGroup" xmlns:wpi="http://schemas.microsoft.com/office/word/2010/wordprocessingInk" xmlns:wne="http://schemas.microsoft.com/office/word/2006/wordml" xmlns:wps="http://schemas.microsoft.com/office/word/2010/wordprocessingShape" mc:Ignorable="w14 w15 w16se wp14">
   <w:p>
     <w:pPr>
       <w:pStyle w:val="lfej"/>
@@ -2599,6 +3595,7 @@
       <w:rPr>
         <w:rFonts w:cs="Times New Roman"/>
         <w:noProof/>
+        <w:lang w:eastAsia="hu-HU"/>
       </w:rPr>
       <w:drawing>
         <wp:inline distT="0" distB="0" distL="0" distR="0" wp14:anchorId="0615B28E" wp14:editId="096FA4C4">
@@ -2654,24 +3651,14 @@
     </w:r>
     <w:r>
       <w:tab/>
-      <w:t>Dokumentáció fajtája</w:t>
+      <w:t>Felhasználói dokumentáció</w:t>
     </w:r>
   </w:p>
 </w:hdr>
 </file>
 
-<file path=word/header3.xml><?xml version="1.0" encoding="utf-8"?>
-<w:hdr xmlns:wpc="http://schemas.microsoft.com/office/word/2010/wordprocessingCanvas" xmlns:cx="http://schemas.microsoft.com/office/drawing/2014/chartex" xmlns:cx1="http://schemas.microsoft.com/office/drawing/2015/9/8/chartex" xmlns:cx2="http://schemas.microsoft.com/office/drawing/2015/10/21/chartex" xmlns:cx3="http://schemas.microsoft.com/office/drawing/2016/5/9/chartex" xmlns:cx4="http://schemas.microsoft.com/office/drawing/2016/5/10/chartex" xmlns:cx5="http://schemas.microsoft.com/office/drawing/2016/5/11/chartex" xmlns:cx6="http://schemas.microsoft.com/office/drawing/2016/5/12/chartex" xmlns:cx7="http://schemas.microsoft.com/office/drawing/2016/5/13/chartex" xmlns:cx8="http://schemas.microsoft.com/office/drawing/2016/5/14/chartex" xmlns:mc="http://schemas.openxmlformats.org/markup-compatibility/2006" xmlns:aink="http://schemas.microsoft.com/office/drawing/2016/ink" xmlns:am3d="http://schemas.microsoft.com/office/drawing/2017/model3d" xmlns:o="urn:schemas-microsoft-com:office:office" xmlns:r="http://schemas.openxmlformats.org/officeDocument/2006/relationships" xmlns:m="http://schemas.openxmlformats.org/officeDocument/2006/math" xmlns:v="urn:schemas-microsoft-com:vml" xmlns:wp14="http://schemas.microsoft.com/office/word/2010/wordprocessingDrawing" xmlns:wp="http://schemas.openxmlformats.org/drawingml/2006/wordprocessingDrawing" xmlns:w10="urn:schemas-microsoft-com:office:word" xmlns:w="http://schemas.openxmlformats.org/wordprocessingml/2006/main" xmlns:w14="http://schemas.microsoft.com/office/word/2010/wordml" xmlns:w15="http://schemas.microsoft.com/office/word/2012/wordml" xmlns:w16cex="http://schemas.microsoft.com/office/word/2018/wordml/cex" xmlns:w16cid="http://schemas.microsoft.com/office/word/2016/wordml/cid" xmlns:w16="http://schemas.microsoft.com/office/word/2018/wordml" xmlns:w16sdtdh="http://schemas.microsoft.com/office/word/2020/wordml/sdtdatahash" xmlns:w16se="http://schemas.microsoft.com/office/word/2015/wordml/symex" xmlns:wpg="http://schemas.microsoft.com/office/word/2010/wordprocessingGroup" xmlns:wpi="http://schemas.microsoft.com/office/word/2010/wordprocessingInk" xmlns:wne="http://schemas.microsoft.com/office/word/2006/wordml" xmlns:wps="http://schemas.microsoft.com/office/word/2010/wordprocessingShape" mc:Ignorable="w14 w15 w16se w16cid w16 w16cex w16sdtdh wp14">
-  <w:p>
-    <w:pPr>
-      <w:pStyle w:val="lfej"/>
-    </w:pPr>
-  </w:p>
-</w:hdr>
-</file>
-
 <file path=word/numbering.xml><?xml version="1.0" encoding="utf-8"?>
-<w:numbering xmlns:wpc="http://schemas.microsoft.com/office/word/2010/wordprocessingCanvas" xmlns:cx="http://schemas.microsoft.com/office/drawing/2014/chartex" xmlns:cx1="http://schemas.microsoft.com/office/drawing/2015/9/8/chartex" xmlns:cx2="http://schemas.microsoft.com/office/drawing/2015/10/21/chartex" xmlns:cx3="http://schemas.microsoft.com/office/drawing/2016/5/9/chartex" xmlns:cx4="http://schemas.microsoft.com/office/drawing/2016/5/10/chartex" xmlns:cx5="http://schemas.microsoft.com/office/drawing/2016/5/11/chartex" xmlns:cx6="http://schemas.microsoft.com/office/drawing/2016/5/12/chartex" xmlns:cx7="http://schemas.microsoft.com/office/drawing/2016/5/13/chartex" xmlns:cx8="http://schemas.microsoft.com/office/drawing/2016/5/14/chartex" xmlns:mc="http://schemas.openxmlformats.org/markup-compatibility/2006" xmlns:aink="http://schemas.microsoft.com/office/drawing/2016/ink" xmlns:am3d="http://schemas.microsoft.com/office/drawing/2017/model3d" xmlns:o="urn:schemas-microsoft-com:office:office" xmlns:r="http://schemas.openxmlformats.org/officeDocument/2006/relationships" xmlns:m="http://schemas.openxmlformats.org/officeDocument/2006/math" xmlns:v="urn:schemas-microsoft-com:vml" xmlns:wp14="http://schemas.microsoft.com/office/word/2010/wordprocessingDrawing" xmlns:wp="http://schemas.openxmlformats.org/drawingml/2006/wordprocessingDrawing" xmlns:w10="urn:schemas-microsoft-com:office:word" xmlns:w="http://schemas.openxmlformats.org/wordprocessingml/2006/main" xmlns:w14="http://schemas.microsoft.com/office/word/2010/wordml" xmlns:w15="http://schemas.microsoft.com/office/word/2012/wordml" xmlns:w16cex="http://schemas.microsoft.com/office/word/2018/wordml/cex" xmlns:w16cid="http://schemas.microsoft.com/office/word/2016/wordml/cid" xmlns:w16="http://schemas.microsoft.com/office/word/2018/wordml" xmlns:w16sdtdh="http://schemas.microsoft.com/office/word/2020/wordml/sdtdatahash" xmlns:w16se="http://schemas.microsoft.com/office/word/2015/wordml/symex" xmlns:wpg="http://schemas.microsoft.com/office/word/2010/wordprocessingGroup" xmlns:wpi="http://schemas.microsoft.com/office/word/2010/wordprocessingInk" xmlns:wne="http://schemas.microsoft.com/office/word/2006/wordml" xmlns:wps="http://schemas.microsoft.com/office/word/2010/wordprocessingShape" mc:Ignorable="w14 w15 w16se w16cid w16 w16cex w16sdtdh wp14">
+<w:numbering xmlns:wpc="http://schemas.microsoft.com/office/word/2010/wordprocessingCanvas" xmlns:cx="http://schemas.microsoft.com/office/drawing/2014/chartex" xmlns:mc="http://schemas.openxmlformats.org/markup-compatibility/2006" xmlns:o="urn:schemas-microsoft-com:office:office" xmlns:r="http://schemas.openxmlformats.org/officeDocument/2006/relationships" xmlns:m="http://schemas.openxmlformats.org/officeDocument/2006/math" xmlns:v="urn:schemas-microsoft-com:vml" xmlns:wp14="http://schemas.microsoft.com/office/word/2010/wordprocessingDrawing" xmlns:wp="http://schemas.openxmlformats.org/drawingml/2006/wordprocessingDrawing" xmlns:w10="urn:schemas-microsoft-com:office:word" xmlns:w="http://schemas.openxmlformats.org/wordprocessingml/2006/main" xmlns:w14="http://schemas.microsoft.com/office/word/2010/wordml" xmlns:w15="http://schemas.microsoft.com/office/word/2012/wordml" xmlns:w16se="http://schemas.microsoft.com/office/word/2015/wordml/symex" xmlns:wpg="http://schemas.microsoft.com/office/word/2010/wordprocessingGroup" xmlns:wpi="http://schemas.microsoft.com/office/word/2010/wordprocessingInk" xmlns:wne="http://schemas.microsoft.com/office/word/2006/wordml" xmlns:wps="http://schemas.microsoft.com/office/word/2010/wordprocessingShape" mc:Ignorable="w14 w15 w16se wp14">
   <w:abstractNum w:abstractNumId="0" w15:restartNumberingAfterBreak="0">
     <w:nsid w:val="045E326D"/>
     <w:multiLevelType w:val="multilevel"/>
@@ -2848,6 +3835,345 @@
     </w:lvl>
   </w:abstractNum>
   <w:abstractNum w:abstractNumId="2" w15:restartNumberingAfterBreak="0">
+    <w:nsid w:val="079A52FD"/>
+    <w:multiLevelType w:val="hybridMultilevel"/>
+    <w:tmpl w:val="D6E6D80E"/>
+    <w:lvl w:ilvl="0" w:tplc="040E0001">
+      <w:start w:val="1"/>
+      <w:numFmt w:val="bullet"/>
+      <w:lvlText w:val=""/>
+      <w:lvlJc w:val="left"/>
+      <w:pPr>
+        <w:ind w:left="720" w:hanging="360"/>
+      </w:pPr>
+      <w:rPr>
+        <w:rFonts w:ascii="Symbol" w:hAnsi="Symbol" w:hint="default"/>
+      </w:rPr>
+    </w:lvl>
+    <w:lvl w:ilvl="1" w:tplc="040E0003" w:tentative="1">
+      <w:start w:val="1"/>
+      <w:numFmt w:val="bullet"/>
+      <w:lvlText w:val="o"/>
+      <w:lvlJc w:val="left"/>
+      <w:pPr>
+        <w:ind w:left="1440" w:hanging="360"/>
+      </w:pPr>
+      <w:rPr>
+        <w:rFonts w:ascii="Courier New" w:hAnsi="Courier New" w:cs="Courier New" w:hint="default"/>
+      </w:rPr>
+    </w:lvl>
+    <w:lvl w:ilvl="2" w:tplc="040E0005" w:tentative="1">
+      <w:start w:val="1"/>
+      <w:numFmt w:val="bullet"/>
+      <w:lvlText w:val=""/>
+      <w:lvlJc w:val="left"/>
+      <w:pPr>
+        <w:ind w:left="2160" w:hanging="360"/>
+      </w:pPr>
+      <w:rPr>
+        <w:rFonts w:ascii="Wingdings" w:hAnsi="Wingdings" w:hint="default"/>
+      </w:rPr>
+    </w:lvl>
+    <w:lvl w:ilvl="3" w:tplc="040E0001" w:tentative="1">
+      <w:start w:val="1"/>
+      <w:numFmt w:val="bullet"/>
+      <w:lvlText w:val=""/>
+      <w:lvlJc w:val="left"/>
+      <w:pPr>
+        <w:ind w:left="2880" w:hanging="360"/>
+      </w:pPr>
+      <w:rPr>
+        <w:rFonts w:ascii="Symbol" w:hAnsi="Symbol" w:hint="default"/>
+      </w:rPr>
+    </w:lvl>
+    <w:lvl w:ilvl="4" w:tplc="040E0003" w:tentative="1">
+      <w:start w:val="1"/>
+      <w:numFmt w:val="bullet"/>
+      <w:lvlText w:val="o"/>
+      <w:lvlJc w:val="left"/>
+      <w:pPr>
+        <w:ind w:left="3600" w:hanging="360"/>
+      </w:pPr>
+      <w:rPr>
+        <w:rFonts w:ascii="Courier New" w:hAnsi="Courier New" w:cs="Courier New" w:hint="default"/>
+      </w:rPr>
+    </w:lvl>
+    <w:lvl w:ilvl="5" w:tplc="040E0005" w:tentative="1">
+      <w:start w:val="1"/>
+      <w:numFmt w:val="bullet"/>
+      <w:lvlText w:val=""/>
+      <w:lvlJc w:val="left"/>
+      <w:pPr>
+        <w:ind w:left="4320" w:hanging="360"/>
+      </w:pPr>
+      <w:rPr>
+        <w:rFonts w:ascii="Wingdings" w:hAnsi="Wingdings" w:hint="default"/>
+      </w:rPr>
+    </w:lvl>
+    <w:lvl w:ilvl="6" w:tplc="040E0001" w:tentative="1">
+      <w:start w:val="1"/>
+      <w:numFmt w:val="bullet"/>
+      <w:lvlText w:val=""/>
+      <w:lvlJc w:val="left"/>
+      <w:pPr>
+        <w:ind w:left="5040" w:hanging="360"/>
+      </w:pPr>
+      <w:rPr>
+        <w:rFonts w:ascii="Symbol" w:hAnsi="Symbol" w:hint="default"/>
+      </w:rPr>
+    </w:lvl>
+    <w:lvl w:ilvl="7" w:tplc="040E0003" w:tentative="1">
+      <w:start w:val="1"/>
+      <w:numFmt w:val="bullet"/>
+      <w:lvlText w:val="o"/>
+      <w:lvlJc w:val="left"/>
+      <w:pPr>
+        <w:ind w:left="5760" w:hanging="360"/>
+      </w:pPr>
+      <w:rPr>
+        <w:rFonts w:ascii="Courier New" w:hAnsi="Courier New" w:cs="Courier New" w:hint="default"/>
+      </w:rPr>
+    </w:lvl>
+    <w:lvl w:ilvl="8" w:tplc="040E0005" w:tentative="1">
+      <w:start w:val="1"/>
+      <w:numFmt w:val="bullet"/>
+      <w:lvlText w:val=""/>
+      <w:lvlJc w:val="left"/>
+      <w:pPr>
+        <w:ind w:left="6480" w:hanging="360"/>
+      </w:pPr>
+      <w:rPr>
+        <w:rFonts w:ascii="Wingdings" w:hAnsi="Wingdings" w:hint="default"/>
+      </w:rPr>
+    </w:lvl>
+  </w:abstractNum>
+  <w:abstractNum w:abstractNumId="3" w15:restartNumberingAfterBreak="0">
+    <w:nsid w:val="0B1E4134"/>
+    <w:multiLevelType w:val="hybridMultilevel"/>
+    <w:tmpl w:val="57D886D2"/>
+    <w:lvl w:ilvl="0" w:tplc="040E0001">
+      <w:start w:val="1"/>
+      <w:numFmt w:val="bullet"/>
+      <w:lvlText w:val=""/>
+      <w:lvlJc w:val="left"/>
+      <w:pPr>
+        <w:ind w:left="720" w:hanging="360"/>
+      </w:pPr>
+      <w:rPr>
+        <w:rFonts w:ascii="Symbol" w:hAnsi="Symbol" w:hint="default"/>
+      </w:rPr>
+    </w:lvl>
+    <w:lvl w:ilvl="1" w:tplc="040E0003" w:tentative="1">
+      <w:start w:val="1"/>
+      <w:numFmt w:val="bullet"/>
+      <w:lvlText w:val="o"/>
+      <w:lvlJc w:val="left"/>
+      <w:pPr>
+        <w:ind w:left="1440" w:hanging="360"/>
+      </w:pPr>
+      <w:rPr>
+        <w:rFonts w:ascii="Courier New" w:hAnsi="Courier New" w:cs="Courier New" w:hint="default"/>
+      </w:rPr>
+    </w:lvl>
+    <w:lvl w:ilvl="2" w:tplc="040E0005" w:tentative="1">
+      <w:start w:val="1"/>
+      <w:numFmt w:val="bullet"/>
+      <w:lvlText w:val=""/>
+      <w:lvlJc w:val="left"/>
+      <w:pPr>
+        <w:ind w:left="2160" w:hanging="360"/>
+      </w:pPr>
+      <w:rPr>
+        <w:rFonts w:ascii="Wingdings" w:hAnsi="Wingdings" w:hint="default"/>
+      </w:rPr>
+    </w:lvl>
+    <w:lvl w:ilvl="3" w:tplc="040E0001" w:tentative="1">
+      <w:start w:val="1"/>
+      <w:numFmt w:val="bullet"/>
+      <w:lvlText w:val=""/>
+      <w:lvlJc w:val="left"/>
+      <w:pPr>
+        <w:ind w:left="2880" w:hanging="360"/>
+      </w:pPr>
+      <w:rPr>
+        <w:rFonts w:ascii="Symbol" w:hAnsi="Symbol" w:hint="default"/>
+      </w:rPr>
+    </w:lvl>
+    <w:lvl w:ilvl="4" w:tplc="040E0003" w:tentative="1">
+      <w:start w:val="1"/>
+      <w:numFmt w:val="bullet"/>
+      <w:lvlText w:val="o"/>
+      <w:lvlJc w:val="left"/>
+      <w:pPr>
+        <w:ind w:left="3600" w:hanging="360"/>
+      </w:pPr>
+      <w:rPr>
+        <w:rFonts w:ascii="Courier New" w:hAnsi="Courier New" w:cs="Courier New" w:hint="default"/>
+      </w:rPr>
+    </w:lvl>
+    <w:lvl w:ilvl="5" w:tplc="040E0005" w:tentative="1">
+      <w:start w:val="1"/>
+      <w:numFmt w:val="bullet"/>
+      <w:lvlText w:val=""/>
+      <w:lvlJc w:val="left"/>
+      <w:pPr>
+        <w:ind w:left="4320" w:hanging="360"/>
+      </w:pPr>
+      <w:rPr>
+        <w:rFonts w:ascii="Wingdings" w:hAnsi="Wingdings" w:hint="default"/>
+      </w:rPr>
+    </w:lvl>
+    <w:lvl w:ilvl="6" w:tplc="040E0001" w:tentative="1">
+      <w:start w:val="1"/>
+      <w:numFmt w:val="bullet"/>
+      <w:lvlText w:val=""/>
+      <w:lvlJc w:val="left"/>
+      <w:pPr>
+        <w:ind w:left="5040" w:hanging="360"/>
+      </w:pPr>
+      <w:rPr>
+        <w:rFonts w:ascii="Symbol" w:hAnsi="Symbol" w:hint="default"/>
+      </w:rPr>
+    </w:lvl>
+    <w:lvl w:ilvl="7" w:tplc="040E0003" w:tentative="1">
+      <w:start w:val="1"/>
+      <w:numFmt w:val="bullet"/>
+      <w:lvlText w:val="o"/>
+      <w:lvlJc w:val="left"/>
+      <w:pPr>
+        <w:ind w:left="5760" w:hanging="360"/>
+      </w:pPr>
+      <w:rPr>
+        <w:rFonts w:ascii="Courier New" w:hAnsi="Courier New" w:cs="Courier New" w:hint="default"/>
+      </w:rPr>
+    </w:lvl>
+    <w:lvl w:ilvl="8" w:tplc="040E0005" w:tentative="1">
+      <w:start w:val="1"/>
+      <w:numFmt w:val="bullet"/>
+      <w:lvlText w:val=""/>
+      <w:lvlJc w:val="left"/>
+      <w:pPr>
+        <w:ind w:left="6480" w:hanging="360"/>
+      </w:pPr>
+      <w:rPr>
+        <w:rFonts w:ascii="Wingdings" w:hAnsi="Wingdings" w:hint="default"/>
+      </w:rPr>
+    </w:lvl>
+  </w:abstractNum>
+  <w:abstractNum w:abstractNumId="4" w15:restartNumberingAfterBreak="0">
+    <w:nsid w:val="19B86492"/>
+    <w:multiLevelType w:val="hybridMultilevel"/>
+    <w:tmpl w:val="219E1B9A"/>
+    <w:lvl w:ilvl="0" w:tplc="040E0001">
+      <w:start w:val="1"/>
+      <w:numFmt w:val="bullet"/>
+      <w:lvlText w:val=""/>
+      <w:lvlJc w:val="left"/>
+      <w:pPr>
+        <w:ind w:left="720" w:hanging="360"/>
+      </w:pPr>
+      <w:rPr>
+        <w:rFonts w:ascii="Symbol" w:hAnsi="Symbol" w:hint="default"/>
+      </w:rPr>
+    </w:lvl>
+    <w:lvl w:ilvl="1" w:tplc="040E0003" w:tentative="1">
+      <w:start w:val="1"/>
+      <w:numFmt w:val="bullet"/>
+      <w:lvlText w:val="o"/>
+      <w:lvlJc w:val="left"/>
+      <w:pPr>
+        <w:ind w:left="1440" w:hanging="360"/>
+      </w:pPr>
+      <w:rPr>
+        <w:rFonts w:ascii="Courier New" w:hAnsi="Courier New" w:cs="Courier New" w:hint="default"/>
+      </w:rPr>
+    </w:lvl>
+    <w:lvl w:ilvl="2" w:tplc="040E0005" w:tentative="1">
+      <w:start w:val="1"/>
+      <w:numFmt w:val="bullet"/>
+      <w:lvlText w:val=""/>
+      <w:lvlJc w:val="left"/>
+      <w:pPr>
+        <w:ind w:left="2160" w:hanging="360"/>
+      </w:pPr>
+      <w:rPr>
+        <w:rFonts w:ascii="Wingdings" w:hAnsi="Wingdings" w:hint="default"/>
+      </w:rPr>
+    </w:lvl>
+    <w:lvl w:ilvl="3" w:tplc="040E0001" w:tentative="1">
+      <w:start w:val="1"/>
+      <w:numFmt w:val="bullet"/>
+      <w:lvlText w:val=""/>
+      <w:lvlJc w:val="left"/>
+      <w:pPr>
+        <w:ind w:left="2880" w:hanging="360"/>
+      </w:pPr>
+      <w:rPr>
+        <w:rFonts w:ascii="Symbol" w:hAnsi="Symbol" w:hint="default"/>
+      </w:rPr>
+    </w:lvl>
+    <w:lvl w:ilvl="4" w:tplc="040E0003" w:tentative="1">
+      <w:start w:val="1"/>
+      <w:numFmt w:val="bullet"/>
+      <w:lvlText w:val="o"/>
+      <w:lvlJc w:val="left"/>
+      <w:pPr>
+        <w:ind w:left="3600" w:hanging="360"/>
+      </w:pPr>
+      <w:rPr>
+        <w:rFonts w:ascii="Courier New" w:hAnsi="Courier New" w:cs="Courier New" w:hint="default"/>
+      </w:rPr>
+    </w:lvl>
+    <w:lvl w:ilvl="5" w:tplc="040E0005" w:tentative="1">
+      <w:start w:val="1"/>
+      <w:numFmt w:val="bullet"/>
+      <w:lvlText w:val=""/>
+      <w:lvlJc w:val="left"/>
+      <w:pPr>
+        <w:ind w:left="4320" w:hanging="360"/>
+      </w:pPr>
+      <w:rPr>
+        <w:rFonts w:ascii="Wingdings" w:hAnsi="Wingdings" w:hint="default"/>
+      </w:rPr>
+    </w:lvl>
+    <w:lvl w:ilvl="6" w:tplc="040E0001" w:tentative="1">
+      <w:start w:val="1"/>
+      <w:numFmt w:val="bullet"/>
+      <w:lvlText w:val=""/>
+      <w:lvlJc w:val="left"/>
+      <w:pPr>
+        <w:ind w:left="5040" w:hanging="360"/>
+      </w:pPr>
+      <w:rPr>
+        <w:rFonts w:ascii="Symbol" w:hAnsi="Symbol" w:hint="default"/>
+      </w:rPr>
+    </w:lvl>
+    <w:lvl w:ilvl="7" w:tplc="040E0003" w:tentative="1">
+      <w:start w:val="1"/>
+      <w:numFmt w:val="bullet"/>
+      <w:lvlText w:val="o"/>
+      <w:lvlJc w:val="left"/>
+      <w:pPr>
+        <w:ind w:left="5760" w:hanging="360"/>
+      </w:pPr>
+      <w:rPr>
+        <w:rFonts w:ascii="Courier New" w:hAnsi="Courier New" w:cs="Courier New" w:hint="default"/>
+      </w:rPr>
+    </w:lvl>
+    <w:lvl w:ilvl="8" w:tplc="040E0005" w:tentative="1">
+      <w:start w:val="1"/>
+      <w:numFmt w:val="bullet"/>
+      <w:lvlText w:val=""/>
+      <w:lvlJc w:val="left"/>
+      <w:pPr>
+        <w:ind w:left="6480" w:hanging="360"/>
+      </w:pPr>
+      <w:rPr>
+        <w:rFonts w:ascii="Wingdings" w:hAnsi="Wingdings" w:hint="default"/>
+      </w:rPr>
+    </w:lvl>
+  </w:abstractNum>
+  <w:abstractNum w:abstractNumId="5" w15:restartNumberingAfterBreak="0">
     <w:nsid w:val="2073016B"/>
     <w:multiLevelType w:val="hybridMultilevel"/>
     <w:tmpl w:val="4A3E973E"/>
@@ -2960,7 +4286,7 @@
       </w:rPr>
     </w:lvl>
   </w:abstractNum>
-  <w:abstractNum w:abstractNumId="3" w15:restartNumberingAfterBreak="0">
+  <w:abstractNum w:abstractNumId="6" w15:restartNumberingAfterBreak="0">
     <w:nsid w:val="301F46B3"/>
     <w:multiLevelType w:val="hybridMultilevel"/>
     <w:tmpl w:val="02A006E6"/>
@@ -3049,7 +4375,7 @@
       </w:pPr>
     </w:lvl>
   </w:abstractNum>
-  <w:abstractNum w:abstractNumId="4" w15:restartNumberingAfterBreak="0">
+  <w:abstractNum w:abstractNumId="7" w15:restartNumberingAfterBreak="0">
     <w:nsid w:val="346B1F97"/>
     <w:multiLevelType w:val="multilevel"/>
     <w:tmpl w:val="C6182570"/>
@@ -3144,7 +4470,120 @@
       </w:pPr>
     </w:lvl>
   </w:abstractNum>
-  <w:abstractNum w:abstractNumId="5" w15:restartNumberingAfterBreak="0">
+  <w:abstractNum w:abstractNumId="8" w15:restartNumberingAfterBreak="0">
+    <w:nsid w:val="3BDD4CD2"/>
+    <w:multiLevelType w:val="hybridMultilevel"/>
+    <w:tmpl w:val="C88A03EC"/>
+    <w:lvl w:ilvl="0" w:tplc="040E0001">
+      <w:start w:val="1"/>
+      <w:numFmt w:val="bullet"/>
+      <w:lvlText w:val=""/>
+      <w:lvlJc w:val="left"/>
+      <w:pPr>
+        <w:ind w:left="720" w:hanging="360"/>
+      </w:pPr>
+      <w:rPr>
+        <w:rFonts w:ascii="Symbol" w:hAnsi="Symbol" w:hint="default"/>
+      </w:rPr>
+    </w:lvl>
+    <w:lvl w:ilvl="1" w:tplc="040E0003" w:tentative="1">
+      <w:start w:val="1"/>
+      <w:numFmt w:val="bullet"/>
+      <w:lvlText w:val="o"/>
+      <w:lvlJc w:val="left"/>
+      <w:pPr>
+        <w:ind w:left="1440" w:hanging="360"/>
+      </w:pPr>
+      <w:rPr>
+        <w:rFonts w:ascii="Courier New" w:hAnsi="Courier New" w:cs="Courier New" w:hint="default"/>
+      </w:rPr>
+    </w:lvl>
+    <w:lvl w:ilvl="2" w:tplc="040E0005" w:tentative="1">
+      <w:start w:val="1"/>
+      <w:numFmt w:val="bullet"/>
+      <w:lvlText w:val=""/>
+      <w:lvlJc w:val="left"/>
+      <w:pPr>
+        <w:ind w:left="2160" w:hanging="360"/>
+      </w:pPr>
+      <w:rPr>
+        <w:rFonts w:ascii="Wingdings" w:hAnsi="Wingdings" w:hint="default"/>
+      </w:rPr>
+    </w:lvl>
+    <w:lvl w:ilvl="3" w:tplc="040E0001" w:tentative="1">
+      <w:start w:val="1"/>
+      <w:numFmt w:val="bullet"/>
+      <w:lvlText w:val=""/>
+      <w:lvlJc w:val="left"/>
+      <w:pPr>
+        <w:ind w:left="2880" w:hanging="360"/>
+      </w:pPr>
+      <w:rPr>
+        <w:rFonts w:ascii="Symbol" w:hAnsi="Symbol" w:hint="default"/>
+      </w:rPr>
+    </w:lvl>
+    <w:lvl w:ilvl="4" w:tplc="040E0003" w:tentative="1">
+      <w:start w:val="1"/>
+      <w:numFmt w:val="bullet"/>
+      <w:lvlText w:val="o"/>
+      <w:lvlJc w:val="left"/>
+      <w:pPr>
+        <w:ind w:left="3600" w:hanging="360"/>
+      </w:pPr>
+      <w:rPr>
+        <w:rFonts w:ascii="Courier New" w:hAnsi="Courier New" w:cs="Courier New" w:hint="default"/>
+      </w:rPr>
+    </w:lvl>
+    <w:lvl w:ilvl="5" w:tplc="040E0005" w:tentative="1">
+      <w:start w:val="1"/>
+      <w:numFmt w:val="bullet"/>
+      <w:lvlText w:val=""/>
+      <w:lvlJc w:val="left"/>
+      <w:pPr>
+        <w:ind w:left="4320" w:hanging="360"/>
+      </w:pPr>
+      <w:rPr>
+        <w:rFonts w:ascii="Wingdings" w:hAnsi="Wingdings" w:hint="default"/>
+      </w:rPr>
+    </w:lvl>
+    <w:lvl w:ilvl="6" w:tplc="040E0001" w:tentative="1">
+      <w:start w:val="1"/>
+      <w:numFmt w:val="bullet"/>
+      <w:lvlText w:val=""/>
+      <w:lvlJc w:val="left"/>
+      <w:pPr>
+        <w:ind w:left="5040" w:hanging="360"/>
+      </w:pPr>
+      <w:rPr>
+        <w:rFonts w:ascii="Symbol" w:hAnsi="Symbol" w:hint="default"/>
+      </w:rPr>
+    </w:lvl>
+    <w:lvl w:ilvl="7" w:tplc="040E0003" w:tentative="1">
+      <w:start w:val="1"/>
+      <w:numFmt w:val="bullet"/>
+      <w:lvlText w:val="o"/>
+      <w:lvlJc w:val="left"/>
+      <w:pPr>
+        <w:ind w:left="5760" w:hanging="360"/>
+      </w:pPr>
+      <w:rPr>
+        <w:rFonts w:ascii="Courier New" w:hAnsi="Courier New" w:cs="Courier New" w:hint="default"/>
+      </w:rPr>
+    </w:lvl>
+    <w:lvl w:ilvl="8" w:tplc="040E0005" w:tentative="1">
+      <w:start w:val="1"/>
+      <w:numFmt w:val="bullet"/>
+      <w:lvlText w:val=""/>
+      <w:lvlJc w:val="left"/>
+      <w:pPr>
+        <w:ind w:left="6480" w:hanging="360"/>
+      </w:pPr>
+      <w:rPr>
+        <w:rFonts w:ascii="Wingdings" w:hAnsi="Wingdings" w:hint="default"/>
+      </w:rPr>
+    </w:lvl>
+  </w:abstractNum>
+  <w:abstractNum w:abstractNumId="9" w15:restartNumberingAfterBreak="0">
     <w:nsid w:val="3C106F06"/>
     <w:multiLevelType w:val="hybridMultilevel"/>
     <w:tmpl w:val="B46AE228"/>
@@ -3233,7 +4672,7 @@
       </w:pPr>
     </w:lvl>
   </w:abstractNum>
-  <w:abstractNum w:abstractNumId="6" w15:restartNumberingAfterBreak="0">
+  <w:abstractNum w:abstractNumId="10" w15:restartNumberingAfterBreak="0">
     <w:nsid w:val="43665056"/>
     <w:multiLevelType w:val="multilevel"/>
     <w:tmpl w:val="00C28760"/>
@@ -3319,7 +4758,206 @@
       </w:pPr>
     </w:lvl>
   </w:abstractNum>
-  <w:abstractNum w:abstractNumId="7" w15:restartNumberingAfterBreak="0">
+  <w:abstractNum w:abstractNumId="11" w15:restartNumberingAfterBreak="0">
+    <w:nsid w:val="4E9B43D4"/>
+    <w:multiLevelType w:val="hybridMultilevel"/>
+    <w:tmpl w:val="CE60D3B6"/>
+    <w:lvl w:ilvl="0" w:tplc="040E0001">
+      <w:start w:val="1"/>
+      <w:numFmt w:val="bullet"/>
+      <w:lvlText w:val=""/>
+      <w:lvlJc w:val="left"/>
+      <w:pPr>
+        <w:ind w:left="720" w:hanging="360"/>
+      </w:pPr>
+      <w:rPr>
+        <w:rFonts w:ascii="Symbol" w:hAnsi="Symbol" w:hint="default"/>
+      </w:rPr>
+    </w:lvl>
+    <w:lvl w:ilvl="1" w:tplc="040E0003" w:tentative="1">
+      <w:start w:val="1"/>
+      <w:numFmt w:val="bullet"/>
+      <w:lvlText w:val="o"/>
+      <w:lvlJc w:val="left"/>
+      <w:pPr>
+        <w:ind w:left="1440" w:hanging="360"/>
+      </w:pPr>
+      <w:rPr>
+        <w:rFonts w:ascii="Courier New" w:hAnsi="Courier New" w:cs="Courier New" w:hint="default"/>
+      </w:rPr>
+    </w:lvl>
+    <w:lvl w:ilvl="2" w:tplc="040E0005" w:tentative="1">
+      <w:start w:val="1"/>
+      <w:numFmt w:val="bullet"/>
+      <w:lvlText w:val=""/>
+      <w:lvlJc w:val="left"/>
+      <w:pPr>
+        <w:ind w:left="2160" w:hanging="360"/>
+      </w:pPr>
+      <w:rPr>
+        <w:rFonts w:ascii="Wingdings" w:hAnsi="Wingdings" w:hint="default"/>
+      </w:rPr>
+    </w:lvl>
+    <w:lvl w:ilvl="3" w:tplc="040E0001" w:tentative="1">
+      <w:start w:val="1"/>
+      <w:numFmt w:val="bullet"/>
+      <w:lvlText w:val=""/>
+      <w:lvlJc w:val="left"/>
+      <w:pPr>
+        <w:ind w:left="2880" w:hanging="360"/>
+      </w:pPr>
+      <w:rPr>
+        <w:rFonts w:ascii="Symbol" w:hAnsi="Symbol" w:hint="default"/>
+      </w:rPr>
+    </w:lvl>
+    <w:lvl w:ilvl="4" w:tplc="040E0003" w:tentative="1">
+      <w:start w:val="1"/>
+      <w:numFmt w:val="bullet"/>
+      <w:lvlText w:val="o"/>
+      <w:lvlJc w:val="left"/>
+      <w:pPr>
+        <w:ind w:left="3600" w:hanging="360"/>
+      </w:pPr>
+      <w:rPr>
+        <w:rFonts w:ascii="Courier New" w:hAnsi="Courier New" w:cs="Courier New" w:hint="default"/>
+      </w:rPr>
+    </w:lvl>
+    <w:lvl w:ilvl="5" w:tplc="040E0005" w:tentative="1">
+      <w:start w:val="1"/>
+      <w:numFmt w:val="bullet"/>
+      <w:lvlText w:val=""/>
+      <w:lvlJc w:val="left"/>
+      <w:pPr>
+        <w:ind w:left="4320" w:hanging="360"/>
+      </w:pPr>
+      <w:rPr>
+        <w:rFonts w:ascii="Wingdings" w:hAnsi="Wingdings" w:hint="default"/>
+      </w:rPr>
+    </w:lvl>
+    <w:lvl w:ilvl="6" w:tplc="040E0001" w:tentative="1">
+      <w:start w:val="1"/>
+      <w:numFmt w:val="bullet"/>
+      <w:lvlText w:val=""/>
+      <w:lvlJc w:val="left"/>
+      <w:pPr>
+        <w:ind w:left="5040" w:hanging="360"/>
+      </w:pPr>
+      <w:rPr>
+        <w:rFonts w:ascii="Symbol" w:hAnsi="Symbol" w:hint="default"/>
+      </w:rPr>
+    </w:lvl>
+    <w:lvl w:ilvl="7" w:tplc="040E0003" w:tentative="1">
+      <w:start w:val="1"/>
+      <w:numFmt w:val="bullet"/>
+      <w:lvlText w:val="o"/>
+      <w:lvlJc w:val="left"/>
+      <w:pPr>
+        <w:ind w:left="5760" w:hanging="360"/>
+      </w:pPr>
+      <w:rPr>
+        <w:rFonts w:ascii="Courier New" w:hAnsi="Courier New" w:cs="Courier New" w:hint="default"/>
+      </w:rPr>
+    </w:lvl>
+    <w:lvl w:ilvl="8" w:tplc="040E0005" w:tentative="1">
+      <w:start w:val="1"/>
+      <w:numFmt w:val="bullet"/>
+      <w:lvlText w:val=""/>
+      <w:lvlJc w:val="left"/>
+      <w:pPr>
+        <w:ind w:left="6480" w:hanging="360"/>
+      </w:pPr>
+      <w:rPr>
+        <w:rFonts w:ascii="Wingdings" w:hAnsi="Wingdings" w:hint="default"/>
+      </w:rPr>
+    </w:lvl>
+  </w:abstractNum>
+  <w:abstractNum w:abstractNumId="12" w15:restartNumberingAfterBreak="0">
+    <w:nsid w:val="53AE088D"/>
+    <w:multiLevelType w:val="hybridMultilevel"/>
+    <w:tmpl w:val="96C8FC1A"/>
+    <w:lvl w:ilvl="0" w:tplc="040E000F">
+      <w:start w:val="1"/>
+      <w:numFmt w:val="decimal"/>
+      <w:lvlText w:val="%1."/>
+      <w:lvlJc w:val="left"/>
+      <w:pPr>
+        <w:ind w:left="720" w:hanging="360"/>
+      </w:pPr>
+    </w:lvl>
+    <w:lvl w:ilvl="1" w:tplc="040E0019" w:tentative="1">
+      <w:start w:val="1"/>
+      <w:numFmt w:val="lowerLetter"/>
+      <w:lvlText w:val="%2."/>
+      <w:lvlJc w:val="left"/>
+      <w:pPr>
+        <w:ind w:left="1440" w:hanging="360"/>
+      </w:pPr>
+    </w:lvl>
+    <w:lvl w:ilvl="2" w:tplc="040E001B" w:tentative="1">
+      <w:start w:val="1"/>
+      <w:numFmt w:val="lowerRoman"/>
+      <w:lvlText w:val="%3."/>
+      <w:lvlJc w:val="right"/>
+      <w:pPr>
+        <w:ind w:left="2160" w:hanging="180"/>
+      </w:pPr>
+    </w:lvl>
+    <w:lvl w:ilvl="3" w:tplc="040E000F" w:tentative="1">
+      <w:start w:val="1"/>
+      <w:numFmt w:val="decimal"/>
+      <w:lvlText w:val="%4."/>
+      <w:lvlJc w:val="left"/>
+      <w:pPr>
+        <w:ind w:left="2880" w:hanging="360"/>
+      </w:pPr>
+    </w:lvl>
+    <w:lvl w:ilvl="4" w:tplc="040E0019" w:tentative="1">
+      <w:start w:val="1"/>
+      <w:numFmt w:val="lowerLetter"/>
+      <w:lvlText w:val="%5."/>
+      <w:lvlJc w:val="left"/>
+      <w:pPr>
+        <w:ind w:left="3600" w:hanging="360"/>
+      </w:pPr>
+    </w:lvl>
+    <w:lvl w:ilvl="5" w:tplc="040E001B" w:tentative="1">
+      <w:start w:val="1"/>
+      <w:numFmt w:val="lowerRoman"/>
+      <w:lvlText w:val="%6."/>
+      <w:lvlJc w:val="right"/>
+      <w:pPr>
+        <w:ind w:left="4320" w:hanging="180"/>
+      </w:pPr>
+    </w:lvl>
+    <w:lvl w:ilvl="6" w:tplc="040E000F" w:tentative="1">
+      <w:start w:val="1"/>
+      <w:numFmt w:val="decimal"/>
+      <w:lvlText w:val="%7."/>
+      <w:lvlJc w:val="left"/>
+      <w:pPr>
+        <w:ind w:left="5040" w:hanging="360"/>
+      </w:pPr>
+    </w:lvl>
+    <w:lvl w:ilvl="7" w:tplc="040E0019" w:tentative="1">
+      <w:start w:val="1"/>
+      <w:numFmt w:val="lowerLetter"/>
+      <w:lvlText w:val="%8."/>
+      <w:lvlJc w:val="left"/>
+      <w:pPr>
+        <w:ind w:left="5760" w:hanging="360"/>
+      </w:pPr>
+    </w:lvl>
+    <w:lvl w:ilvl="8" w:tplc="040E001B" w:tentative="1">
+      <w:start w:val="1"/>
+      <w:numFmt w:val="lowerRoman"/>
+      <w:lvlText w:val="%9."/>
+      <w:lvlJc w:val="right"/>
+      <w:pPr>
+        <w:ind w:left="6480" w:hanging="180"/>
+      </w:pPr>
+    </w:lvl>
+  </w:abstractNum>
+  <w:abstractNum w:abstractNumId="13" w15:restartNumberingAfterBreak="0">
     <w:nsid w:val="585E459D"/>
     <w:multiLevelType w:val="hybridMultilevel"/>
     <w:tmpl w:val="02921AD2"/>
@@ -3408,7 +5046,233 @@
       </w:pPr>
     </w:lvl>
   </w:abstractNum>
-  <w:abstractNum w:abstractNumId="8" w15:restartNumberingAfterBreak="0">
+  <w:abstractNum w:abstractNumId="14" w15:restartNumberingAfterBreak="0">
+    <w:nsid w:val="5ADF684B"/>
+    <w:multiLevelType w:val="hybridMultilevel"/>
+    <w:tmpl w:val="ADD2D74A"/>
+    <w:lvl w:ilvl="0" w:tplc="040E0001">
+      <w:start w:val="1"/>
+      <w:numFmt w:val="bullet"/>
+      <w:lvlText w:val=""/>
+      <w:lvlJc w:val="left"/>
+      <w:pPr>
+        <w:ind w:left="720" w:hanging="360"/>
+      </w:pPr>
+      <w:rPr>
+        <w:rFonts w:ascii="Symbol" w:hAnsi="Symbol" w:hint="default"/>
+      </w:rPr>
+    </w:lvl>
+    <w:lvl w:ilvl="1" w:tplc="040E0003" w:tentative="1">
+      <w:start w:val="1"/>
+      <w:numFmt w:val="bullet"/>
+      <w:lvlText w:val="o"/>
+      <w:lvlJc w:val="left"/>
+      <w:pPr>
+        <w:ind w:left="1440" w:hanging="360"/>
+      </w:pPr>
+      <w:rPr>
+        <w:rFonts w:ascii="Courier New" w:hAnsi="Courier New" w:cs="Courier New" w:hint="default"/>
+      </w:rPr>
+    </w:lvl>
+    <w:lvl w:ilvl="2" w:tplc="040E0005" w:tentative="1">
+      <w:start w:val="1"/>
+      <w:numFmt w:val="bullet"/>
+      <w:lvlText w:val=""/>
+      <w:lvlJc w:val="left"/>
+      <w:pPr>
+        <w:ind w:left="2160" w:hanging="360"/>
+      </w:pPr>
+      <w:rPr>
+        <w:rFonts w:ascii="Wingdings" w:hAnsi="Wingdings" w:hint="default"/>
+      </w:rPr>
+    </w:lvl>
+    <w:lvl w:ilvl="3" w:tplc="040E0001" w:tentative="1">
+      <w:start w:val="1"/>
+      <w:numFmt w:val="bullet"/>
+      <w:lvlText w:val=""/>
+      <w:lvlJc w:val="left"/>
+      <w:pPr>
+        <w:ind w:left="2880" w:hanging="360"/>
+      </w:pPr>
+      <w:rPr>
+        <w:rFonts w:ascii="Symbol" w:hAnsi="Symbol" w:hint="default"/>
+      </w:rPr>
+    </w:lvl>
+    <w:lvl w:ilvl="4" w:tplc="040E0003" w:tentative="1">
+      <w:start w:val="1"/>
+      <w:numFmt w:val="bullet"/>
+      <w:lvlText w:val="o"/>
+      <w:lvlJc w:val="left"/>
+      <w:pPr>
+        <w:ind w:left="3600" w:hanging="360"/>
+      </w:pPr>
+      <w:rPr>
+        <w:rFonts w:ascii="Courier New" w:hAnsi="Courier New" w:cs="Courier New" w:hint="default"/>
+      </w:rPr>
+    </w:lvl>
+    <w:lvl w:ilvl="5" w:tplc="040E0005" w:tentative="1">
+      <w:start w:val="1"/>
+      <w:numFmt w:val="bullet"/>
+      <w:lvlText w:val=""/>
+      <w:lvlJc w:val="left"/>
+      <w:pPr>
+        <w:ind w:left="4320" w:hanging="360"/>
+      </w:pPr>
+      <w:rPr>
+        <w:rFonts w:ascii="Wingdings" w:hAnsi="Wingdings" w:hint="default"/>
+      </w:rPr>
+    </w:lvl>
+    <w:lvl w:ilvl="6" w:tplc="040E0001" w:tentative="1">
+      <w:start w:val="1"/>
+      <w:numFmt w:val="bullet"/>
+      <w:lvlText w:val=""/>
+      <w:lvlJc w:val="left"/>
+      <w:pPr>
+        <w:ind w:left="5040" w:hanging="360"/>
+      </w:pPr>
+      <w:rPr>
+        <w:rFonts w:ascii="Symbol" w:hAnsi="Symbol" w:hint="default"/>
+      </w:rPr>
+    </w:lvl>
+    <w:lvl w:ilvl="7" w:tplc="040E0003" w:tentative="1">
+      <w:start w:val="1"/>
+      <w:numFmt w:val="bullet"/>
+      <w:lvlText w:val="o"/>
+      <w:lvlJc w:val="left"/>
+      <w:pPr>
+        <w:ind w:left="5760" w:hanging="360"/>
+      </w:pPr>
+      <w:rPr>
+        <w:rFonts w:ascii="Courier New" w:hAnsi="Courier New" w:cs="Courier New" w:hint="default"/>
+      </w:rPr>
+    </w:lvl>
+    <w:lvl w:ilvl="8" w:tplc="040E0005" w:tentative="1">
+      <w:start w:val="1"/>
+      <w:numFmt w:val="bullet"/>
+      <w:lvlText w:val=""/>
+      <w:lvlJc w:val="left"/>
+      <w:pPr>
+        <w:ind w:left="6480" w:hanging="360"/>
+      </w:pPr>
+      <w:rPr>
+        <w:rFonts w:ascii="Wingdings" w:hAnsi="Wingdings" w:hint="default"/>
+      </w:rPr>
+    </w:lvl>
+  </w:abstractNum>
+  <w:abstractNum w:abstractNumId="15" w15:restartNumberingAfterBreak="0">
+    <w:nsid w:val="5BDE0B17"/>
+    <w:multiLevelType w:val="hybridMultilevel"/>
+    <w:tmpl w:val="6A163DAC"/>
+    <w:lvl w:ilvl="0" w:tplc="040E0001">
+      <w:start w:val="1"/>
+      <w:numFmt w:val="bullet"/>
+      <w:lvlText w:val=""/>
+      <w:lvlJc w:val="left"/>
+      <w:pPr>
+        <w:ind w:left="720" w:hanging="360"/>
+      </w:pPr>
+      <w:rPr>
+        <w:rFonts w:ascii="Symbol" w:hAnsi="Symbol" w:hint="default"/>
+      </w:rPr>
+    </w:lvl>
+    <w:lvl w:ilvl="1" w:tplc="040E0003" w:tentative="1">
+      <w:start w:val="1"/>
+      <w:numFmt w:val="bullet"/>
+      <w:lvlText w:val="o"/>
+      <w:lvlJc w:val="left"/>
+      <w:pPr>
+        <w:ind w:left="1440" w:hanging="360"/>
+      </w:pPr>
+      <w:rPr>
+        <w:rFonts w:ascii="Courier New" w:hAnsi="Courier New" w:cs="Courier New" w:hint="default"/>
+      </w:rPr>
+    </w:lvl>
+    <w:lvl w:ilvl="2" w:tplc="040E0005" w:tentative="1">
+      <w:start w:val="1"/>
+      <w:numFmt w:val="bullet"/>
+      <w:lvlText w:val=""/>
+      <w:lvlJc w:val="left"/>
+      <w:pPr>
+        <w:ind w:left="2160" w:hanging="360"/>
+      </w:pPr>
+      <w:rPr>
+        <w:rFonts w:ascii="Wingdings" w:hAnsi="Wingdings" w:hint="default"/>
+      </w:rPr>
+    </w:lvl>
+    <w:lvl w:ilvl="3" w:tplc="040E0001" w:tentative="1">
+      <w:start w:val="1"/>
+      <w:numFmt w:val="bullet"/>
+      <w:lvlText w:val=""/>
+      <w:lvlJc w:val="left"/>
+      <w:pPr>
+        <w:ind w:left="2880" w:hanging="360"/>
+      </w:pPr>
+      <w:rPr>
+        <w:rFonts w:ascii="Symbol" w:hAnsi="Symbol" w:hint="default"/>
+      </w:rPr>
+    </w:lvl>
+    <w:lvl w:ilvl="4" w:tplc="040E0003" w:tentative="1">
+      <w:start w:val="1"/>
+      <w:numFmt w:val="bullet"/>
+      <w:lvlText w:val="o"/>
+      <w:lvlJc w:val="left"/>
+      <w:pPr>
+        <w:ind w:left="3600" w:hanging="360"/>
+      </w:pPr>
+      <w:rPr>
+        <w:rFonts w:ascii="Courier New" w:hAnsi="Courier New" w:cs="Courier New" w:hint="default"/>
+      </w:rPr>
+    </w:lvl>
+    <w:lvl w:ilvl="5" w:tplc="040E0005" w:tentative="1">
+      <w:start w:val="1"/>
+      <w:numFmt w:val="bullet"/>
+      <w:lvlText w:val=""/>
+      <w:lvlJc w:val="left"/>
+      <w:pPr>
+        <w:ind w:left="4320" w:hanging="360"/>
+      </w:pPr>
+      <w:rPr>
+        <w:rFonts w:ascii="Wingdings" w:hAnsi="Wingdings" w:hint="default"/>
+      </w:rPr>
+    </w:lvl>
+    <w:lvl w:ilvl="6" w:tplc="040E0001" w:tentative="1">
+      <w:start w:val="1"/>
+      <w:numFmt w:val="bullet"/>
+      <w:lvlText w:val=""/>
+      <w:lvlJc w:val="left"/>
+      <w:pPr>
+        <w:ind w:left="5040" w:hanging="360"/>
+      </w:pPr>
+      <w:rPr>
+        <w:rFonts w:ascii="Symbol" w:hAnsi="Symbol" w:hint="default"/>
+      </w:rPr>
+    </w:lvl>
+    <w:lvl w:ilvl="7" w:tplc="040E0003" w:tentative="1">
+      <w:start w:val="1"/>
+      <w:numFmt w:val="bullet"/>
+      <w:lvlText w:val="o"/>
+      <w:lvlJc w:val="left"/>
+      <w:pPr>
+        <w:ind w:left="5760" w:hanging="360"/>
+      </w:pPr>
+      <w:rPr>
+        <w:rFonts w:ascii="Courier New" w:hAnsi="Courier New" w:cs="Courier New" w:hint="default"/>
+      </w:rPr>
+    </w:lvl>
+    <w:lvl w:ilvl="8" w:tplc="040E0005" w:tentative="1">
+      <w:start w:val="1"/>
+      <w:numFmt w:val="bullet"/>
+      <w:lvlText w:val=""/>
+      <w:lvlJc w:val="left"/>
+      <w:pPr>
+        <w:ind w:left="6480" w:hanging="360"/>
+      </w:pPr>
+      <w:rPr>
+        <w:rFonts w:ascii="Wingdings" w:hAnsi="Wingdings" w:hint="default"/>
+      </w:rPr>
+    </w:lvl>
+  </w:abstractNum>
+  <w:abstractNum w:abstractNumId="16" w15:restartNumberingAfterBreak="0">
     <w:nsid w:val="6A620E94"/>
     <w:multiLevelType w:val="hybridMultilevel"/>
     <w:tmpl w:val="27CC149C"/>
@@ -3497,7 +5361,7 @@
       </w:pPr>
     </w:lvl>
   </w:abstractNum>
-  <w:abstractNum w:abstractNumId="9" w15:restartNumberingAfterBreak="0">
+  <w:abstractNum w:abstractNumId="17" w15:restartNumberingAfterBreak="0">
     <w:nsid w:val="6C8626D1"/>
     <w:multiLevelType w:val="multilevel"/>
     <w:tmpl w:val="C2249A48"/>
@@ -3586,7 +5450,7 @@
       </w:pPr>
     </w:lvl>
   </w:abstractNum>
-  <w:abstractNum w:abstractNumId="10" w15:restartNumberingAfterBreak="0">
+  <w:abstractNum w:abstractNumId="18" w15:restartNumberingAfterBreak="0">
     <w:nsid w:val="6E951576"/>
     <w:multiLevelType w:val="multilevel"/>
     <w:tmpl w:val="64322B06"/>
@@ -3702,7 +5566,7 @@
       </w:rPr>
     </w:lvl>
   </w:abstractNum>
-  <w:abstractNum w:abstractNumId="11" w15:restartNumberingAfterBreak="0">
+  <w:abstractNum w:abstractNumId="19" w15:restartNumberingAfterBreak="0">
     <w:nsid w:val="765E5085"/>
     <w:multiLevelType w:val="multilevel"/>
     <w:tmpl w:val="040E0025"/>
@@ -3789,40 +5653,40 @@
     </w:lvl>
   </w:abstractNum>
   <w:num w:numId="1">
-    <w:abstractNumId w:val="8"/>
+    <w:abstractNumId w:val="16"/>
   </w:num>
   <w:num w:numId="2">
-    <w:abstractNumId w:val="3"/>
+    <w:abstractNumId w:val="6"/>
   </w:num>
   <w:num w:numId="3">
     <w:abstractNumId w:val="1"/>
   </w:num>
   <w:num w:numId="4">
-    <w:abstractNumId w:val="9"/>
+    <w:abstractNumId w:val="17"/>
   </w:num>
   <w:num w:numId="5">
     <w:abstractNumId w:val="0"/>
   </w:num>
   <w:num w:numId="6">
-    <w:abstractNumId w:val="4"/>
+    <w:abstractNumId w:val="7"/>
   </w:num>
   <w:num w:numId="7">
-    <w:abstractNumId w:val="6"/>
+    <w:abstractNumId w:val="10"/>
   </w:num>
   <w:num w:numId="8">
-    <w:abstractNumId w:val="5"/>
+    <w:abstractNumId w:val="9"/>
   </w:num>
   <w:num w:numId="9">
-    <w:abstractNumId w:val="7"/>
+    <w:abstractNumId w:val="13"/>
   </w:num>
   <w:num w:numId="10">
-    <w:abstractNumId w:val="10"/>
+    <w:abstractNumId w:val="18"/>
   </w:num>
   <w:num w:numId="11">
-    <w:abstractNumId w:val="11"/>
+    <w:abstractNumId w:val="19"/>
   </w:num>
   <w:num w:numId="12">
-    <w:abstractNumId w:val="11"/>
+    <w:abstractNumId w:val="19"/>
     <w:lvlOverride w:ilvl="0">
       <w:startOverride w:val="1"/>
     </w:lvlOverride>
@@ -3852,13 +5716,37 @@
     </w:lvlOverride>
   </w:num>
   <w:num w:numId="13">
+    <w:abstractNumId w:val="5"/>
+  </w:num>
+  <w:num w:numId="14">
+    <w:abstractNumId w:val="14"/>
+  </w:num>
+  <w:num w:numId="15">
+    <w:abstractNumId w:val="3"/>
+  </w:num>
+  <w:num w:numId="16">
+    <w:abstractNumId w:val="11"/>
+  </w:num>
+  <w:num w:numId="17">
+    <w:abstractNumId w:val="8"/>
+  </w:num>
+  <w:num w:numId="18">
     <w:abstractNumId w:val="2"/>
+  </w:num>
+  <w:num w:numId="19">
+    <w:abstractNumId w:val="15"/>
+  </w:num>
+  <w:num w:numId="20">
+    <w:abstractNumId w:val="4"/>
+  </w:num>
+  <w:num w:numId="21">
+    <w:abstractNumId w:val="12"/>
   </w:num>
 </w:numbering>
 </file>
 
 <file path=word/styles.xml><?xml version="1.0" encoding="utf-8"?>
-<w:styles xmlns:mc="http://schemas.openxmlformats.org/markup-compatibility/2006" xmlns:r="http://schemas.openxmlformats.org/officeDocument/2006/relationships" xmlns:w="http://schemas.openxmlformats.org/wordprocessingml/2006/main" xmlns:w14="http://schemas.microsoft.com/office/word/2010/wordml" xmlns:w15="http://schemas.microsoft.com/office/word/2012/wordml" xmlns:w16cex="http://schemas.microsoft.com/office/word/2018/wordml/cex" xmlns:w16cid="http://schemas.microsoft.com/office/word/2016/wordml/cid" xmlns:w16="http://schemas.microsoft.com/office/word/2018/wordml" xmlns:w16sdtdh="http://schemas.microsoft.com/office/word/2020/wordml/sdtdatahash" xmlns:w16se="http://schemas.microsoft.com/office/word/2015/wordml/symex" mc:Ignorable="w14 w15 w16se w16cid w16 w16cex w16sdtdh">
+<w:styles xmlns:mc="http://schemas.openxmlformats.org/markup-compatibility/2006" xmlns:r="http://schemas.openxmlformats.org/officeDocument/2006/relationships" xmlns:w="http://schemas.openxmlformats.org/wordprocessingml/2006/main" xmlns:w14="http://schemas.microsoft.com/office/word/2010/wordml" xmlns:w15="http://schemas.microsoft.com/office/word/2012/wordml" xmlns:w16se="http://schemas.microsoft.com/office/word/2015/wordml/symex" mc:Ignorable="w14 w15 w16se">
   <w:docDefaults>
     <w:rPrDefault>
       <w:rPr>
@@ -3874,7 +5762,7 @@
       </w:pPr>
     </w:pPrDefault>
   </w:docDefaults>
-  <w:latentStyles w:defLockedState="0" w:defUIPriority="99" w:defSemiHidden="0" w:defUnhideWhenUsed="0" w:defQFormat="0" w:count="376">
+  <w:latentStyles w:defLockedState="0" w:defUIPriority="99" w:defSemiHidden="0" w:defUnhideWhenUsed="0" w:defQFormat="0" w:count="371">
     <w:lsdException w:name="Normal" w:uiPriority="0" w:qFormat="1"/>
     <w:lsdException w:name="heading 1" w:uiPriority="9" w:qFormat="1"/>
     <w:lsdException w:name="heading 2" w:semiHidden="1" w:uiPriority="9" w:unhideWhenUsed="1" w:qFormat="1"/>
@@ -4246,11 +6134,6 @@
     <w:lsdException w:name="List Table 5 Dark Accent 6" w:uiPriority="50"/>
     <w:lsdException w:name="List Table 6 Colorful Accent 6" w:uiPriority="51"/>
     <w:lsdException w:name="List Table 7 Colorful Accent 6" w:uiPriority="52"/>
-    <w:lsdException w:name="Mention" w:semiHidden="1" w:unhideWhenUsed="1"/>
-    <w:lsdException w:name="Smart Hyperlink" w:semiHidden="1" w:unhideWhenUsed="1"/>
-    <w:lsdException w:name="Hashtag" w:semiHidden="1" w:unhideWhenUsed="1"/>
-    <w:lsdException w:name="Unresolved Mention" w:semiHidden="1" w:unhideWhenUsed="1"/>
-    <w:lsdException w:name="Smart Link" w:semiHidden="1" w:unhideWhenUsed="1"/>
   </w:latentStyles>
   <w:style w:type="paragraph" w:default="1" w:styleId="Norml">
     <w:name w:val="Normal"/>
@@ -5238,7 +7121,7 @@
 </file>
 
 <file path=customXml/itemProps1.xml><?xml version="1.0" encoding="utf-8"?>
-<ds:datastoreItem xmlns:ds="http://schemas.openxmlformats.org/officeDocument/2006/customXml" ds:itemID="{BB727B99-72D4-438E-9D2D-770FE1302C5E}">
+<ds:datastoreItem xmlns:ds="http://schemas.openxmlformats.org/officeDocument/2006/customXml" ds:itemID="{33626348-32E9-4328-9DD7-F82C6543655D}">
   <ds:schemaRefs>
     <ds:schemaRef ds:uri="http://schemas.openxmlformats.org/officeDocument/2006/bibliography"/>
   </ds:schemaRefs>
